--- a/re4z8r_dokumentacio.docx
+++ b/re4z8r_dokumentacio.docx
@@ -765,7 +765,7 @@
         <w:br w:type="page"/>
       </w:r>
     </w:p>
-    <w:bookmarkStart w:id="1" w:name="_Toc228206244" w:displacedByCustomXml="next"/>
+    <w:bookmarkStart w:id="1" w:name="_Toc228359960" w:displacedByCustomXml="next"/>
     <w:sdt>
       <w:sdtPr>
         <w:rPr>
@@ -813,7 +813,7 @@
           <w:r>
             <w:fldChar w:fldCharType="separate"/>
           </w:r>
-          <w:hyperlink w:anchor="_Toc228206244" w:history="1">
+          <w:hyperlink w:anchor="_Toc228359960" w:history="1">
             <w:r>
               <w:rPr>
                 <w:rStyle w:val="Hiperhivatkozs"/>
@@ -840,7 +840,7 @@
                 <w:noProof/>
                 <w:webHidden/>
               </w:rPr>
-              <w:instrText xml:space="preserve"> PAGEREF _Toc228206244 \h </w:instrText>
+              <w:instrText xml:space="preserve"> PAGEREF _Toc228359960 \h </w:instrText>
             </w:r>
             <w:r>
               <w:rPr>
@@ -885,7 +885,7 @@
               <w:lang w:eastAsia="hu-HU"/>
             </w:rPr>
           </w:pPr>
-          <w:hyperlink w:anchor="_Toc228206245" w:history="1">
+          <w:hyperlink w:anchor="_Toc228359961" w:history="1">
             <w:r>
               <w:rPr>
                 <w:rStyle w:val="Hiperhivatkozs"/>
@@ -928,7 +928,7 @@
                 <w:noProof/>
                 <w:webHidden/>
               </w:rPr>
-              <w:instrText xml:space="preserve"> PAGEREF _Toc228206245 \h </w:instrText>
+              <w:instrText xml:space="preserve"> PAGEREF _Toc228359961 \h </w:instrText>
             </w:r>
             <w:r>
               <w:rPr>
@@ -973,7 +973,7 @@
               <w:lang w:eastAsia="hu-HU"/>
             </w:rPr>
           </w:pPr>
-          <w:hyperlink w:anchor="_Toc228206246" w:history="1">
+          <w:hyperlink w:anchor="_Toc228359962" w:history="1">
             <w:r>
               <w:rPr>
                 <w:rStyle w:val="Hiperhivatkozs"/>
@@ -1016,7 +1016,7 @@
                 <w:noProof/>
                 <w:webHidden/>
               </w:rPr>
-              <w:instrText xml:space="preserve"> PAGEREF _Toc228206246 \h </w:instrText>
+              <w:instrText xml:space="preserve"> PAGEREF _Toc228359962 \h </w:instrText>
             </w:r>
             <w:r>
               <w:rPr>
@@ -1061,7 +1061,7 @@
               <w:lang w:eastAsia="hu-HU"/>
             </w:rPr>
           </w:pPr>
-          <w:hyperlink w:anchor="_Toc228206247" w:history="1">
+          <w:hyperlink w:anchor="_Toc228359963" w:history="1">
             <w:r>
               <w:rPr>
                 <w:rStyle w:val="Hiperhivatkozs"/>
@@ -1104,7 +1104,7 @@
                 <w:noProof/>
                 <w:webHidden/>
               </w:rPr>
-              <w:instrText xml:space="preserve"> PAGEREF _Toc228206247 \h </w:instrText>
+              <w:instrText xml:space="preserve"> PAGEREF _Toc228359963 \h </w:instrText>
             </w:r>
             <w:r>
               <w:rPr>
@@ -1149,7 +1149,7 @@
               <w:lang w:eastAsia="hu-HU"/>
             </w:rPr>
           </w:pPr>
-          <w:hyperlink w:anchor="_Toc228206248" w:history="1">
+          <w:hyperlink w:anchor="_Toc228359964" w:history="1">
             <w:r>
               <w:rPr>
                 <w:rStyle w:val="Hiperhivatkozs"/>
@@ -1192,7 +1192,7 @@
                 <w:noProof/>
                 <w:webHidden/>
               </w:rPr>
-              <w:instrText xml:space="preserve"> PAGEREF _Toc228206248 \h </w:instrText>
+              <w:instrText xml:space="preserve"> PAGEREF _Toc228359964 \h </w:instrText>
             </w:r>
             <w:r>
               <w:rPr>
@@ -1237,7 +1237,7 @@
               <w:lang w:eastAsia="hu-HU"/>
             </w:rPr>
           </w:pPr>
-          <w:hyperlink w:anchor="_Toc228206249" w:history="1">
+          <w:hyperlink w:anchor="_Toc228359965" w:history="1">
             <w:r>
               <w:rPr>
                 <w:rStyle w:val="Hiperhivatkozs"/>
@@ -1280,7 +1280,7 @@
                 <w:noProof/>
                 <w:webHidden/>
               </w:rPr>
-              <w:instrText xml:space="preserve"> PAGEREF _Toc228206249 \h </w:instrText>
+              <w:instrText xml:space="preserve"> PAGEREF _Toc228359965 \h </w:instrText>
             </w:r>
             <w:r>
               <w:rPr>
@@ -1325,7 +1325,7 @@
               <w:lang w:eastAsia="hu-HU"/>
             </w:rPr>
           </w:pPr>
-          <w:hyperlink w:anchor="_Toc228206250" w:history="1">
+          <w:hyperlink w:anchor="_Toc228359966" w:history="1">
             <w:r>
               <w:rPr>
                 <w:rStyle w:val="Hiperhivatkozs"/>
@@ -1368,7 +1368,7 @@
                 <w:noProof/>
                 <w:webHidden/>
               </w:rPr>
-              <w:instrText xml:space="preserve"> PAGEREF _Toc228206250 \h </w:instrText>
+              <w:instrText xml:space="preserve"> PAGEREF _Toc228359966 \h </w:instrText>
             </w:r>
             <w:r>
               <w:rPr>
@@ -1413,7 +1413,7 @@
               <w:lang w:eastAsia="hu-HU"/>
             </w:rPr>
           </w:pPr>
-          <w:hyperlink w:anchor="_Toc228206251" w:history="1">
+          <w:hyperlink w:anchor="_Toc228359967" w:history="1">
             <w:r>
               <w:rPr>
                 <w:rStyle w:val="Hiperhivatkozs"/>
@@ -1456,7 +1456,7 @@
                 <w:noProof/>
                 <w:webHidden/>
               </w:rPr>
-              <w:instrText xml:space="preserve"> PAGEREF _Toc228206251 \h </w:instrText>
+              <w:instrText xml:space="preserve"> PAGEREF _Toc228359967 \h </w:instrText>
             </w:r>
             <w:r>
               <w:rPr>
@@ -1501,7 +1501,7 @@
               <w:lang w:eastAsia="hu-HU"/>
             </w:rPr>
           </w:pPr>
-          <w:hyperlink w:anchor="_Toc228206252" w:history="1">
+          <w:hyperlink w:anchor="_Toc228359968" w:history="1">
             <w:r>
               <w:rPr>
                 <w:rStyle w:val="Hiperhivatkozs"/>
@@ -1544,7 +1544,7 @@
                 <w:noProof/>
                 <w:webHidden/>
               </w:rPr>
-              <w:instrText xml:space="preserve"> PAGEREF _Toc228206252 \h </w:instrText>
+              <w:instrText xml:space="preserve"> PAGEREF _Toc228359968 \h </w:instrText>
             </w:r>
             <w:r>
               <w:rPr>
@@ -1589,7 +1589,7 @@
               <w:lang w:eastAsia="hu-HU"/>
             </w:rPr>
           </w:pPr>
-          <w:hyperlink w:anchor="_Toc228206253" w:history="1">
+          <w:hyperlink w:anchor="_Toc228359969" w:history="1">
             <w:r>
               <w:rPr>
                 <w:rStyle w:val="Hiperhivatkozs"/>
@@ -1632,7 +1632,7 @@
                 <w:noProof/>
                 <w:webHidden/>
               </w:rPr>
-              <w:instrText xml:space="preserve"> PAGEREF _Toc228206253 \h </w:instrText>
+              <w:instrText xml:space="preserve"> PAGEREF _Toc228359969 \h </w:instrText>
             </w:r>
             <w:r>
               <w:rPr>
@@ -1677,7 +1677,7 @@
               <w:lang w:eastAsia="hu-HU"/>
             </w:rPr>
           </w:pPr>
-          <w:hyperlink w:anchor="_Toc228206254" w:history="1">
+          <w:hyperlink w:anchor="_Toc228359970" w:history="1">
             <w:r>
               <w:rPr>
                 <w:rStyle w:val="Hiperhivatkozs"/>
@@ -1720,7 +1720,7 @@
                 <w:noProof/>
                 <w:webHidden/>
               </w:rPr>
-              <w:instrText xml:space="preserve"> PAGEREF _Toc228206254 \h </w:instrText>
+              <w:instrText xml:space="preserve"> PAGEREF _Toc228359970 \h </w:instrText>
             </w:r>
             <w:r>
               <w:rPr>
@@ -1765,7 +1765,7 @@
               <w:lang w:eastAsia="hu-HU"/>
             </w:rPr>
           </w:pPr>
-          <w:hyperlink w:anchor="_Toc228206255" w:history="1">
+          <w:hyperlink w:anchor="_Toc228359971" w:history="1">
             <w:r>
               <w:rPr>
                 <w:rStyle w:val="Hiperhivatkozs"/>
@@ -1808,7 +1808,7 @@
                 <w:noProof/>
                 <w:webHidden/>
               </w:rPr>
-              <w:instrText xml:space="preserve"> PAGEREF _Toc228206255 \h </w:instrText>
+              <w:instrText xml:space="preserve"> PAGEREF _Toc228359971 \h </w:instrText>
             </w:r>
             <w:r>
               <w:rPr>
@@ -1853,7 +1853,7 @@
               <w:lang w:eastAsia="hu-HU"/>
             </w:rPr>
           </w:pPr>
-          <w:hyperlink w:anchor="_Toc228206256" w:history="1">
+          <w:hyperlink w:anchor="_Toc228359972" w:history="1">
             <w:r>
               <w:rPr>
                 <w:rStyle w:val="Hiperhivatkozs"/>
@@ -1896,7 +1896,7 @@
                 <w:noProof/>
                 <w:webHidden/>
               </w:rPr>
-              <w:instrText xml:space="preserve"> PAGEREF _Toc228206256 \h </w:instrText>
+              <w:instrText xml:space="preserve"> PAGEREF _Toc228359972 \h </w:instrText>
             </w:r>
             <w:r>
               <w:rPr>
@@ -1941,7 +1941,7 @@
               <w:lang w:eastAsia="hu-HU"/>
             </w:rPr>
           </w:pPr>
-          <w:hyperlink w:anchor="_Toc228206257" w:history="1">
+          <w:hyperlink w:anchor="_Toc228359973" w:history="1">
             <w:r>
               <w:rPr>
                 <w:rStyle w:val="Hiperhivatkozs"/>
@@ -1984,7 +1984,7 @@
                 <w:noProof/>
                 <w:webHidden/>
               </w:rPr>
-              <w:instrText xml:space="preserve"> PAGEREF _Toc228206257 \h </w:instrText>
+              <w:instrText xml:space="preserve"> PAGEREF _Toc228359973 \h </w:instrText>
             </w:r>
             <w:r>
               <w:rPr>
@@ -2029,7 +2029,7 @@
               <w:lang w:eastAsia="hu-HU"/>
             </w:rPr>
           </w:pPr>
-          <w:hyperlink w:anchor="_Toc228206258" w:history="1">
+          <w:hyperlink w:anchor="_Toc228359974" w:history="1">
             <w:r>
               <w:rPr>
                 <w:rStyle w:val="Hiperhivatkozs"/>
@@ -2072,7 +2072,7 @@
                 <w:noProof/>
                 <w:webHidden/>
               </w:rPr>
-              <w:instrText xml:space="preserve"> PAGEREF _Toc228206258 \h </w:instrText>
+              <w:instrText xml:space="preserve"> PAGEREF _Toc228359974 \h </w:instrText>
             </w:r>
             <w:r>
               <w:rPr>
@@ -2093,6 +2093,270 @@
                 <w:webHidden/>
               </w:rPr>
               <w:t>6</w:t>
+            </w:r>
+            <w:r>
+              <w:rPr>
+                <w:noProof/>
+                <w:webHidden/>
+              </w:rPr>
+              <w:fldChar w:fldCharType="end"/>
+            </w:r>
+          </w:hyperlink>
+        </w:p>
+        <w:p>
+          <w:pPr>
+            <w:pStyle w:val="TJ3"/>
+            <w:tabs>
+              <w:tab w:val="left" w:pos="1320"/>
+              <w:tab w:val="right" w:leader="dot" w:pos="9062"/>
+            </w:tabs>
+            <w:rPr>
+              <w:rFonts w:eastAsiaTheme="minorEastAsia"/>
+              <w:noProof/>
+              <w:sz w:val="22"/>
+              <w:lang w:eastAsia="hu-HU"/>
+            </w:rPr>
+          </w:pPr>
+          <w:hyperlink w:anchor="_Toc228359975" w:history="1">
+            <w:r>
+              <w:rPr>
+                <w:rStyle w:val="Hiperhivatkozs"/>
+                <w:noProof/>
+              </w:rPr>
+              <w:t>2.4.4.</w:t>
+            </w:r>
+            <w:r>
+              <w:rPr>
+                <w:rFonts w:eastAsiaTheme="minorEastAsia"/>
+                <w:noProof/>
+                <w:sz w:val="22"/>
+                <w:lang w:eastAsia="hu-HU"/>
+              </w:rPr>
+              <w:tab/>
+            </w:r>
+            <w:r>
+              <w:rPr>
+                <w:rStyle w:val="Hiperhivatkozs"/>
+                <w:noProof/>
+              </w:rPr>
+              <w:t>Harc befejezése</w:t>
+            </w:r>
+            <w:r>
+              <w:rPr>
+                <w:noProof/>
+                <w:webHidden/>
+              </w:rPr>
+              <w:tab/>
+            </w:r>
+            <w:r>
+              <w:rPr>
+                <w:noProof/>
+                <w:webHidden/>
+              </w:rPr>
+              <w:fldChar w:fldCharType="begin"/>
+            </w:r>
+            <w:r>
+              <w:rPr>
+                <w:noProof/>
+                <w:webHidden/>
+              </w:rPr>
+              <w:instrText xml:space="preserve"> PAGEREF _Toc228359975 \h </w:instrText>
+            </w:r>
+            <w:r>
+              <w:rPr>
+                <w:noProof/>
+                <w:webHidden/>
+              </w:rPr>
+            </w:r>
+            <w:r>
+              <w:rPr>
+                <w:noProof/>
+                <w:webHidden/>
+              </w:rPr>
+              <w:fldChar w:fldCharType="separate"/>
+            </w:r>
+            <w:r>
+              <w:rPr>
+                <w:noProof/>
+                <w:webHidden/>
+              </w:rPr>
+              <w:t>7</w:t>
+            </w:r>
+            <w:r>
+              <w:rPr>
+                <w:noProof/>
+                <w:webHidden/>
+              </w:rPr>
+              <w:fldChar w:fldCharType="end"/>
+            </w:r>
+          </w:hyperlink>
+        </w:p>
+        <w:p>
+          <w:pPr>
+            <w:pStyle w:val="TJ3"/>
+            <w:tabs>
+              <w:tab w:val="left" w:pos="1320"/>
+              <w:tab w:val="right" w:leader="dot" w:pos="9062"/>
+            </w:tabs>
+            <w:rPr>
+              <w:rFonts w:eastAsiaTheme="minorEastAsia"/>
+              <w:noProof/>
+              <w:sz w:val="22"/>
+              <w:lang w:eastAsia="hu-HU"/>
+            </w:rPr>
+          </w:pPr>
+          <w:hyperlink w:anchor="_Toc228359976" w:history="1">
+            <w:r>
+              <w:rPr>
+                <w:rStyle w:val="Hiperhivatkozs"/>
+                <w:noProof/>
+              </w:rPr>
+              <w:t>2.4.5.</w:t>
+            </w:r>
+            <w:r>
+              <w:rPr>
+                <w:rFonts w:eastAsiaTheme="minorEastAsia"/>
+                <w:noProof/>
+                <w:sz w:val="22"/>
+                <w:lang w:eastAsia="hu-HU"/>
+              </w:rPr>
+              <w:tab/>
+            </w:r>
+            <w:r>
+              <w:rPr>
+                <w:rStyle w:val="Hiperhivatkozs"/>
+                <w:noProof/>
+              </w:rPr>
+              <w:t>Játék vége képernyő</w:t>
+            </w:r>
+            <w:r>
+              <w:rPr>
+                <w:noProof/>
+                <w:webHidden/>
+              </w:rPr>
+              <w:tab/>
+            </w:r>
+            <w:r>
+              <w:rPr>
+                <w:noProof/>
+                <w:webHidden/>
+              </w:rPr>
+              <w:fldChar w:fldCharType="begin"/>
+            </w:r>
+            <w:r>
+              <w:rPr>
+                <w:noProof/>
+                <w:webHidden/>
+              </w:rPr>
+              <w:instrText xml:space="preserve"> PAGEREF _Toc228359976 \h </w:instrText>
+            </w:r>
+            <w:r>
+              <w:rPr>
+                <w:noProof/>
+                <w:webHidden/>
+              </w:rPr>
+            </w:r>
+            <w:r>
+              <w:rPr>
+                <w:noProof/>
+                <w:webHidden/>
+              </w:rPr>
+              <w:fldChar w:fldCharType="separate"/>
+            </w:r>
+            <w:r>
+              <w:rPr>
+                <w:noProof/>
+                <w:webHidden/>
+              </w:rPr>
+              <w:t>7</w:t>
+            </w:r>
+            <w:r>
+              <w:rPr>
+                <w:noProof/>
+                <w:webHidden/>
+              </w:rPr>
+              <w:fldChar w:fldCharType="end"/>
+            </w:r>
+          </w:hyperlink>
+        </w:p>
+        <w:p>
+          <w:pPr>
+            <w:pStyle w:val="TJ3"/>
+            <w:tabs>
+              <w:tab w:val="left" w:pos="1320"/>
+              <w:tab w:val="right" w:leader="dot" w:pos="9062"/>
+            </w:tabs>
+            <w:rPr>
+              <w:rFonts w:eastAsiaTheme="minorEastAsia"/>
+              <w:noProof/>
+              <w:sz w:val="22"/>
+              <w:lang w:eastAsia="hu-HU"/>
+            </w:rPr>
+          </w:pPr>
+          <w:hyperlink w:anchor="_Toc228359977" w:history="1">
+            <w:r>
+              <w:rPr>
+                <w:rStyle w:val="Hiperhivatkozs"/>
+                <w:noProof/>
+              </w:rPr>
+              <w:t>2.4.6.</w:t>
+            </w:r>
+            <w:r>
+              <w:rPr>
+                <w:rFonts w:eastAsiaTheme="minorEastAsia"/>
+                <w:noProof/>
+                <w:sz w:val="22"/>
+                <w:lang w:eastAsia="hu-HU"/>
+              </w:rPr>
+              <w:tab/>
+            </w:r>
+            <w:r>
+              <w:rPr>
+                <w:rStyle w:val="Hiperhivatkozs"/>
+                <w:noProof/>
+              </w:rPr>
+              <w:t>Szünet menü</w:t>
+            </w:r>
+            <w:r>
+              <w:rPr>
+                <w:noProof/>
+                <w:webHidden/>
+              </w:rPr>
+              <w:tab/>
+            </w:r>
+            <w:r>
+              <w:rPr>
+                <w:noProof/>
+                <w:webHidden/>
+              </w:rPr>
+              <w:fldChar w:fldCharType="begin"/>
+            </w:r>
+            <w:r>
+              <w:rPr>
+                <w:noProof/>
+                <w:webHidden/>
+              </w:rPr>
+              <w:instrText xml:space="preserve"> PAGEREF _Toc228359977 \h </w:instrText>
+            </w:r>
+            <w:r>
+              <w:rPr>
+                <w:noProof/>
+                <w:webHidden/>
+              </w:rPr>
+            </w:r>
+            <w:r>
+              <w:rPr>
+                <w:noProof/>
+                <w:webHidden/>
+              </w:rPr>
+              <w:fldChar w:fldCharType="separate"/>
+            </w:r>
+            <w:r>
+              <w:rPr>
+                <w:noProof/>
+                <w:webHidden/>
+              </w:rPr>
+              <w:t>7</w:t>
             </w:r>
             <w:r>
               <w:rPr>
@@ -2117,7 +2381,7 @@
               <w:lang w:eastAsia="hu-HU"/>
             </w:rPr>
           </w:pPr>
-          <w:hyperlink w:anchor="_Toc228206259" w:history="1">
+          <w:hyperlink w:anchor="_Toc228359978" w:history="1">
             <w:r>
               <w:rPr>
                 <w:rStyle w:val="Hiperhivatkozs"/>
@@ -2160,7 +2424,7 @@
                 <w:noProof/>
                 <w:webHidden/>
               </w:rPr>
-              <w:instrText xml:space="preserve"> PAGEREF _Toc228206259 \h </w:instrText>
+              <w:instrText xml:space="preserve"> PAGEREF _Toc228359978 \h </w:instrText>
             </w:r>
             <w:r>
               <w:rPr>
@@ -2180,7 +2444,271 @@
                 <w:noProof/>
                 <w:webHidden/>
               </w:rPr>
-              <w:t>6</w:t>
+              <w:t>8</w:t>
+            </w:r>
+            <w:r>
+              <w:rPr>
+                <w:noProof/>
+                <w:webHidden/>
+              </w:rPr>
+              <w:fldChar w:fldCharType="end"/>
+            </w:r>
+          </w:hyperlink>
+        </w:p>
+        <w:p>
+          <w:pPr>
+            <w:pStyle w:val="TJ3"/>
+            <w:tabs>
+              <w:tab w:val="left" w:pos="1320"/>
+              <w:tab w:val="right" w:leader="dot" w:pos="9062"/>
+            </w:tabs>
+            <w:rPr>
+              <w:rFonts w:eastAsiaTheme="minorEastAsia"/>
+              <w:noProof/>
+              <w:sz w:val="22"/>
+              <w:lang w:eastAsia="hu-HU"/>
+            </w:rPr>
+          </w:pPr>
+          <w:hyperlink w:anchor="_Toc228359979" w:history="1">
+            <w:r>
+              <w:rPr>
+                <w:rStyle w:val="Hiperhivatkozs"/>
+                <w:noProof/>
+              </w:rPr>
+              <w:t>2.5.1.</w:t>
+            </w:r>
+            <w:r>
+              <w:rPr>
+                <w:rFonts w:eastAsiaTheme="minorEastAsia"/>
+                <w:noProof/>
+                <w:sz w:val="22"/>
+                <w:lang w:eastAsia="hu-HU"/>
+              </w:rPr>
+              <w:tab/>
+            </w:r>
+            <w:r>
+              <w:rPr>
+                <w:rStyle w:val="Hiperhivatkozs"/>
+                <w:noProof/>
+              </w:rPr>
+              <w:t>Mozgás</w:t>
+            </w:r>
+            <w:r>
+              <w:rPr>
+                <w:noProof/>
+                <w:webHidden/>
+              </w:rPr>
+              <w:tab/>
+            </w:r>
+            <w:r>
+              <w:rPr>
+                <w:noProof/>
+                <w:webHidden/>
+              </w:rPr>
+              <w:fldChar w:fldCharType="begin"/>
+            </w:r>
+            <w:r>
+              <w:rPr>
+                <w:noProof/>
+                <w:webHidden/>
+              </w:rPr>
+              <w:instrText xml:space="preserve"> PAGEREF _Toc228359979 \h </w:instrText>
+            </w:r>
+            <w:r>
+              <w:rPr>
+                <w:noProof/>
+                <w:webHidden/>
+              </w:rPr>
+            </w:r>
+            <w:r>
+              <w:rPr>
+                <w:noProof/>
+                <w:webHidden/>
+              </w:rPr>
+              <w:fldChar w:fldCharType="separate"/>
+            </w:r>
+            <w:r>
+              <w:rPr>
+                <w:noProof/>
+                <w:webHidden/>
+              </w:rPr>
+              <w:t>9</w:t>
+            </w:r>
+            <w:r>
+              <w:rPr>
+                <w:noProof/>
+                <w:webHidden/>
+              </w:rPr>
+              <w:fldChar w:fldCharType="end"/>
+            </w:r>
+          </w:hyperlink>
+        </w:p>
+        <w:p>
+          <w:pPr>
+            <w:pStyle w:val="TJ3"/>
+            <w:tabs>
+              <w:tab w:val="left" w:pos="1320"/>
+              <w:tab w:val="right" w:leader="dot" w:pos="9062"/>
+            </w:tabs>
+            <w:rPr>
+              <w:rFonts w:eastAsiaTheme="minorEastAsia"/>
+              <w:noProof/>
+              <w:sz w:val="22"/>
+              <w:lang w:eastAsia="hu-HU"/>
+            </w:rPr>
+          </w:pPr>
+          <w:hyperlink w:anchor="_Toc228359980" w:history="1">
+            <w:r>
+              <w:rPr>
+                <w:rStyle w:val="Hiperhivatkozs"/>
+                <w:noProof/>
+              </w:rPr>
+              <w:t>2.5.2.</w:t>
+            </w:r>
+            <w:r>
+              <w:rPr>
+                <w:rFonts w:eastAsiaTheme="minorEastAsia"/>
+                <w:noProof/>
+                <w:sz w:val="22"/>
+                <w:lang w:eastAsia="hu-HU"/>
+              </w:rPr>
+              <w:tab/>
+            </w:r>
+            <w:r>
+              <w:rPr>
+                <w:rStyle w:val="Hiperhivatkozs"/>
+                <w:noProof/>
+              </w:rPr>
+              <w:t>Szerszámöv használata</w:t>
+            </w:r>
+            <w:r>
+              <w:rPr>
+                <w:noProof/>
+                <w:webHidden/>
+              </w:rPr>
+              <w:tab/>
+            </w:r>
+            <w:r>
+              <w:rPr>
+                <w:noProof/>
+                <w:webHidden/>
+              </w:rPr>
+              <w:fldChar w:fldCharType="begin"/>
+            </w:r>
+            <w:r>
+              <w:rPr>
+                <w:noProof/>
+                <w:webHidden/>
+              </w:rPr>
+              <w:instrText xml:space="preserve"> PAGEREF _Toc228359980 \h </w:instrText>
+            </w:r>
+            <w:r>
+              <w:rPr>
+                <w:noProof/>
+                <w:webHidden/>
+              </w:rPr>
+            </w:r>
+            <w:r>
+              <w:rPr>
+                <w:noProof/>
+                <w:webHidden/>
+              </w:rPr>
+              <w:fldChar w:fldCharType="separate"/>
+            </w:r>
+            <w:r>
+              <w:rPr>
+                <w:noProof/>
+                <w:webHidden/>
+              </w:rPr>
+              <w:t>9</w:t>
+            </w:r>
+            <w:r>
+              <w:rPr>
+                <w:noProof/>
+                <w:webHidden/>
+              </w:rPr>
+              <w:fldChar w:fldCharType="end"/>
+            </w:r>
+          </w:hyperlink>
+        </w:p>
+        <w:p>
+          <w:pPr>
+            <w:pStyle w:val="TJ3"/>
+            <w:tabs>
+              <w:tab w:val="left" w:pos="1320"/>
+              <w:tab w:val="right" w:leader="dot" w:pos="9062"/>
+            </w:tabs>
+            <w:rPr>
+              <w:rFonts w:eastAsiaTheme="minorEastAsia"/>
+              <w:noProof/>
+              <w:sz w:val="22"/>
+              <w:lang w:eastAsia="hu-HU"/>
+            </w:rPr>
+          </w:pPr>
+          <w:hyperlink w:anchor="_Toc228359981" w:history="1">
+            <w:r>
+              <w:rPr>
+                <w:rStyle w:val="Hiperhivatkozs"/>
+                <w:noProof/>
+              </w:rPr>
+              <w:t>2.5.3.</w:t>
+            </w:r>
+            <w:r>
+              <w:rPr>
+                <w:rFonts w:eastAsiaTheme="minorEastAsia"/>
+                <w:noProof/>
+                <w:sz w:val="22"/>
+                <w:lang w:eastAsia="hu-HU"/>
+              </w:rPr>
+              <w:tab/>
+            </w:r>
+            <w:r>
+              <w:rPr>
+                <w:rStyle w:val="Hiperhivatkozs"/>
+                <w:noProof/>
+              </w:rPr>
+              <w:t>Mentés</w:t>
+            </w:r>
+            <w:r>
+              <w:rPr>
+                <w:noProof/>
+                <w:webHidden/>
+              </w:rPr>
+              <w:tab/>
+            </w:r>
+            <w:r>
+              <w:rPr>
+                <w:noProof/>
+                <w:webHidden/>
+              </w:rPr>
+              <w:fldChar w:fldCharType="begin"/>
+            </w:r>
+            <w:r>
+              <w:rPr>
+                <w:noProof/>
+                <w:webHidden/>
+              </w:rPr>
+              <w:instrText xml:space="preserve"> PAGEREF _Toc228359981 \h </w:instrText>
+            </w:r>
+            <w:r>
+              <w:rPr>
+                <w:noProof/>
+                <w:webHidden/>
+              </w:rPr>
+            </w:r>
+            <w:r>
+              <w:rPr>
+                <w:noProof/>
+                <w:webHidden/>
+              </w:rPr>
+              <w:fldChar w:fldCharType="separate"/>
+            </w:r>
+            <w:r>
+              <w:rPr>
+                <w:noProof/>
+                <w:webHidden/>
+              </w:rPr>
+              <w:t>11</w:t>
             </w:r>
             <w:r>
               <w:rPr>
@@ -2205,7 +2733,7 @@
               <w:lang w:eastAsia="hu-HU"/>
             </w:rPr>
           </w:pPr>
-          <w:hyperlink w:anchor="_Toc228206260" w:history="1">
+          <w:hyperlink w:anchor="_Toc228359982" w:history="1">
             <w:r>
               <w:rPr>
                 <w:rStyle w:val="Hiperhivatkozs"/>
@@ -2248,7 +2776,7 @@
                 <w:noProof/>
                 <w:webHidden/>
               </w:rPr>
-              <w:instrText xml:space="preserve"> PAGEREF _Toc228206260 \h </w:instrText>
+              <w:instrText xml:space="preserve"> PAGEREF _Toc228359982 \h </w:instrText>
             </w:r>
             <w:r>
               <w:rPr>
@@ -2268,7 +2796,813 @@
                 <w:noProof/>
                 <w:webHidden/>
               </w:rPr>
-              <w:t>6</w:t>
+              <w:t>11</w:t>
+            </w:r>
+            <w:r>
+              <w:rPr>
+                <w:noProof/>
+                <w:webHidden/>
+              </w:rPr>
+              <w:fldChar w:fldCharType="end"/>
+            </w:r>
+          </w:hyperlink>
+        </w:p>
+        <w:p>
+          <w:pPr>
+            <w:pStyle w:val="TJ2"/>
+            <w:tabs>
+              <w:tab w:val="left" w:pos="880"/>
+              <w:tab w:val="right" w:leader="dot" w:pos="9062"/>
+            </w:tabs>
+            <w:rPr>
+              <w:rFonts w:eastAsiaTheme="minorEastAsia"/>
+              <w:noProof/>
+              <w:sz w:val="22"/>
+              <w:lang w:eastAsia="hu-HU"/>
+            </w:rPr>
+          </w:pPr>
+          <w:hyperlink w:anchor="_Toc228359983" w:history="1">
+            <w:r>
+              <w:rPr>
+                <w:rStyle w:val="Hiperhivatkozs"/>
+                <w:noProof/>
+              </w:rPr>
+              <w:t>3.1.</w:t>
+            </w:r>
+            <w:r>
+              <w:rPr>
+                <w:rFonts w:eastAsiaTheme="minorEastAsia"/>
+                <w:noProof/>
+                <w:sz w:val="22"/>
+                <w:lang w:eastAsia="hu-HU"/>
+              </w:rPr>
+              <w:tab/>
+            </w:r>
+            <w:r>
+              <w:rPr>
+                <w:rStyle w:val="Hiperhivatkozs"/>
+                <w:noProof/>
+              </w:rPr>
+              <w:t>Megoldási terv</w:t>
+            </w:r>
+            <w:r>
+              <w:rPr>
+                <w:noProof/>
+                <w:webHidden/>
+              </w:rPr>
+              <w:tab/>
+            </w:r>
+            <w:r>
+              <w:rPr>
+                <w:noProof/>
+                <w:webHidden/>
+              </w:rPr>
+              <w:fldChar w:fldCharType="begin"/>
+            </w:r>
+            <w:r>
+              <w:rPr>
+                <w:noProof/>
+                <w:webHidden/>
+              </w:rPr>
+              <w:instrText xml:space="preserve"> PAGEREF _Toc228359983 \h </w:instrText>
+            </w:r>
+            <w:r>
+              <w:rPr>
+                <w:noProof/>
+                <w:webHidden/>
+              </w:rPr>
+            </w:r>
+            <w:r>
+              <w:rPr>
+                <w:noProof/>
+                <w:webHidden/>
+              </w:rPr>
+              <w:fldChar w:fldCharType="separate"/>
+            </w:r>
+            <w:r>
+              <w:rPr>
+                <w:noProof/>
+                <w:webHidden/>
+              </w:rPr>
+              <w:t>11</w:t>
+            </w:r>
+            <w:r>
+              <w:rPr>
+                <w:noProof/>
+                <w:webHidden/>
+              </w:rPr>
+              <w:fldChar w:fldCharType="end"/>
+            </w:r>
+          </w:hyperlink>
+        </w:p>
+        <w:p>
+          <w:pPr>
+            <w:pStyle w:val="TJ3"/>
+            <w:tabs>
+              <w:tab w:val="left" w:pos="1320"/>
+              <w:tab w:val="right" w:leader="dot" w:pos="9062"/>
+            </w:tabs>
+            <w:rPr>
+              <w:rFonts w:eastAsiaTheme="minorEastAsia"/>
+              <w:noProof/>
+              <w:sz w:val="22"/>
+              <w:lang w:eastAsia="hu-HU"/>
+            </w:rPr>
+          </w:pPr>
+          <w:hyperlink w:anchor="_Toc228359984" w:history="1">
+            <w:r>
+              <w:rPr>
+                <w:rStyle w:val="Hiperhivatkozs"/>
+                <w:noProof/>
+              </w:rPr>
+              <w:t>3.1.1.</w:t>
+            </w:r>
+            <w:r>
+              <w:rPr>
+                <w:rFonts w:eastAsiaTheme="minorEastAsia"/>
+                <w:noProof/>
+                <w:sz w:val="22"/>
+                <w:lang w:eastAsia="hu-HU"/>
+              </w:rPr>
+              <w:tab/>
+            </w:r>
+            <w:r>
+              <w:rPr>
+                <w:rStyle w:val="Hiperhivatkozs"/>
+                <w:noProof/>
+              </w:rPr>
+              <w:t>Rendszer architektúra</w:t>
+            </w:r>
+            <w:r>
+              <w:rPr>
+                <w:noProof/>
+                <w:webHidden/>
+              </w:rPr>
+              <w:tab/>
+            </w:r>
+            <w:r>
+              <w:rPr>
+                <w:noProof/>
+                <w:webHidden/>
+              </w:rPr>
+              <w:fldChar w:fldCharType="begin"/>
+            </w:r>
+            <w:r>
+              <w:rPr>
+                <w:noProof/>
+                <w:webHidden/>
+              </w:rPr>
+              <w:instrText xml:space="preserve"> PAGEREF _Toc228359984 \h </w:instrText>
+            </w:r>
+            <w:r>
+              <w:rPr>
+                <w:noProof/>
+                <w:webHidden/>
+              </w:rPr>
+            </w:r>
+            <w:r>
+              <w:rPr>
+                <w:noProof/>
+                <w:webHidden/>
+              </w:rPr>
+              <w:fldChar w:fldCharType="separate"/>
+            </w:r>
+            <w:r>
+              <w:rPr>
+                <w:noProof/>
+                <w:webHidden/>
+              </w:rPr>
+              <w:t>11</w:t>
+            </w:r>
+            <w:r>
+              <w:rPr>
+                <w:noProof/>
+                <w:webHidden/>
+              </w:rPr>
+              <w:fldChar w:fldCharType="end"/>
+            </w:r>
+          </w:hyperlink>
+        </w:p>
+        <w:p>
+          <w:pPr>
+            <w:pStyle w:val="TJ3"/>
+            <w:tabs>
+              <w:tab w:val="left" w:pos="1320"/>
+              <w:tab w:val="right" w:leader="dot" w:pos="9062"/>
+            </w:tabs>
+            <w:rPr>
+              <w:rFonts w:eastAsiaTheme="minorEastAsia"/>
+              <w:noProof/>
+              <w:sz w:val="22"/>
+              <w:lang w:eastAsia="hu-HU"/>
+            </w:rPr>
+          </w:pPr>
+          <w:hyperlink w:anchor="_Toc228359985" w:history="1">
+            <w:r>
+              <w:rPr>
+                <w:rStyle w:val="Hiperhivatkozs"/>
+                <w:noProof/>
+              </w:rPr>
+              <w:t>3.1.2.</w:t>
+            </w:r>
+            <w:r>
+              <w:rPr>
+                <w:rFonts w:eastAsiaTheme="minorEastAsia"/>
+                <w:noProof/>
+                <w:sz w:val="22"/>
+                <w:lang w:eastAsia="hu-HU"/>
+              </w:rPr>
+              <w:tab/>
+            </w:r>
+            <w:r>
+              <w:rPr>
+                <w:rStyle w:val="Hiperhivatkozs"/>
+                <w:noProof/>
+              </w:rPr>
+              <w:t>Programnyelv és játékmotor kapcsolata</w:t>
+            </w:r>
+            <w:r>
+              <w:rPr>
+                <w:noProof/>
+                <w:webHidden/>
+              </w:rPr>
+              <w:tab/>
+            </w:r>
+            <w:r>
+              <w:rPr>
+                <w:noProof/>
+                <w:webHidden/>
+              </w:rPr>
+              <w:fldChar w:fldCharType="begin"/>
+            </w:r>
+            <w:r>
+              <w:rPr>
+                <w:noProof/>
+                <w:webHidden/>
+              </w:rPr>
+              <w:instrText xml:space="preserve"> PAGEREF _Toc228359985 \h </w:instrText>
+            </w:r>
+            <w:r>
+              <w:rPr>
+                <w:noProof/>
+                <w:webHidden/>
+              </w:rPr>
+            </w:r>
+            <w:r>
+              <w:rPr>
+                <w:noProof/>
+                <w:webHidden/>
+              </w:rPr>
+              <w:fldChar w:fldCharType="separate"/>
+            </w:r>
+            <w:r>
+              <w:rPr>
+                <w:noProof/>
+                <w:webHidden/>
+              </w:rPr>
+              <w:t>13</w:t>
+            </w:r>
+            <w:r>
+              <w:rPr>
+                <w:noProof/>
+                <w:webHidden/>
+              </w:rPr>
+              <w:fldChar w:fldCharType="end"/>
+            </w:r>
+          </w:hyperlink>
+        </w:p>
+        <w:p>
+          <w:pPr>
+            <w:pStyle w:val="TJ3"/>
+            <w:tabs>
+              <w:tab w:val="left" w:pos="1320"/>
+              <w:tab w:val="right" w:leader="dot" w:pos="9062"/>
+            </w:tabs>
+            <w:rPr>
+              <w:rFonts w:eastAsiaTheme="minorEastAsia"/>
+              <w:noProof/>
+              <w:sz w:val="22"/>
+              <w:lang w:eastAsia="hu-HU"/>
+            </w:rPr>
+          </w:pPr>
+          <w:hyperlink w:anchor="_Toc228359986" w:history="1">
+            <w:r>
+              <w:rPr>
+                <w:rStyle w:val="Hiperhivatkozs"/>
+                <w:noProof/>
+              </w:rPr>
+              <w:t>3.1.3.</w:t>
+            </w:r>
+            <w:r>
+              <w:rPr>
+                <w:rFonts w:eastAsiaTheme="minorEastAsia"/>
+                <w:noProof/>
+                <w:sz w:val="22"/>
+                <w:lang w:eastAsia="hu-HU"/>
+              </w:rPr>
+              <w:tab/>
+            </w:r>
+            <w:r>
+              <w:rPr>
+                <w:rStyle w:val="Hiperhivatkozs"/>
+                <w:noProof/>
+              </w:rPr>
+              <w:t>Jelenetek közti kommunikáció</w:t>
+            </w:r>
+            <w:r>
+              <w:rPr>
+                <w:noProof/>
+                <w:webHidden/>
+              </w:rPr>
+              <w:tab/>
+            </w:r>
+            <w:r>
+              <w:rPr>
+                <w:noProof/>
+                <w:webHidden/>
+              </w:rPr>
+              <w:fldChar w:fldCharType="begin"/>
+            </w:r>
+            <w:r>
+              <w:rPr>
+                <w:noProof/>
+                <w:webHidden/>
+              </w:rPr>
+              <w:instrText xml:space="preserve"> PAGEREF _Toc228359986 \h </w:instrText>
+            </w:r>
+            <w:r>
+              <w:rPr>
+                <w:noProof/>
+                <w:webHidden/>
+              </w:rPr>
+            </w:r>
+            <w:r>
+              <w:rPr>
+                <w:noProof/>
+                <w:webHidden/>
+              </w:rPr>
+              <w:fldChar w:fldCharType="separate"/>
+            </w:r>
+            <w:r>
+              <w:rPr>
+                <w:noProof/>
+                <w:webHidden/>
+              </w:rPr>
+              <w:t>13</w:t>
+            </w:r>
+            <w:r>
+              <w:rPr>
+                <w:noProof/>
+                <w:webHidden/>
+              </w:rPr>
+              <w:fldChar w:fldCharType="end"/>
+            </w:r>
+          </w:hyperlink>
+        </w:p>
+        <w:p>
+          <w:pPr>
+            <w:pStyle w:val="TJ3"/>
+            <w:tabs>
+              <w:tab w:val="left" w:pos="1320"/>
+              <w:tab w:val="right" w:leader="dot" w:pos="9062"/>
+            </w:tabs>
+            <w:rPr>
+              <w:rFonts w:eastAsiaTheme="minorEastAsia"/>
+              <w:noProof/>
+              <w:sz w:val="22"/>
+              <w:lang w:eastAsia="hu-HU"/>
+            </w:rPr>
+          </w:pPr>
+          <w:hyperlink w:anchor="_Toc228359987" w:history="1">
+            <w:r>
+              <w:rPr>
+                <w:rStyle w:val="Hiperhivatkozs"/>
+                <w:noProof/>
+              </w:rPr>
+              <w:t>3.1.4.</w:t>
+            </w:r>
+            <w:r>
+              <w:rPr>
+                <w:rFonts w:eastAsiaTheme="minorEastAsia"/>
+                <w:noProof/>
+                <w:sz w:val="22"/>
+                <w:lang w:eastAsia="hu-HU"/>
+              </w:rPr>
+              <w:tab/>
+            </w:r>
+            <w:r>
+              <w:rPr>
+                <w:rStyle w:val="Hiperhivatkozs"/>
+                <w:noProof/>
+              </w:rPr>
+              <w:t>A Scene Tree szerkezete</w:t>
+            </w:r>
+            <w:r>
+              <w:rPr>
+                <w:noProof/>
+                <w:webHidden/>
+              </w:rPr>
+              <w:tab/>
+            </w:r>
+            <w:r>
+              <w:rPr>
+                <w:noProof/>
+                <w:webHidden/>
+              </w:rPr>
+              <w:fldChar w:fldCharType="begin"/>
+            </w:r>
+            <w:r>
+              <w:rPr>
+                <w:noProof/>
+                <w:webHidden/>
+              </w:rPr>
+              <w:instrText xml:space="preserve"> PAGEREF _Toc228359987 \h </w:instrText>
+            </w:r>
+            <w:r>
+              <w:rPr>
+                <w:noProof/>
+                <w:webHidden/>
+              </w:rPr>
+            </w:r>
+            <w:r>
+              <w:rPr>
+                <w:noProof/>
+                <w:webHidden/>
+              </w:rPr>
+              <w:fldChar w:fldCharType="separate"/>
+            </w:r>
+            <w:r>
+              <w:rPr>
+                <w:noProof/>
+                <w:webHidden/>
+              </w:rPr>
+              <w:t>14</w:t>
+            </w:r>
+            <w:r>
+              <w:rPr>
+                <w:noProof/>
+                <w:webHidden/>
+              </w:rPr>
+              <w:fldChar w:fldCharType="end"/>
+            </w:r>
+          </w:hyperlink>
+        </w:p>
+        <w:p>
+          <w:pPr>
+            <w:pStyle w:val="TJ3"/>
+            <w:tabs>
+              <w:tab w:val="left" w:pos="1320"/>
+              <w:tab w:val="right" w:leader="dot" w:pos="9062"/>
+            </w:tabs>
+            <w:rPr>
+              <w:rFonts w:eastAsiaTheme="minorEastAsia"/>
+              <w:noProof/>
+              <w:sz w:val="22"/>
+              <w:lang w:eastAsia="hu-HU"/>
+            </w:rPr>
+          </w:pPr>
+          <w:hyperlink w:anchor="_Toc228359988" w:history="1">
+            <w:r>
+              <w:rPr>
+                <w:rStyle w:val="Hiperhivatkozs"/>
+                <w:noProof/>
+              </w:rPr>
+              <w:t>3.1.5.</w:t>
+            </w:r>
+            <w:r>
+              <w:rPr>
+                <w:rFonts w:eastAsiaTheme="minorEastAsia"/>
+                <w:noProof/>
+                <w:sz w:val="22"/>
+                <w:lang w:eastAsia="hu-HU"/>
+              </w:rPr>
+              <w:tab/>
+            </w:r>
+            <w:r>
+              <w:rPr>
+                <w:rStyle w:val="Hiperhivatkozs"/>
+                <w:noProof/>
+              </w:rPr>
+              <w:t>Alkotó elemek állapota</w:t>
+            </w:r>
+            <w:r>
+              <w:rPr>
+                <w:noProof/>
+                <w:webHidden/>
+              </w:rPr>
+              <w:tab/>
+            </w:r>
+            <w:r>
+              <w:rPr>
+                <w:noProof/>
+                <w:webHidden/>
+              </w:rPr>
+              <w:fldChar w:fldCharType="begin"/>
+            </w:r>
+            <w:r>
+              <w:rPr>
+                <w:noProof/>
+                <w:webHidden/>
+              </w:rPr>
+              <w:instrText xml:space="preserve"> PAGEREF _Toc228359988 \h </w:instrText>
+            </w:r>
+            <w:r>
+              <w:rPr>
+                <w:noProof/>
+                <w:webHidden/>
+              </w:rPr>
+            </w:r>
+            <w:r>
+              <w:rPr>
+                <w:noProof/>
+                <w:webHidden/>
+              </w:rPr>
+              <w:fldChar w:fldCharType="separate"/>
+            </w:r>
+            <w:r>
+              <w:rPr>
+                <w:noProof/>
+                <w:webHidden/>
+              </w:rPr>
+              <w:t>22</w:t>
+            </w:r>
+            <w:r>
+              <w:rPr>
+                <w:noProof/>
+                <w:webHidden/>
+              </w:rPr>
+              <w:fldChar w:fldCharType="end"/>
+            </w:r>
+          </w:hyperlink>
+        </w:p>
+        <w:p>
+          <w:pPr>
+            <w:pStyle w:val="TJ3"/>
+            <w:tabs>
+              <w:tab w:val="left" w:pos="1320"/>
+              <w:tab w:val="right" w:leader="dot" w:pos="9062"/>
+            </w:tabs>
+            <w:rPr>
+              <w:rFonts w:eastAsiaTheme="minorEastAsia"/>
+              <w:noProof/>
+              <w:sz w:val="22"/>
+              <w:lang w:eastAsia="hu-HU"/>
+            </w:rPr>
+          </w:pPr>
+          <w:hyperlink w:anchor="_Toc228359989" w:history="1">
+            <w:r>
+              <w:rPr>
+                <w:rStyle w:val="Hiperhivatkozs"/>
+                <w:noProof/>
+              </w:rPr>
+              <w:t>3.1.6.</w:t>
+            </w:r>
+            <w:r>
+              <w:rPr>
+                <w:rFonts w:eastAsiaTheme="minorEastAsia"/>
+                <w:noProof/>
+                <w:sz w:val="22"/>
+                <w:lang w:eastAsia="hu-HU"/>
+              </w:rPr>
+              <w:tab/>
+            </w:r>
+            <w:r>
+              <w:rPr>
+                <w:rStyle w:val="Hiperhivatkozs"/>
+                <w:noProof/>
+              </w:rPr>
+              <w:t>Véle</w:t>
+            </w:r>
+            <w:r>
+              <w:rPr>
+                <w:rStyle w:val="Hiperhivatkozs"/>
+                <w:noProof/>
+              </w:rPr>
+              <w:t>t</w:t>
+            </w:r>
+            <w:r>
+              <w:rPr>
+                <w:rStyle w:val="Hiperhivatkozs"/>
+                <w:noProof/>
+              </w:rPr>
+              <w:t>lenszerű térkép létrehozása</w:t>
+            </w:r>
+            <w:r>
+              <w:rPr>
+                <w:noProof/>
+                <w:webHidden/>
+              </w:rPr>
+              <w:tab/>
+            </w:r>
+            <w:r>
+              <w:rPr>
+                <w:noProof/>
+                <w:webHidden/>
+              </w:rPr>
+              <w:fldChar w:fldCharType="begin"/>
+            </w:r>
+            <w:r>
+              <w:rPr>
+                <w:noProof/>
+                <w:webHidden/>
+              </w:rPr>
+              <w:instrText xml:space="preserve"> PAGEREF _Toc228359989 \h </w:instrText>
+            </w:r>
+            <w:r>
+              <w:rPr>
+                <w:noProof/>
+                <w:webHidden/>
+              </w:rPr>
+            </w:r>
+            <w:r>
+              <w:rPr>
+                <w:noProof/>
+                <w:webHidden/>
+              </w:rPr>
+              <w:fldChar w:fldCharType="separate"/>
+            </w:r>
+            <w:r>
+              <w:rPr>
+                <w:noProof/>
+                <w:webHidden/>
+              </w:rPr>
+              <w:t>25</w:t>
+            </w:r>
+            <w:r>
+              <w:rPr>
+                <w:noProof/>
+                <w:webHidden/>
+              </w:rPr>
+              <w:fldChar w:fldCharType="end"/>
+            </w:r>
+          </w:hyperlink>
+        </w:p>
+        <w:p>
+          <w:pPr>
+            <w:pStyle w:val="TJ2"/>
+            <w:tabs>
+              <w:tab w:val="left" w:pos="880"/>
+              <w:tab w:val="right" w:leader="dot" w:pos="9062"/>
+            </w:tabs>
+            <w:rPr>
+              <w:rFonts w:eastAsiaTheme="minorEastAsia"/>
+              <w:noProof/>
+              <w:sz w:val="22"/>
+              <w:lang w:eastAsia="hu-HU"/>
+            </w:rPr>
+          </w:pPr>
+          <w:hyperlink w:anchor="_Toc228359990" w:history="1">
+            <w:r>
+              <w:rPr>
+                <w:rStyle w:val="Hiperhivatkozs"/>
+                <w:noProof/>
+              </w:rPr>
+              <w:t>3.2.</w:t>
+            </w:r>
+            <w:r>
+              <w:rPr>
+                <w:rFonts w:eastAsiaTheme="minorEastAsia"/>
+                <w:noProof/>
+                <w:sz w:val="22"/>
+                <w:lang w:eastAsia="hu-HU"/>
+              </w:rPr>
+              <w:tab/>
+            </w:r>
+            <w:r>
+              <w:rPr>
+                <w:rStyle w:val="Hiperhivatkozs"/>
+                <w:noProof/>
+              </w:rPr>
+              <w:t>Megvalósítás részei</w:t>
+            </w:r>
+            <w:r>
+              <w:rPr>
+                <w:noProof/>
+                <w:webHidden/>
+              </w:rPr>
+              <w:tab/>
+            </w:r>
+            <w:r>
+              <w:rPr>
+                <w:noProof/>
+                <w:webHidden/>
+              </w:rPr>
+              <w:fldChar w:fldCharType="begin"/>
+            </w:r>
+            <w:r>
+              <w:rPr>
+                <w:noProof/>
+                <w:webHidden/>
+              </w:rPr>
+              <w:instrText xml:space="preserve"> PAGEREF _Toc228359990 \h </w:instrText>
+            </w:r>
+            <w:r>
+              <w:rPr>
+                <w:noProof/>
+                <w:webHidden/>
+              </w:rPr>
+            </w:r>
+            <w:r>
+              <w:rPr>
+                <w:noProof/>
+                <w:webHidden/>
+              </w:rPr>
+              <w:fldChar w:fldCharType="separate"/>
+            </w:r>
+            <w:r>
+              <w:rPr>
+                <w:noProof/>
+                <w:webHidden/>
+              </w:rPr>
+              <w:t>25</w:t>
+            </w:r>
+            <w:r>
+              <w:rPr>
+                <w:noProof/>
+                <w:webHidden/>
+              </w:rPr>
+              <w:fldChar w:fldCharType="end"/>
+            </w:r>
+          </w:hyperlink>
+        </w:p>
+        <w:p>
+          <w:pPr>
+            <w:pStyle w:val="TJ3"/>
+            <w:tabs>
+              <w:tab w:val="left" w:pos="1320"/>
+              <w:tab w:val="right" w:leader="dot" w:pos="9062"/>
+            </w:tabs>
+            <w:rPr>
+              <w:rFonts w:eastAsiaTheme="minorEastAsia"/>
+              <w:noProof/>
+              <w:sz w:val="22"/>
+              <w:lang w:eastAsia="hu-HU"/>
+            </w:rPr>
+          </w:pPr>
+          <w:hyperlink w:anchor="_Toc228359991" w:history="1">
+            <w:r>
+              <w:rPr>
+                <w:rStyle w:val="Hiperhivatkozs"/>
+                <w:noProof/>
+              </w:rPr>
+              <w:t>3.2.1.</w:t>
+            </w:r>
+            <w:r>
+              <w:rPr>
+                <w:rFonts w:eastAsiaTheme="minorEastAsia"/>
+                <w:noProof/>
+                <w:sz w:val="22"/>
+                <w:lang w:eastAsia="hu-HU"/>
+              </w:rPr>
+              <w:tab/>
+            </w:r>
+            <w:r>
+              <w:rPr>
+                <w:rStyle w:val="Hiperhivatkozs"/>
+                <w:noProof/>
+              </w:rPr>
+              <w:t>GDScript nyelvi elemeinek használata</w:t>
+            </w:r>
+            <w:r>
+              <w:rPr>
+                <w:noProof/>
+                <w:webHidden/>
+              </w:rPr>
+              <w:tab/>
+            </w:r>
+            <w:r>
+              <w:rPr>
+                <w:noProof/>
+                <w:webHidden/>
+              </w:rPr>
+              <w:fldChar w:fldCharType="begin"/>
+            </w:r>
+            <w:r>
+              <w:rPr>
+                <w:noProof/>
+                <w:webHidden/>
+              </w:rPr>
+              <w:instrText xml:space="preserve"> PAGEREF _Toc228359991 \h </w:instrText>
+            </w:r>
+            <w:r>
+              <w:rPr>
+                <w:noProof/>
+                <w:webHidden/>
+              </w:rPr>
+            </w:r>
+            <w:r>
+              <w:rPr>
+                <w:noProof/>
+                <w:webHidden/>
+              </w:rPr>
+              <w:fldChar w:fldCharType="separate"/>
+            </w:r>
+            <w:r>
+              <w:rPr>
+                <w:noProof/>
+                <w:webHidden/>
+              </w:rPr>
+              <w:t>25</w:t>
             </w:r>
             <w:r>
               <w:rPr>
@@ -2293,7 +3627,7 @@
               <w:lang w:eastAsia="hu-HU"/>
             </w:rPr>
           </w:pPr>
-          <w:hyperlink w:anchor="_Toc228206261" w:history="1">
+          <w:hyperlink w:anchor="_Toc228359992" w:history="1">
             <w:r>
               <w:rPr>
                 <w:rStyle w:val="Hiperhivatkozs"/>
@@ -2336,7 +3670,7 @@
                 <w:noProof/>
                 <w:webHidden/>
               </w:rPr>
-              <w:instrText xml:space="preserve"> PAGEREF _Toc228206261 \h </w:instrText>
+              <w:instrText xml:space="preserve"> PAGEREF _Toc228359992 \h </w:instrText>
             </w:r>
             <w:r>
               <w:rPr>
@@ -2356,7 +3690,7 @@
                 <w:noProof/>
                 <w:webHidden/>
               </w:rPr>
-              <w:t>7</w:t>
+              <w:t>26</w:t>
             </w:r>
             <w:r>
               <w:rPr>
@@ -2381,7 +3715,7 @@
               <w:lang w:eastAsia="hu-HU"/>
             </w:rPr>
           </w:pPr>
-          <w:hyperlink w:anchor="_Toc228206262" w:history="1">
+          <w:hyperlink w:anchor="_Toc228359993" w:history="1">
             <w:r>
               <w:rPr>
                 <w:rStyle w:val="Hiperhivatkozs"/>
@@ -2424,7 +3758,7 @@
                 <w:noProof/>
                 <w:webHidden/>
               </w:rPr>
-              <w:instrText xml:space="preserve"> PAGEREF _Toc228206262 \h </w:instrText>
+              <w:instrText xml:space="preserve"> PAGEREF _Toc228359993 \h </w:instrText>
             </w:r>
             <w:r>
               <w:rPr>
@@ -2444,7 +3778,7 @@
                 <w:noProof/>
                 <w:webHidden/>
               </w:rPr>
-              <w:t>8</w:t>
+              <w:t>27</w:t>
             </w:r>
             <w:r>
               <w:rPr>
@@ -2469,7 +3803,7 @@
               <w:lang w:eastAsia="hu-HU"/>
             </w:rPr>
           </w:pPr>
-          <w:hyperlink w:anchor="_Toc228206263" w:history="1">
+          <w:hyperlink w:anchor="_Toc228359994" w:history="1">
             <w:r>
               <w:rPr>
                 <w:rStyle w:val="Hiperhivatkozs"/>
@@ -2512,7 +3846,7 @@
                 <w:noProof/>
                 <w:webHidden/>
               </w:rPr>
-              <w:instrText xml:space="preserve"> PAGEREF _Toc228206263 \h </w:instrText>
+              <w:instrText xml:space="preserve"> PAGEREF _Toc228359994 \h </w:instrText>
             </w:r>
             <w:r>
               <w:rPr>
@@ -2532,7 +3866,7 @@
                 <w:noProof/>
                 <w:webHidden/>
               </w:rPr>
-              <w:t>9</w:t>
+              <w:t>28</w:t>
             </w:r>
             <w:r>
               <w:rPr>
@@ -2569,7 +3903,7 @@
       <w:pPr>
         <w:pStyle w:val="Cmsor1"/>
       </w:pPr>
-      <w:bookmarkStart w:id="2" w:name="_Toc228206245"/>
+      <w:bookmarkStart w:id="2" w:name="_Toc228359961"/>
       <w:r>
         <w:lastRenderedPageBreak/>
         <w:t>Bevezet</w:t>
@@ -2619,7 +3953,7 @@
       <w:pPr>
         <w:pStyle w:val="Cmsor2"/>
       </w:pPr>
-      <w:bookmarkStart w:id="3" w:name="_Toc228206246"/>
+      <w:bookmarkStart w:id="3" w:name="_Toc228359962"/>
       <w:r>
         <w:t>Célkitűzés</w:t>
       </w:r>
@@ -2706,7 +4040,7 @@
       <w:pPr>
         <w:pStyle w:val="Cmsor2"/>
       </w:pPr>
-      <w:bookmarkStart w:id="4" w:name="_Toc228206247"/>
+      <w:bookmarkStart w:id="4" w:name="_Toc228359963"/>
       <w:r>
         <w:t>Játékmotor és programnyelv</w:t>
       </w:r>
@@ -2807,7 +4141,7 @@
       <w:pPr>
         <w:pStyle w:val="Cmsor1"/>
       </w:pPr>
-      <w:bookmarkStart w:id="5" w:name="_Toc228206248"/>
+      <w:bookmarkStart w:id="5" w:name="_Toc228359964"/>
       <w:r>
         <w:t>Felhasználói dokumentáció</w:t>
       </w:r>
@@ -2817,7 +4151,7 @@
       <w:pPr>
         <w:pStyle w:val="Cmsor2"/>
       </w:pPr>
-      <w:bookmarkStart w:id="6" w:name="_Toc228206249"/>
+      <w:bookmarkStart w:id="6" w:name="_Toc228359965"/>
       <w:r>
         <w:t>Célközönség</w:t>
       </w:r>
@@ -2832,7 +4166,7 @@
       <w:pPr>
         <w:pStyle w:val="Cmsor3"/>
       </w:pPr>
-      <w:bookmarkStart w:id="7" w:name="_Toc228206250"/>
+      <w:bookmarkStart w:id="7" w:name="_Toc228359966"/>
       <w:r>
         <w:lastRenderedPageBreak/>
         <w:t>Időtartam</w:t>
@@ -2857,7 +4191,7 @@
       <w:pPr>
         <w:pStyle w:val="Cmsor2"/>
       </w:pPr>
-      <w:bookmarkStart w:id="8" w:name="_Toc228206251"/>
+      <w:bookmarkStart w:id="8" w:name="_Toc228359967"/>
       <w:r>
         <w:t>Rendszerkövetelmények</w:t>
       </w:r>
@@ -2872,7 +4206,7 @@
       <w:pPr>
         <w:pStyle w:val="Cmsor3"/>
       </w:pPr>
-      <w:bookmarkStart w:id="9" w:name="_Toc228206252"/>
+      <w:bookmarkStart w:id="9" w:name="_Toc228359968"/>
       <w:r>
         <w:t>Szükséges b</w:t>
       </w:r>
@@ -2896,7 +4230,7 @@
       <w:pPr>
         <w:pStyle w:val="Cmsor2"/>
       </w:pPr>
-      <w:bookmarkStart w:id="10" w:name="_Toc228206253"/>
+      <w:bookmarkStart w:id="10" w:name="_Toc228359969"/>
       <w:r>
         <w:t>A játék indítása</w:t>
       </w:r>
@@ -2934,7 +4268,7 @@
       <w:pPr>
         <w:pStyle w:val="Cmsor3"/>
       </w:pPr>
-      <w:bookmarkStart w:id="11" w:name="_Toc228206254"/>
+      <w:bookmarkStart w:id="11" w:name="_Toc228359970"/>
       <w:r>
         <w:t>Kilépés a játékból és mentés</w:t>
       </w:r>
@@ -2949,7 +4283,7 @@
       <w:pPr>
         <w:pStyle w:val="Cmsor2"/>
       </w:pPr>
-      <w:bookmarkStart w:id="12" w:name="_Toc228206255"/>
+      <w:bookmarkStart w:id="12" w:name="_Toc228359971"/>
       <w:r>
         <w:t>Felhasználói felület</w:t>
       </w:r>
@@ -2997,7 +4331,7 @@
       <w:pPr>
         <w:pStyle w:val="Cmsor3"/>
       </w:pPr>
-      <w:bookmarkStart w:id="13" w:name="_Toc228206256"/>
+      <w:bookmarkStart w:id="13" w:name="_Toc228359972"/>
       <w:r>
         <w:lastRenderedPageBreak/>
         <w:t>Főmenü</w:t>
@@ -3049,7 +4383,7 @@
             <v:path o:extrusionok="f" gradientshapeok="t" o:connecttype="rect"/>
             <o:lock v:ext="edit" aspectratio="t"/>
           </v:shapetype>
-          <v:shape id="_x0000_i1025" type="#_x0000_t75" style="width:453pt;height:255pt">
+          <v:shape id="_x0000_i1067" type="#_x0000_t75" style="width:453pt;height:255pt">
             <v:imagedata r:id="rId14" o:title="Képernyőkép 2026-04-25 001648"/>
           </v:shape>
         </w:pict>
@@ -3164,7 +4498,7 @@
       <w:pPr>
         <w:pStyle w:val="Cmsor3"/>
       </w:pPr>
-      <w:bookmarkStart w:id="14" w:name="_Toc228206257"/>
+      <w:bookmarkStart w:id="14" w:name="_Toc228359973"/>
       <w:r>
         <w:lastRenderedPageBreak/>
         <w:t>Játék felület</w:t>
@@ -3188,7 +4522,7 @@
       </w:pPr>
       <w:r>
         <w:pict w14:anchorId="14E9B518">
-          <v:shape id="_x0000_i1026" type="#_x0000_t75" style="width:453pt;height:255pt">
+          <v:shape id="_x0000_i1068" type="#_x0000_t75" style="width:453pt;height:255pt">
             <v:imagedata r:id="rId15" o:title="Képernyőkép 2026-04-25 001846"/>
           </v:shape>
         </w:pict>
@@ -3287,7 +4621,7 @@
       <w:pPr>
         <w:pStyle w:val="Cmsor3"/>
       </w:pPr>
-      <w:bookmarkStart w:id="15" w:name="_Toc228206258"/>
+      <w:bookmarkStart w:id="15" w:name="_Toc228359974"/>
       <w:r>
         <w:lastRenderedPageBreak/>
         <w:t>Játékfelület harc térképen</w:t>
@@ -3314,7 +4648,7 @@
       </w:pPr>
       <w:r>
         <w:pict w14:anchorId="5242EB45">
-          <v:shape id="_x0000_i1027" type="#_x0000_t75" style="width:452.4pt;height:255pt">
+          <v:shape id="_x0000_i1069" type="#_x0000_t75" style="width:452.4pt;height:255pt">
             <v:imagedata r:id="rId16" o:title="Képernyőkép 2026-04-25 001731"/>
           </v:shape>
         </w:pict>
@@ -3422,10 +4756,12 @@
       <w:pPr>
         <w:pStyle w:val="Cmsor3"/>
       </w:pPr>
+      <w:bookmarkStart w:id="16" w:name="_Toc228359975"/>
       <w:r>
         <w:lastRenderedPageBreak/>
         <w:t>Harc befejezése</w:t>
       </w:r>
+      <w:bookmarkEnd w:id="16"/>
     </w:p>
     <w:p>
       <w:r>
@@ -3448,9 +4784,11 @@
       <w:pPr>
         <w:pStyle w:val="Cmsor3"/>
       </w:pPr>
+      <w:bookmarkStart w:id="17" w:name="_Toc228359976"/>
       <w:r>
         <w:t>Játék vége képernyő</w:t>
       </w:r>
+      <w:bookmarkEnd w:id="17"/>
     </w:p>
     <w:p>
       <w:r>
@@ -3466,7 +4804,7 @@
       </w:pPr>
       <w:r>
         <w:pict w14:anchorId="7FFF957E">
-          <v:shape id="_x0000_i1028" type="#_x0000_t75" style="width:453.6pt;height:255pt">
+          <v:shape id="_x0000_i1070" type="#_x0000_t75" style="width:453.6pt;height:255pt">
             <v:imagedata r:id="rId17" o:title="Képernyőkép 2026-04-27 144718"/>
           </v:shape>
         </w:pict>
@@ -3523,9 +4861,11 @@
       <w:pPr>
         <w:pStyle w:val="Cmsor3"/>
       </w:pPr>
+      <w:bookmarkStart w:id="18" w:name="_Toc228359977"/>
       <w:r>
         <w:t>Szünet menü</w:t>
       </w:r>
+      <w:bookmarkEnd w:id="18"/>
     </w:p>
     <w:p>
       <w:r>
@@ -3611,7 +4951,7 @@
       </w:pPr>
       <w:r>
         <w:pict w14:anchorId="6455BAF0">
-          <v:shape id="_x0000_i1029" type="#_x0000_t75" style="width:453.6pt;height:255pt">
+          <v:shape id="_x0000_i1071" type="#_x0000_t75" style="width:453.6pt;height:255pt">
             <v:imagedata r:id="rId18" o:title="Képernyőkép 2026-04-27 210847"/>
           </v:shape>
         </w:pict>
@@ -3624,11 +4964,11 @@
       <w:pPr>
         <w:pStyle w:val="Cmsor2"/>
       </w:pPr>
-      <w:bookmarkStart w:id="16" w:name="_Toc228206259"/>
+      <w:bookmarkStart w:id="19" w:name="_Toc228359978"/>
       <w:r>
         <w:t>Mozgás és játékmenet</w:t>
       </w:r>
-      <w:bookmarkEnd w:id="16"/>
+      <w:bookmarkEnd w:id="19"/>
     </w:p>
     <w:p>
       <w:r>
@@ -3736,9 +5076,11 @@
       <w:pPr>
         <w:pStyle w:val="Cmsor3"/>
       </w:pPr>
+      <w:bookmarkStart w:id="20" w:name="_Toc228359979"/>
       <w:r>
         <w:t>Mozgás</w:t>
       </w:r>
+      <w:bookmarkEnd w:id="20"/>
     </w:p>
     <w:p>
       <w:r>
@@ -3798,9 +5140,11 @@
       <w:pPr>
         <w:pStyle w:val="Cmsor3"/>
       </w:pPr>
+      <w:bookmarkStart w:id="21" w:name="_Toc228359980"/>
       <w:r>
         <w:t>Szerszámöv használata</w:t>
       </w:r>
+      <w:bookmarkEnd w:id="21"/>
     </w:p>
     <w:p>
       <w:r>
@@ -3826,7 +5170,7 @@
       <w:r>
         <w:lastRenderedPageBreak/>
         <w:pict w14:anchorId="77B77162">
-          <v:shape id="_x0000_i1030" type="#_x0000_t75" style="width:447.6pt;height:120pt">
+          <v:shape id="_x0000_i1072" type="#_x0000_t75" style="width:447.6pt;height:120pt">
             <v:imagedata r:id="rId19" o:title="Képernyőkép 2026-04-25 00184600"/>
           </v:shape>
         </w:pict>
@@ -3873,7 +5217,7 @@
       </w:pPr>
       <w:r>
         <w:pict w14:anchorId="35F2B181">
-          <v:shape id="_x0000_i1031" type="#_x0000_t75" style="width:453pt;height:160.8pt">
+          <v:shape id="_x0000_i1073" type="#_x0000_t75" style="width:453pt;height:160.8pt">
             <v:imagedata r:id="rId20" o:title="Képernyőkép 2026-04-25 00181200"/>
           </v:shape>
         </w:pict>
@@ -3897,10 +5241,12 @@
       <w:pPr>
         <w:pStyle w:val="Cmsor3"/>
       </w:pPr>
+      <w:bookmarkStart w:id="22" w:name="_Toc228359981"/>
       <w:r>
         <w:lastRenderedPageBreak/>
         <w:t>Mentés</w:t>
       </w:r>
+      <w:bookmarkEnd w:id="22"/>
     </w:p>
     <w:p>
       <w:r>
@@ -3911,27 +5257,31 @@
       <w:pPr>
         <w:pStyle w:val="Cmsor1"/>
       </w:pPr>
-      <w:bookmarkStart w:id="17" w:name="_Toc228206260"/>
+      <w:bookmarkStart w:id="23" w:name="_Toc228359982"/>
       <w:r>
         <w:t>Fejlesztői dokumentáció</w:t>
       </w:r>
-      <w:bookmarkEnd w:id="17"/>
+      <w:bookmarkEnd w:id="23"/>
     </w:p>
     <w:p>
       <w:pPr>
         <w:pStyle w:val="Cmsor2"/>
       </w:pPr>
+      <w:bookmarkStart w:id="24" w:name="_Toc228359983"/>
       <w:r>
         <w:t>Megoldási terv</w:t>
       </w:r>
+      <w:bookmarkEnd w:id="24"/>
     </w:p>
     <w:p>
       <w:pPr>
         <w:pStyle w:val="Cmsor3"/>
       </w:pPr>
+      <w:bookmarkStart w:id="25" w:name="_Toc228359984"/>
       <w:r>
         <w:t>Rendszer architektúra</w:t>
       </w:r>
+      <w:bookmarkEnd w:id="25"/>
     </w:p>
     <w:p>
       <w:r>
@@ -4085,7 +5435,7 @@
       </w:pPr>
       <w:r>
         <w:pict w14:anchorId="1345FA70">
-          <v:shape id="_x0000_i1032" type="#_x0000_t75" style="width:453pt;height:239.4pt">
+          <v:shape id="_x0000_i1074" type="#_x0000_t75" style="width:453pt;height:239.4pt">
             <v:imagedata r:id="rId21" o:title="Képernyőkép 2026-04-28 164203"/>
           </v:shape>
         </w:pict>
@@ -4098,10 +5448,12 @@
       <w:pPr>
         <w:pStyle w:val="Cmsor3"/>
       </w:pPr>
+      <w:bookmarkStart w:id="26" w:name="_Toc228359985"/>
       <w:r>
         <w:lastRenderedPageBreak/>
         <w:t>Programnyelv és játékmotor kapcsolata</w:t>
       </w:r>
+      <w:bookmarkEnd w:id="26"/>
     </w:p>
     <w:p>
       <w:r>
@@ -4168,9 +5520,11 @@
       <w:pPr>
         <w:pStyle w:val="Cmsor3"/>
       </w:pPr>
+      <w:bookmarkStart w:id="27" w:name="_Toc228359986"/>
       <w:r>
         <w:t>Jelenetek közti kommunikáció</w:t>
       </w:r>
+      <w:bookmarkEnd w:id="27"/>
     </w:p>
     <w:p>
       <w:r>
@@ -4308,9 +5662,11 @@
       <w:pPr>
         <w:pStyle w:val="Cmsor3"/>
       </w:pPr>
+      <w:bookmarkStart w:id="28" w:name="_Toc228359987"/>
       <w:r>
         <w:t>A Scene Tree szerkezete</w:t>
       </w:r>
+      <w:bookmarkEnd w:id="28"/>
     </w:p>
     <w:p>
       <w:r>
@@ -4342,7 +5698,7 @@
       </w:pPr>
       <w:r>
         <w:pict w14:anchorId="6B05BFE2">
-          <v:shape id="_x0000_i1033" type="#_x0000_t75" style="width:128.4pt;height:33pt">
+          <v:shape id="_x0000_i1075" type="#_x0000_t75" style="width:128.4pt;height:33pt">
             <v:imagedata r:id="rId22" o:title="Képernyőkép 2026-04-28 211340"/>
           </v:shape>
         </w:pict>
@@ -4436,7 +5792,7 @@
       </w:pPr>
       <w:r>
         <w:pict w14:anchorId="7672CD67">
-          <v:shape id="_x0000_i1034" type="#_x0000_t75" style="width:198.6pt;height:324pt">
+          <v:shape id="_x0000_i1076" type="#_x0000_t75" style="width:198.6pt;height:324pt">
             <v:imagedata r:id="rId23" o:title="Képernyőkép 2026-04-28 212521"/>
           </v:shape>
         </w:pict>
@@ -4564,7 +5920,7 @@
       </w:pPr>
       <w:r>
         <w:pict w14:anchorId="018052EA">
-          <v:shape id="_x0000_i1035" type="#_x0000_t75" style="width:453pt;height:271.2pt">
+          <v:shape id="_x0000_i1077" type="#_x0000_t75" style="width:453pt;height:271.2pt">
             <v:imagedata r:id="rId24" o:title="Képernyőkép 2026-04-28 220506"/>
           </v:shape>
         </w:pict>
@@ -4646,7 +6002,7 @@
       </w:pPr>
       <w:r>
         <w:pict w14:anchorId="0F21BFE1">
-          <v:shape id="_x0000_i1036" type="#_x0000_t75" style="width:190.8pt;height:324pt">
+          <v:shape id="_x0000_i1078" type="#_x0000_t75" style="width:190.8pt;height:324pt">
             <v:imagedata r:id="rId25" o:title="Képernyőkép 2026-04-28 222724"/>
           </v:shape>
         </w:pict>
@@ -4683,7 +6039,7 @@
       <w:r>
         <w:lastRenderedPageBreak/>
         <w:pict w14:anchorId="1999B13D">
-          <v:shape id="_x0000_i1037" type="#_x0000_t75" style="width:232.8pt;height:162.6pt">
+          <v:shape id="_x0000_i1079" type="#_x0000_t75" style="width:232.8pt;height:162.6pt">
             <v:imagedata r:id="rId26" o:title="Képernyőkép 2026-04-28 223425"/>
           </v:shape>
         </w:pict>
@@ -4858,7 +6214,7 @@
       </w:pPr>
       <w:r>
         <w:pict w14:anchorId="1E73440B">
-          <v:shape id="_x0000_i1044" type="#_x0000_t75" style="width:4in;height:483pt">
+          <v:shape id="_x0000_i1080" type="#_x0000_t75" style="width:4in;height:483pt">
             <v:imagedata r:id="rId27" o:title="Képernyőkép 2026-04-29 064054"/>
           </v:shape>
         </w:pict>
@@ -5139,16 +6495,7 @@
         </w:numPr>
       </w:pPr>
       <w:r>
-        <w:t>Egyszerű támadás „Slap”: Az</w:t>
-      </w:r>
-      <w:r>
-        <w:t xml:space="preserve"> ellenség a játékossal, éllel érintkező mezőn hajthat</w:t>
-      </w:r>
-      <w:r>
-        <w:t>ja végre. Animációja egy csapás ami nagy mennyiségű életerő vesztéssel jár a játékosnak</w:t>
-      </w:r>
-      <w:r>
-        <w:t>.</w:t>
+        <w:t>Egyszerű támadás „Slap”: Az ellenség a játékossal, éllel érintkező mezőn hajthatja végre. Animációja egy csapás ami nagy mennyiségű életerő vesztéssel jár a játékosnak.</w:t>
       </w:r>
     </w:p>
     <w:p>
@@ -5160,13 +6507,7 @@
         </w:numPr>
       </w:pPr>
       <w:r>
-        <w:t>Erős támadás „Bite”: Az</w:t>
-      </w:r>
-      <w:r>
-        <w:t xml:space="preserve"> ellenség a játékossal, éllel érintkező mezőn hajthatja</w:t>
-      </w:r>
-      <w:r>
-        <w:t xml:space="preserve"> végre. Az ellenség neki megnyúlik és erős harapásával megsebezi a játékost. Ez a támadás nagyon veszélyes a játékos akár a maximális életerejének felét is elveszítheti a támadás következményeként.</w:t>
+        <w:t>Erős támadás „Bite”: Az ellenség a játékossal, éllel érintkező mezőn hajthatja végre. Az ellenség neki megnyúlik és erős harapásával megsebezi a játékost. Ez a támadás nagyon veszélyes a játékos akár a maximális életerejének felét is elveszítheti a támadás következményeként.</w:t>
       </w:r>
     </w:p>
     <w:p>
@@ -5178,10 +6519,12 @@
       <w:pPr>
         <w:pStyle w:val="Cmsor3"/>
       </w:pPr>
+      <w:bookmarkStart w:id="29" w:name="_Toc228359988"/>
       <w:r>
         <w:lastRenderedPageBreak/>
         <w:t>Alkotó elemek állapota</w:t>
       </w:r>
+      <w:bookmarkEnd w:id="29"/>
     </w:p>
     <w:p>
       <w:r>
@@ -5201,6 +6544,32 @@
       </w:r>
       <w:r>
         <w:t>Ezek az állapotok változhatnak a játék alatt és a program az elemek állapotától függően adott parancsokra másképp reagál.</w:t>
+      </w:r>
+    </w:p>
+    <w:p>
+      <w:pPr>
+        <w:pStyle w:val="Cmsor4"/>
+      </w:pPr>
+      <w:r>
+        <w:t>Főbb játék állapotok</w:t>
+      </w:r>
+    </w:p>
+    <w:p>
+      <w:r>
+        <w:t>A program elindításakor játék Fő menüje jelenik meg, ekkor a játék még nincs futó állapotban, de a program már igen. A fő menüben két opció van, ha a játékos kilép a játék és a program állapota effektíven megszűnik létezni bezárt állapotba kerülnek.</w:t>
+      </w:r>
+    </w:p>
+    <w:p>
+      <w:r>
+        <w:t>A játék menüből való indítása után a játék maga is futó állapotba kerül, mint a program. A program ideglenes megállítására az Esc billentyűvel van lehetőség ez megállított állapotban helyezi az összes komponenst. Ebben az állapotban csak a PasuseMenu jelenet üzemel, amiből a játékba történő visszalépés esetén</w:t>
+      </w:r>
+      <w:r>
+        <w:t xml:space="preserve"> a játék és a program is újból futó állapotba kerül.</w:t>
+      </w:r>
+    </w:p>
+    <w:p>
+      <w:r>
+        <w:t>A játék befejezésével a játék megnyert állapotban kerül, ezután egy gombnyomással a játékos visszakerül a fő menübe és a játék visszakerül a nem futó állapotába.</w:t>
       </w:r>
     </w:p>
     <w:p>
@@ -5225,10 +6594,872 @@
         </w:numPr>
       </w:pPr>
       <w:r>
-        <w:t>Talaj: ez egy string ami vagy „ocean”</w:t>
-      </w:r>
-      <w:bookmarkStart w:id="18" w:name="_GoBack"/>
-      <w:bookmarkEnd w:id="18"/>
+        <w:t>Talaj</w:t>
+      </w:r>
+      <w:r>
+        <w:t>: Ez egy string ami vagy ’’ocean’’ vagy ’’grass’’. Az ’’ocean’’ mezőket a játék vízként kezeli, nem engedi a rálépést és a mozgás árát leszámítva az adott mező minden eleme vagy hamis vagy ’’’’ üres string. A talaj adata csak a térkép létrehozása közben változhat, a játék közben nem.</w:t>
+      </w:r>
+    </w:p>
+    <w:p>
+      <w:pPr>
+        <w:pStyle w:val="Listaszerbekezds"/>
+        <w:numPr>
+          <w:ilvl w:val="0"/>
+          <w:numId w:val="29"/>
+        </w:numPr>
+      </w:pPr>
+      <w:r>
+        <w:t>Folyó: Ez egy bool ami, ha igaz azt jelzi, hogy folyó van az adott mezőn, ha meg hamis, akkor az ellentétjét. A folyó mezőket is vízként kezeli a játék. A folyó adat is csak a térkép létrehozásakor változhat.</w:t>
+      </w:r>
+    </w:p>
+    <w:p>
+      <w:pPr>
+        <w:pStyle w:val="Listaszerbekezds"/>
+        <w:numPr>
+          <w:ilvl w:val="0"/>
+          <w:numId w:val="29"/>
+        </w:numPr>
+      </w:pPr>
+      <w:r>
+        <w:t>Út: Ez egy bool, ha igaz akkor az adott mező tartalmaz utat, ha nem akkor út nélküli mező. Ez a változó is csak a térkép generálása alatt változik.</w:t>
+      </w:r>
+    </w:p>
+    <w:p>
+      <w:pPr>
+        <w:pStyle w:val="Listaszerbekezds"/>
+        <w:numPr>
+          <w:ilvl w:val="0"/>
+          <w:numId w:val="29"/>
+        </w:numPr>
+      </w:pPr>
+      <w:r>
+        <w:t>Nyersanyag: Ez egy string aminek az állapota változhat a játék alatt, ha a változó üres string, akkor a mező nem tartalmaz nyersanyagot. A tárolt adattól függően a nyersanyagok az alábbiak lehetnek: űrhajó, fa, kő, vas, ásványok, nyersolaj. FOLYTASD</w:t>
+      </w:r>
+    </w:p>
+    <w:p>
+      <w:pPr>
+        <w:pStyle w:val="Listaszerbekezds"/>
+        <w:numPr>
+          <w:ilvl w:val="0"/>
+          <w:numId w:val="29"/>
+        </w:numPr>
+      </w:pPr>
+      <w:r>
+        <w:lastRenderedPageBreak/>
+        <w:t>Nyersanyag állapota: Ez egy bool aminek az állapota változhat a játék alatt, igaz csak akkor lehet ha a mező tartalmaz nyersanyagot. Az űrhajót leszámítva a működése a következő: Ha igaz az ott lévő nyersanyag nagyrésze már hiányzik és csak kevés termelhető ki, ha hamis, akkor a nyersanyag még érintetlen. Az űrhajó esetében hamis a még nem kész űrhajót jelenti, míg igaz azt, hogy már csak az üzemanyag hiányzik</w:t>
+      </w:r>
+      <w:r>
+        <w:t xml:space="preserve"> az kilövéshez</w:t>
+      </w:r>
+      <w:r>
+        <w:t>.</w:t>
+      </w:r>
+    </w:p>
+    <w:p>
+      <w:pPr>
+        <w:pStyle w:val="Listaszerbekezds"/>
+        <w:numPr>
+          <w:ilvl w:val="0"/>
+          <w:numId w:val="29"/>
+        </w:numPr>
+      </w:pPr>
+      <w:r>
+        <w:t>Mozgás ára: Ez egy integer, aminek az értékét a játékos mozgatásakor az A* algoritmus használja fel a legolcsóbb út meghatározására. A mozgás ára a mező többi tulajdonságától függ és ahogy a mezők állapota változik a mozgás értéke is változik velük. Az mezők sorrendje a mező ára szerint legyorsabbtól az átkelhetetlenig a következő: út &lt; üres mező &lt; mező nyersanyaggal &lt; mező vízzel</w:t>
+      </w:r>
+    </w:p>
+    <w:p>
+      <w:r>
+        <w:t>A játék elindításakor a térkép még nincs kész állapotban van, ezért a program megvárja amíg a program létre nem hozza a térképet és az kész állapotba nem kerül. A játék csak azután folytatja a futó állapotban.</w:t>
+      </w:r>
+    </w:p>
+    <w:p>
+      <w:pPr>
+        <w:pStyle w:val="Cmsor4"/>
+      </w:pPr>
+      <w:r>
+        <w:t>Harc térképpel kapcsolatos állapotok</w:t>
+      </w:r>
+    </w:p>
+    <w:p>
+      <w:r>
+        <w:t>A harc</w:t>
+      </w:r>
+      <w:r>
+        <w:t xml:space="preserve"> </w:t>
+      </w:r>
+      <w:r>
+        <w:t>térkép álla</w:t>
+      </w:r>
+      <w:r>
+        <w:t xml:space="preserve">pota megnyitott és bezárt lehet, ezt a </w:t>
+      </w:r>
+      <w:r>
+        <w:t>battle_map_open</w:t>
+      </w:r>
+      <w:r>
+        <w:t xml:space="preserve"> változó tárolja. A játék elindításakor alapjáraton bezártnak állítja be az állapotát. Amikor viszont a játékost megtámadják az állapota megnyitott lesz, ahogy a harc térkép megjelenik.</w:t>
+      </w:r>
+    </w:p>
+    <w:p>
+      <w:r>
+        <w:t>Az harc befejeztével a harc térkép bezárul és visszaáll az állapota bezártra, attól függetlenül, hogy milyen eredménnyel fejeződött</w:t>
+      </w:r>
+      <w:r>
+        <w:t xml:space="preserve"> </w:t>
+      </w:r>
+      <w:r>
+        <w:t>be a harc.</w:t>
+      </w:r>
+    </w:p>
+    <w:p>
+      <w:pPr>
+        <w:pStyle w:val="Cmsor4"/>
+      </w:pPr>
+      <w:r>
+        <w:t>Gomb állapotok</w:t>
+      </w:r>
+    </w:p>
+    <w:p>
+      <w:r>
+        <w:t xml:space="preserve">A játék sok helyen használ gombokat, egészpontosan </w:t>
+      </w:r>
+      <w:r>
+        <w:t>a Button jelenetet. Ezek a gombok a menükben és a játék közbeni felhasználói felületeken is megjelennek. A programban egy gomb két állapotban lehet:</w:t>
+      </w:r>
+    </w:p>
+    <w:p>
+      <w:pPr>
+        <w:pStyle w:val="Listaszerbekezds"/>
+        <w:numPr>
+          <w:ilvl w:val="0"/>
+          <w:numId w:val="30"/>
+        </w:numPr>
+      </w:pPr>
+      <w:r>
+        <w:t xml:space="preserve">Gomb állapot: Ebben az esetben a gomb végig nem megnyomott állapotban </w:t>
+      </w:r>
+      <w:r>
+        <w:t>van,</w:t>
+      </w:r>
+      <w:r>
+        <w:t xml:space="preserve"> amíg a játékos rá nem kattint. Ebben az esettben a gomb lenyomott állapotba kerül ideiglenesen majd gyorsan vissza is áll nem megnyomott állapotba.</w:t>
+      </w:r>
+    </w:p>
+    <w:p>
+      <w:pPr>
+        <w:pStyle w:val="Listaszerbekezds"/>
+        <w:numPr>
+          <w:ilvl w:val="0"/>
+          <w:numId w:val="30"/>
+        </w:numPr>
+      </w:pPr>
+      <w:r>
+        <w:lastRenderedPageBreak/>
+        <w:t>Kapcsoló állapot: Ebben az állapotban a kapcsoló két állapot között állítható</w:t>
+      </w:r>
+      <w:r>
+        <w:t>, fel és le állapot között. Megnyomásakor, ha fel állapotban volt átkerül le állapotba, ha le állapotban volt átkerül fel állapotba.</w:t>
+      </w:r>
+    </w:p>
+    <w:p>
+      <w:pPr>
+        <w:pStyle w:val="Cmsor4"/>
+      </w:pPr>
+      <w:r>
+        <w:t>Ellenség állapotok</w:t>
+      </w:r>
+    </w:p>
+    <w:p>
+      <w:r>
+        <w:t>Az ellenségek attól függetlenül, hogy milyen típusú ellenségek két fő állapotban lehetnek:</w:t>
+      </w:r>
+    </w:p>
+    <w:p>
+      <w:pPr>
+        <w:pStyle w:val="Listaszerbekezds"/>
+        <w:numPr>
+          <w:ilvl w:val="0"/>
+          <w:numId w:val="31"/>
+        </w:numPr>
+      </w:pPr>
+      <w:r>
+        <w:t>Kaland térkép állapot: Ezt az állapo</w:t>
+      </w:r>
+      <w:r>
+        <w:t>tot akkor veszik fel az ellenségek, amikor a kalandtérképen vannak. Ebben az állapotban mozognak a térképen és keresik a játékost.</w:t>
+      </w:r>
+    </w:p>
+    <w:p>
+      <w:pPr>
+        <w:pStyle w:val="Listaszerbekezds"/>
+        <w:numPr>
+          <w:ilvl w:val="0"/>
+          <w:numId w:val="31"/>
+        </w:numPr>
+      </w:pPr>
+      <w:r>
+        <w:t>Harc állapot: Akkor kerülnek harc állapotba, amikor a harc térképen vannak. Ebben az állapotban mozognak és keresik a játékost, ha megtalálják a játékost, akkor megtámadják.</w:t>
+      </w:r>
+    </w:p>
+    <w:p>
+      <w:r>
+        <w:t>Mindkét állapotban mindegyik típusnak van egy-egy mozgás állapot</w:t>
+      </w:r>
+      <w:r>
+        <w:t>a. Amíg egy típus mozgás állapotban van a többiek és a játékos se léphet mozgás állapotba, továbbá a játékfelülettel való interakció sem lehetséges leszámítva a játékmenet szüneteltetését</w:t>
+      </w:r>
+    </w:p>
+    <w:p>
+      <w:r>
+        <w:t>Ugyan ilyen módon van támadás állapotuk, amikor a támadás állapotba kerülnek a mozgás állapothoz hasonlóan blokkolják a többi interakciót és állapotváltozást</w:t>
+      </w:r>
+      <w:r>
+        <w:t xml:space="preserve"> amíg vissza nem kerülnek a nem támadás állapotába</w:t>
+      </w:r>
+      <w:r>
+        <w:t>.</w:t>
+      </w:r>
+    </w:p>
+    <w:p>
+      <w:r>
+        <w:t>Életben van vagy meghalt állapot: Az ellenségek a kalandtérképen mindig életben vannak. Meghalt állapotba csak a harctérképen kerülhetnek. Ebbe az állapotba akkor kerülnek amikor a harctérképen az életerejük nullát vagy nulla alatti értéket vesz fel.</w:t>
+      </w:r>
+    </w:p>
+    <w:p>
+      <w:pPr>
+        <w:pStyle w:val="Cmsor4"/>
+      </w:pPr>
+      <w:r>
+        <w:t>Játékos állapotok</w:t>
+      </w:r>
+    </w:p>
+    <w:p>
+      <w:r>
+        <w:t>A játékos</w:t>
+      </w:r>
+      <w:r>
+        <w:t xml:space="preserve">hoz öt </w:t>
+      </w:r>
+      <w:r>
+        <w:t>f</w:t>
+      </w:r>
+      <w:r>
+        <w:t>ő</w:t>
+      </w:r>
+      <w:r>
+        <w:t xml:space="preserve"> állapot tartozik:</w:t>
+      </w:r>
+    </w:p>
+    <w:p>
+      <w:pPr>
+        <w:pStyle w:val="Listaszerbekezds"/>
+        <w:numPr>
+          <w:ilvl w:val="0"/>
+          <w:numId w:val="32"/>
+        </w:numPr>
+      </w:pPr>
+      <w:r>
+        <w:t>Normál állapot: A játékos alap állapota, ebben az állapotban használhatja a szerszámövén lévő eszközöket.</w:t>
+      </w:r>
+    </w:p>
+    <w:p>
+      <w:pPr>
+        <w:pStyle w:val="Listaszerbekezds"/>
+        <w:numPr>
+          <w:ilvl w:val="0"/>
+          <w:numId w:val="32"/>
+        </w:numPr>
+      </w:pPr>
+      <w:r>
+        <w:t>Mozgás állapot: A játékos akkor kerül mozgás állapotba, amikor a játékos karaktere elkezd egyik mezőről a másikra mozogni. A játékos akkor kerül vissza nem mozgás állapotba, amikor megérkezik a megcélzott mezőre. Amíg a játékos állapota mozgás az ellenségek nem kerülhetnek mozgás és támadás állapotba</w:t>
+      </w:r>
+      <w:r>
+        <w:t xml:space="preserve"> és a felhasználó nem adhat </w:t>
+      </w:r>
+      <w:r>
+        <w:lastRenderedPageBreak/>
+        <w:t xml:space="preserve">más parancsot a játékosnak. Ha nem mozgás állapotban </w:t>
+      </w:r>
+      <w:r>
+        <w:t>van hanem normál állapotban,</w:t>
+      </w:r>
+      <w:r>
+        <w:t xml:space="preserve"> akkor a térképtől függően használhatja a szerszámait </w:t>
+      </w:r>
+      <w:r>
+        <w:t xml:space="preserve">vagy </w:t>
+      </w:r>
+      <w:r>
+        <w:t>támadhat.</w:t>
+      </w:r>
+    </w:p>
+    <w:p>
+      <w:pPr>
+        <w:pStyle w:val="Listaszerbekezds"/>
+        <w:numPr>
+          <w:ilvl w:val="0"/>
+          <w:numId w:val="32"/>
+        </w:numPr>
+      </w:pPr>
+      <w:r>
+        <w:t xml:space="preserve">Támadás állapot: Támadás állapotba a játékos akkor kerülhet, amikor a harctérképen kiválaszt egy támadást a szerszámövről. Miután a játékos végre </w:t>
+      </w:r>
+      <w:r>
+        <w:t>hajtja,</w:t>
+      </w:r>
+      <w:r>
+        <w:t xml:space="preserve"> a támadást</w:t>
+      </w:r>
+      <w:r>
+        <w:t xml:space="preserve"> vissza kerül </w:t>
+      </w:r>
+      <w:r>
+        <w:t>a normál</w:t>
+      </w:r>
+      <w:r>
+        <w:t xml:space="preserve"> állapotába.</w:t>
+      </w:r>
+    </w:p>
+    <w:p>
+      <w:pPr>
+        <w:pStyle w:val="Listaszerbekezds"/>
+        <w:numPr>
+          <w:ilvl w:val="0"/>
+          <w:numId w:val="32"/>
+        </w:numPr>
+      </w:pPr>
+      <w:r>
+        <w:t>Meghalt állapot: Ebbe az állapotba is csak a kalandtérképen kerülhet a játékos. Akkor kerül meghalt állapotba, amikor a játékos életereje nullát vagy nullánál kisebb értéket vesz fel. Miután felveszi ezt az állapotot a harc véget ér és a játékos visszakerül a kalandtérkép</w:t>
+      </w:r>
+      <w:r>
+        <w:t>re a</w:t>
+      </w:r>
+      <w:r>
+        <w:t xml:space="preserve"> normál állapotában</w:t>
+      </w:r>
+      <w:r>
+        <w:t>.</w:t>
+      </w:r>
+    </w:p>
+    <w:p>
+      <w:pPr>
+        <w:pStyle w:val="Listaszerbekezds"/>
+        <w:numPr>
+          <w:ilvl w:val="0"/>
+          <w:numId w:val="32"/>
+        </w:numPr>
+      </w:pPr>
+      <w:r>
+        <w:t xml:space="preserve">Űrhajó állapot: </w:t>
+      </w:r>
+      <w:r>
+        <w:t>Ebbe az állapotba akkor kerül a játékos, amikor megépítette az űrhajót és beszáll, hogy elhagyja a bolygót, ez a játékos végső állapota. Ennek az állapotnak az elérése jelenti a játék megnyerését. Ez után a játékos megkapja az opciót, hogy visszalépjen a fő menübe. A fő menüben a játékos dönthet úgy, hogy új játékot kezd, ami új térképet generálását jelenti, amin a játékos a normál állapotában jelenik meg újból.</w:t>
+      </w:r>
+    </w:p>
+    <w:p>
+      <w:pPr>
+        <w:pStyle w:val="Cmsor3"/>
+      </w:pPr>
+      <w:r>
+        <w:t>Modul struktúra</w:t>
+      </w:r>
+    </w:p>
+    <w:p>
+      <w:r>
+        <w:t>A játék moduláris felépítés fontos a játék bővítése és fejlesztése szempontjából. Minél logikusabban vannak elkülönítve a modulok annál könnyebb a kód értelmezése és a program fejlesztése. A modulok elkülönítése nem okoz problémát, mert könnyű a modulok közti kapcsolatok létrehozása a játékmotornak köszönhetően.</w:t>
+      </w:r>
+    </w:p>
+    <w:p>
+      <w:r>
+        <w:t>A modulokat az alábbi módon csoportosítottam a funkcióik alapján.</w:t>
+      </w:r>
+    </w:p>
+    <w:p>
+      <w:pPr>
+        <w:pStyle w:val="Cmsor4"/>
+      </w:pPr>
+      <w:r>
+        <w:t>UI modulok</w:t>
+      </w:r>
+    </w:p>
+    <w:p>
+      <w:r>
+        <w:t>A UI modulok felhasználói felület megjelenítésért felelős modulok</w:t>
+      </w:r>
+    </w:p>
+    <w:p>
+      <w:r>
+        <w:t>HUD (Heads Up Display) modul:</w:t>
+      </w:r>
+    </w:p>
+    <w:p>
+      <w:r>
+        <w:t>Ez a modul felelős a játékmenet közben a játékos számára fontos információkért</w:t>
+      </w:r>
+      <w:r>
+        <w:t>.</w:t>
+      </w:r>
+    </w:p>
+    <w:p>
+      <w:r>
+        <w:t>A modul főbb komponensei:</w:t>
+      </w:r>
+    </w:p>
+    <w:p>
+      <w:pPr>
+        <w:pStyle w:val="Listaszerbekezds"/>
+        <w:numPr>
+          <w:ilvl w:val="0"/>
+          <w:numId w:val="33"/>
+        </w:numPr>
+      </w:pPr>
+      <w:r>
+        <w:t>BasicUI.tscn: A játékos szerszámövének, iránytőjének, gyűjtött nyersanyagainak és életerő csíkjának megjelenítésért felelős jelenet.</w:t>
+      </w:r>
+    </w:p>
+    <w:p>
+      <w:pPr>
+        <w:pStyle w:val="Listaszerbekezds"/>
+        <w:numPr>
+          <w:ilvl w:val="0"/>
+          <w:numId w:val="33"/>
+        </w:numPr>
+      </w:pPr>
+      <w:r>
+        <w:lastRenderedPageBreak/>
+        <w:t>basic_ui.gd: A BasicUI jelenet logikájáért felelős script</w:t>
+      </w:r>
+    </w:p>
+    <w:p>
+      <w:r>
+        <w:t>Menü modul:</w:t>
+      </w:r>
+    </w:p>
+    <w:p>
+      <w:r>
+        <w:t>A különböző menük megjelenítéséért felelős modul</w:t>
+      </w:r>
+    </w:p>
+    <w:p>
+      <w:r>
+        <w:t>A modul főbb komponensei:</w:t>
+      </w:r>
+    </w:p>
+    <w:p>
+      <w:pPr>
+        <w:pStyle w:val="Listaszerbekezds"/>
+        <w:numPr>
+          <w:ilvl w:val="0"/>
+          <w:numId w:val="34"/>
+        </w:numPr>
+      </w:pPr>
+      <w:r>
+        <w:t>MainMenu.tsc</w:t>
+      </w:r>
+      <w:r>
+        <w:t>: A játékba való belépésért felelős felhasználói felület, feladata, hogy fogadja a játékost, amikor elindítja a játékot.</w:t>
+      </w:r>
+    </w:p>
+    <w:p>
+      <w:pPr>
+        <w:pStyle w:val="Listaszerbekezds"/>
+        <w:numPr>
+          <w:ilvl w:val="0"/>
+          <w:numId w:val="34"/>
+        </w:numPr>
+      </w:pPr>
+      <w:r>
+        <w:t>main_menu.gd</w:t>
+      </w:r>
+      <w:r>
+        <w:t>: A MaineMenu jelenet logikájáért felelős script.</w:t>
+      </w:r>
+    </w:p>
+    <w:p>
+      <w:pPr>
+        <w:pStyle w:val="Listaszerbekezds"/>
+        <w:numPr>
+          <w:ilvl w:val="0"/>
+          <w:numId w:val="34"/>
+        </w:numPr>
+      </w:pPr>
+      <w:r>
+        <w:t>PauseMenu.tscn</w:t>
+      </w:r>
+      <w:r>
+        <w:t xml:space="preserve">: A játék megállítása alatt megjelenő felhasználói felület, akkor lehet vele interaktálni amikor a játék menet áll. Feladata, hogy a játékos tovább tudjon lépni valamerre. Vagy abba az irányba, hogy kilépjen a </w:t>
+      </w:r>
+      <w:r>
+        <w:t>játékból vagy, hogy folytassa.</w:t>
+      </w:r>
+    </w:p>
+    <w:p>
+      <w:pPr>
+        <w:pStyle w:val="Listaszerbekezds"/>
+        <w:numPr>
+          <w:ilvl w:val="0"/>
+          <w:numId w:val="34"/>
+        </w:numPr>
+      </w:pPr>
+      <w:r>
+        <w:t>pause_menu.gd</w:t>
+      </w:r>
+      <w:r>
+        <w:t>: A PasuseMenu jelenet logikájáért felelős script</w:t>
+      </w:r>
+      <w:r>
+        <w:t>.</w:t>
+      </w:r>
+    </w:p>
+    <w:p>
+      <w:pPr>
+        <w:pStyle w:val="Listaszerbekezds"/>
+        <w:numPr>
+          <w:ilvl w:val="0"/>
+          <w:numId w:val="34"/>
+        </w:numPr>
+      </w:pPr>
+      <w:r>
+        <w:t>EndCredit.tscn: A játék végén a játék vége felhasználói felület megjelenésért felel</w:t>
+      </w:r>
+      <w:r>
+        <w:t>ős jelenet</w:t>
+      </w:r>
+      <w:r>
+        <w:t>.</w:t>
+      </w:r>
+    </w:p>
+    <w:p>
+      <w:pPr>
+        <w:pStyle w:val="Listaszerbekezds"/>
+        <w:numPr>
+          <w:ilvl w:val="0"/>
+          <w:numId w:val="34"/>
+        </w:numPr>
+      </w:pPr>
+      <w:r>
+        <w:t>end_credit.gd</w:t>
+      </w:r>
+      <w:r>
+        <w:t>: Az EndCredit jelenet logikájáért felelős script</w:t>
+      </w:r>
+      <w:r>
+        <w:t>.</w:t>
+      </w:r>
+    </w:p>
+    <w:p>
+      <w:pPr>
+        <w:pStyle w:val="Cmsor4"/>
+      </w:pPr>
+      <w:r>
+        <w:t>Térkép modul</w:t>
+      </w:r>
+    </w:p>
+    <w:p>
+      <w:r>
+        <w:t>A pályák felépítéséért és azokon való elemek kezeléséért felelős modulok.</w:t>
+      </w:r>
+    </w:p>
+    <w:p>
+      <w:r>
+        <w:t>Főbb komponensei:</w:t>
+      </w:r>
+    </w:p>
+    <w:p>
+      <w:pPr>
+        <w:pStyle w:val="Listaszerbekezds"/>
+        <w:numPr>
+          <w:ilvl w:val="0"/>
+          <w:numId w:val="35"/>
+        </w:numPr>
+      </w:pPr>
+      <w:r>
+        <w:t>TestMap.tscn</w:t>
+      </w:r>
+      <w:r>
+        <w:t>: A játék fő térkép jelenete</w:t>
+      </w:r>
+      <w:r>
+        <w:t>, itt történik a nyersanyagok kitermelése és az űrhajó építése is.</w:t>
+      </w:r>
+    </w:p>
+    <w:p>
+      <w:pPr>
+        <w:pStyle w:val="Listaszerbekezds"/>
+        <w:numPr>
+          <w:ilvl w:val="0"/>
+          <w:numId w:val="35"/>
+        </w:numPr>
+      </w:pPr>
+      <w:r>
+        <w:t>test_map.gd</w:t>
+      </w:r>
+      <w:r>
+        <w:t>:</w:t>
+      </w:r>
+      <w:r>
+        <w:t xml:space="preserve"> A TestMap jelenet logikákájáért felelős script.</w:t>
+      </w:r>
+    </w:p>
+    <w:p>
+      <w:pPr>
+        <w:pStyle w:val="Listaszerbekezds"/>
+        <w:numPr>
+          <w:ilvl w:val="0"/>
+          <w:numId w:val="35"/>
+        </w:numPr>
+      </w:pPr>
+      <w:r>
+        <w:t>BattleMap.tscn</w:t>
+      </w:r>
+      <w:r>
+        <w:t>:</w:t>
+      </w:r>
+      <w:r>
+        <w:t xml:space="preserve"> A harc térkép jelenet, itt történik a harc a szörnyek ellen.</w:t>
+      </w:r>
+    </w:p>
+    <w:p>
+      <w:pPr>
+        <w:pStyle w:val="Listaszerbekezds"/>
+        <w:numPr>
+          <w:ilvl w:val="0"/>
+          <w:numId w:val="35"/>
+        </w:numPr>
+      </w:pPr>
+      <w:r>
+        <w:t>battle_map.gd:</w:t>
+      </w:r>
+      <w:r>
+        <w:t xml:space="preserve"> A BattleMap jelenetnek a logikájáért felelős script.</w:t>
+      </w:r>
+    </w:p>
+    <w:p>
+      <w:pPr>
+        <w:pStyle w:val="Cmsor4"/>
+      </w:pPr>
+      <w:r>
+        <w:t>Játékelemek moduljai</w:t>
+      </w:r>
+    </w:p>
+    <w:p>
+      <w:r>
+        <w:t>Ezek a modulok a játék entitásait képviselik, ők a játékmenet részvevői</w:t>
+      </w:r>
+    </w:p>
+    <w:p>
+      <w:r>
+        <w:t>Játékos modul:</w:t>
+      </w:r>
+    </w:p>
+    <w:p>
+      <w:r>
+        <w:t>A játékos irányításáért felelős modul</w:t>
+      </w:r>
+      <w:r>
+        <w:t>. Fő komponensei:</w:t>
+      </w:r>
+    </w:p>
+    <w:p>
+      <w:pPr>
+        <w:pStyle w:val="Listaszerbekezds"/>
+        <w:numPr>
+          <w:ilvl w:val="0"/>
+          <w:numId w:val="36"/>
+        </w:numPr>
+      </w:pPr>
+      <w:r>
+        <w:lastRenderedPageBreak/>
+        <w:t>Player.tscn</w:t>
+      </w:r>
+      <w:r>
+        <w:t>: A játékos irányításáért felelős jelenet, ez tartalmazza játékos animációját és az Area2D node-okat amik a térképen történő események érzékelésében segítenek.</w:t>
+      </w:r>
+    </w:p>
+    <w:p>
+      <w:pPr>
+        <w:pStyle w:val="Listaszerbekezds"/>
+        <w:numPr>
+          <w:ilvl w:val="0"/>
+          <w:numId w:val="36"/>
+        </w:numPr>
+      </w:pPr>
+      <w:r>
+        <w:t>player.gd</w:t>
+      </w:r>
+      <w:r>
+        <w:t>: A Player jelenet logikájáért felelős script.</w:t>
+      </w:r>
+    </w:p>
+    <w:p>
+      <w:r>
+        <w:t>Ellenség modul:</w:t>
+      </w:r>
+    </w:p>
+    <w:p>
+      <w:r>
+        <w:t>Az ellenségek irányításáért felelős modul. Fő komponensei:</w:t>
+      </w:r>
+    </w:p>
+    <w:p>
+      <w:pPr>
+        <w:pStyle w:val="Listaszerbekezds"/>
+        <w:numPr>
+          <w:ilvl w:val="0"/>
+          <w:numId w:val="38"/>
+        </w:numPr>
+      </w:pPr>
+      <w:r>
+        <w:t>BugEater.tscn</w:t>
+      </w:r>
+      <w:r>
+        <w:t>: A BugEater ellenségek jelenete, az animációt és annak a Hurt és SearchBox-át tartalmazza.</w:t>
+      </w:r>
+    </w:p>
+    <w:p>
+      <w:pPr>
+        <w:pStyle w:val="Listaszerbekezds"/>
+        <w:numPr>
+          <w:ilvl w:val="0"/>
+          <w:numId w:val="38"/>
+        </w:numPr>
+      </w:pPr>
+      <w:r>
+        <w:t>GreenHoplite.tscn</w:t>
+      </w:r>
+      <w:r>
+        <w:t>: A GreenHoplite ellenségek jelenete, az animációt és annak a Hurt és SearchBox-át tartalmazza.</w:t>
+      </w:r>
+    </w:p>
+    <w:p>
+      <w:pPr>
+        <w:pStyle w:val="Listaszerbekezds"/>
+        <w:numPr>
+          <w:ilvl w:val="0"/>
+          <w:numId w:val="38"/>
+        </w:numPr>
+      </w:pPr>
+      <w:r>
+        <w:t>MagmaGolem.tscn</w:t>
+      </w:r>
+      <w:r>
+        <w:t>: A MagmaGolem ellenségek jelenete, az animációt és annak a Hurt és SearchBox-át tartalmazza.</w:t>
+      </w:r>
+    </w:p>
+    <w:p>
+      <w:pPr>
+        <w:pStyle w:val="Listaszerbekezds"/>
+        <w:numPr>
+          <w:ilvl w:val="0"/>
+          <w:numId w:val="38"/>
+        </w:numPr>
+      </w:pPr>
+      <w:r>
+        <w:t>Pinky.tscn</w:t>
+      </w:r>
+      <w:r>
+        <w:t>:</w:t>
+      </w:r>
+      <w:r>
+        <w:t xml:space="preserve"> </w:t>
+      </w:r>
+      <w:r>
+        <w:t>A Pinky ellenségek jelenete, az animációt és annak a Hurt és SearchBox-át tartalmazza.</w:t>
+      </w:r>
+    </w:p>
+    <w:p>
+      <w:pPr>
+        <w:pStyle w:val="Listaszerbekezds"/>
+        <w:numPr>
+          <w:ilvl w:val="0"/>
+          <w:numId w:val="38"/>
+        </w:numPr>
+      </w:pPr>
+      <w:r>
+        <w:t>enemy.gd</w:t>
+      </w:r>
+      <w:r>
+        <w:t>: Az összes ellenség jelenet logikáját tartalmazó script. Ezek a jelenetek a BugEater jelenet</w:t>
+      </w:r>
+      <w:r>
+        <w:t>ek</w:t>
+      </w:r>
+      <w:r>
+        <w:t>, GreenHoplite</w:t>
+      </w:r>
+      <w:r>
+        <w:t xml:space="preserve"> jelenetek, MagmaGolem jelenetek és Pinky jelenetek.</w:t>
+      </w:r>
+    </w:p>
+    <w:p>
+      <w:pPr>
+        <w:pStyle w:val="Cmsor3"/>
+      </w:pPr>
+      <w:r>
+        <w:t>Felhasználói felület terve</w:t>
+      </w:r>
+    </w:p>
+    <w:p>
+      <w:r>
+        <w:t>A játék felhasználói felületén</w:t>
+      </w:r>
+      <w:r>
+        <w:t xml:space="preserve">, a UI architektúra kialakítása </w:t>
+      </w:r>
+      <w:r>
+        <w:t xml:space="preserve">során arra törekedtem, hogy az a játékos által egyszerűen megérthető legyen. </w:t>
+      </w:r>
+      <w:r>
+        <w:t>A könnyű fejlesztés és karbantarthatóság céljából a lehető legjobban modulárisra csináltam a különböző UI elemeket.</w:t>
+      </w:r>
+    </w:p>
+    <w:p>
+      <w:pPr>
+        <w:pStyle w:val="Cmsor4"/>
+      </w:pPr>
+      <w:r>
+        <w:t>UI komponens architektúra</w:t>
+      </w:r>
+    </w:p>
+    <w:p>
+      <w:r>
+        <w:t>A felhasználói felület egyszerű felépítését segíti a Godot játék</w:t>
+      </w:r>
+      <w:r>
+        <w:t>motorba beépített hierarchikus CanvasLayer node ami mindig a jelenet legelején jelenik meg, így az mindig látható.</w:t>
+      </w:r>
+      <w:bookmarkStart w:id="30" w:name="_GoBack"/>
+      <w:bookmarkEnd w:id="30"/>
+    </w:p>
+    <w:p>
+      <w:pPr>
+        <w:pStyle w:val="Cmsor3"/>
+      </w:pPr>
+      <w:bookmarkStart w:id="31" w:name="_Toc228359989"/>
+      <w:r>
+        <w:t>Véletlenszerű térkép létrehozása</w:t>
+      </w:r>
+      <w:bookmarkEnd w:id="31"/>
+    </w:p>
+    <w:p>
+      <w:pPr>
+        <w:pStyle w:val="Cmsor2"/>
+      </w:pPr>
+      <w:bookmarkStart w:id="32" w:name="_Toc228359990"/>
+      <w:r>
+        <w:t>Megvalósítás részei</w:t>
+      </w:r>
+      <w:bookmarkEnd w:id="32"/>
+    </w:p>
+    <w:p>
+      <w:pPr>
+        <w:pStyle w:val="Cmsor3"/>
+      </w:pPr>
+      <w:bookmarkStart w:id="33" w:name="_Toc228359991"/>
+      <w:r>
+        <w:t>GDScript nyelvi elemeinek használata</w:t>
+      </w:r>
+      <w:bookmarkEnd w:id="33"/>
     </w:p>
     <w:p>
       <w:pPr>
@@ -5243,8 +7474,8 @@
       <w:pPr>
         <w:pStyle w:val="Cmsor1"/>
       </w:pPr>
-      <w:bookmarkStart w:id="19" w:name="_Toc228206261"/>
-      <w:commentRangeStart w:id="20"/>
+      <w:bookmarkStart w:id="34" w:name="_Toc228359992"/>
+      <w:commentRangeStart w:id="35"/>
       <w:r>
         <w:lastRenderedPageBreak/>
         <w:t>Összefoglalás és tovább</w:t>
@@ -5252,18 +7483,49 @@
       <w:r>
         <w:t>i fejlesztési lehetőségek</w:t>
       </w:r>
-      <w:commentRangeEnd w:id="20"/>
+      <w:commentRangeEnd w:id="35"/>
       <w:r>
         <w:rPr>
           <w:rStyle w:val="Jegyzethivatkozs"/>
           <w:sz w:val="32"/>
           <w:szCs w:val="32"/>
         </w:rPr>
-        <w:commentReference w:id="20"/>
-      </w:r>
-      <w:bookmarkEnd w:id="19"/>
-    </w:p>
-    <w:p/>
+        <w:commentReference w:id="35"/>
+      </w:r>
+      <w:bookmarkEnd w:id="34"/>
+    </w:p>
+    <w:p>
+      <w:pPr>
+        <w:pStyle w:val="Cmsor2"/>
+      </w:pPr>
+      <w:r>
+        <w:t>Összefoglalás</w:t>
+      </w:r>
+    </w:p>
+    <w:p>
+      <w:pPr>
+        <w:pStyle w:val="Cmsor3"/>
+      </w:pPr>
+      <w:r>
+        <w:t>Utóvélemény</w:t>
+      </w:r>
+    </w:p>
+    <w:p>
+      <w:pPr>
+        <w:pStyle w:val="Cmsor2"/>
+      </w:pPr>
+      <w:r>
+        <w:t>Játék útikalauz</w:t>
+      </w:r>
+    </w:p>
+    <w:p>
+      <w:pPr>
+        <w:pStyle w:val="Cmsor2"/>
+      </w:pPr>
+      <w:r>
+        <w:t>Fejlesztési lehetőségek</w:t>
+      </w:r>
+    </w:p>
     <w:p>
       <w:r>
         <w:br w:type="page"/>
@@ -5273,12 +7535,12 @@
       <w:pPr>
         <w:pStyle w:val="Cmsor1"/>
       </w:pPr>
-      <w:bookmarkStart w:id="21" w:name="_Toc228206262"/>
+      <w:bookmarkStart w:id="36" w:name="_Toc228359993"/>
       <w:r>
         <w:lastRenderedPageBreak/>
         <w:t>Irodalomjegyzék</w:t>
       </w:r>
-      <w:bookmarkEnd w:id="21"/>
+      <w:bookmarkEnd w:id="36"/>
     </w:p>
     <w:p>
       <w:pPr>
@@ -5303,22 +7565,22 @@
       <w:pPr>
         <w:pStyle w:val="Cmsor1"/>
       </w:pPr>
-      <w:bookmarkStart w:id="22" w:name="_Toc228206263"/>
-      <w:commentRangeStart w:id="23"/>
+      <w:bookmarkStart w:id="37" w:name="_Toc228359994"/>
+      <w:commentRangeStart w:id="38"/>
       <w:r>
         <w:lastRenderedPageBreak/>
         <w:t>Melléklet</w:t>
       </w:r>
-      <w:commentRangeEnd w:id="23"/>
+      <w:commentRangeEnd w:id="38"/>
       <w:r>
         <w:rPr>
           <w:rStyle w:val="Jegyzethivatkozs"/>
           <w:sz w:val="32"/>
           <w:szCs w:val="32"/>
         </w:rPr>
-        <w:commentReference w:id="23"/>
-      </w:r>
-      <w:bookmarkEnd w:id="22"/>
+        <w:commentReference w:id="38"/>
+      </w:r>
+      <w:bookmarkEnd w:id="37"/>
     </w:p>
     <w:p>
       <w:pPr>
@@ -5357,7 +7619,7 @@
       </w:r>
     </w:p>
   </w:comment>
-  <w:comment w:id="20" w:author="Németh Gábor Árpád Dr." w:date="2021-11-17T13:25:00Z" w:initials="NGÁD">
+  <w:comment w:id="35" w:author="Németh Gábor Árpád Dr." w:date="2021-11-17T13:25:00Z" w:initials="NGÁD">
     <w:p>
       <w:pPr>
         <w:pStyle w:val="Jegyzetszveg"/>
@@ -5373,7 +7635,7 @@
       </w:r>
     </w:p>
   </w:comment>
-  <w:comment w:id="23" w:author="Gludovátz Attila" w:date="2021-11-11T11:08:00Z" w:initials="GA">
+  <w:comment w:id="38" w:author="Gludovátz Attila" w:date="2021-11-11T11:08:00Z" w:initials="GA">
     <w:p>
       <w:pPr>
         <w:pStyle w:val="Jegyzetszveg"/>
@@ -5483,7 +7745,7 @@
           <w:rPr>
             <w:noProof/>
           </w:rPr>
-          <w:t>22</w:t>
+          <w:t>28</w:t>
         </w:r>
         <w:r>
           <w:fldChar w:fldCharType="end"/>
@@ -6075,6 +8337,119 @@
     </w:lvl>
   </w:abstractNum>
   <w:abstractNum w:abstractNumId="5" w15:restartNumberingAfterBreak="0">
+    <w:nsid w:val="1D101A5E"/>
+    <w:multiLevelType w:val="hybridMultilevel"/>
+    <w:tmpl w:val="74F8E2EE"/>
+    <w:lvl w:ilvl="0" w:tplc="040E0001">
+      <w:start w:val="1"/>
+      <w:numFmt w:val="bullet"/>
+      <w:lvlText w:val=""/>
+      <w:lvlJc w:val="left"/>
+      <w:pPr>
+        <w:ind w:left="720" w:hanging="360"/>
+      </w:pPr>
+      <w:rPr>
+        <w:rFonts w:ascii="Symbol" w:hAnsi="Symbol" w:hint="default"/>
+      </w:rPr>
+    </w:lvl>
+    <w:lvl w:ilvl="1" w:tplc="040E0003" w:tentative="1">
+      <w:start w:val="1"/>
+      <w:numFmt w:val="bullet"/>
+      <w:lvlText w:val="o"/>
+      <w:lvlJc w:val="left"/>
+      <w:pPr>
+        <w:ind w:left="1440" w:hanging="360"/>
+      </w:pPr>
+      <w:rPr>
+        <w:rFonts w:ascii="Courier New" w:hAnsi="Courier New" w:cs="Courier New" w:hint="default"/>
+      </w:rPr>
+    </w:lvl>
+    <w:lvl w:ilvl="2" w:tplc="040E0005" w:tentative="1">
+      <w:start w:val="1"/>
+      <w:numFmt w:val="bullet"/>
+      <w:lvlText w:val=""/>
+      <w:lvlJc w:val="left"/>
+      <w:pPr>
+        <w:ind w:left="2160" w:hanging="360"/>
+      </w:pPr>
+      <w:rPr>
+        <w:rFonts w:ascii="Wingdings" w:hAnsi="Wingdings" w:hint="default"/>
+      </w:rPr>
+    </w:lvl>
+    <w:lvl w:ilvl="3" w:tplc="040E0001" w:tentative="1">
+      <w:start w:val="1"/>
+      <w:numFmt w:val="bullet"/>
+      <w:lvlText w:val=""/>
+      <w:lvlJc w:val="left"/>
+      <w:pPr>
+        <w:ind w:left="2880" w:hanging="360"/>
+      </w:pPr>
+      <w:rPr>
+        <w:rFonts w:ascii="Symbol" w:hAnsi="Symbol" w:hint="default"/>
+      </w:rPr>
+    </w:lvl>
+    <w:lvl w:ilvl="4" w:tplc="040E0003" w:tentative="1">
+      <w:start w:val="1"/>
+      <w:numFmt w:val="bullet"/>
+      <w:lvlText w:val="o"/>
+      <w:lvlJc w:val="left"/>
+      <w:pPr>
+        <w:ind w:left="3600" w:hanging="360"/>
+      </w:pPr>
+      <w:rPr>
+        <w:rFonts w:ascii="Courier New" w:hAnsi="Courier New" w:cs="Courier New" w:hint="default"/>
+      </w:rPr>
+    </w:lvl>
+    <w:lvl w:ilvl="5" w:tplc="040E0005" w:tentative="1">
+      <w:start w:val="1"/>
+      <w:numFmt w:val="bullet"/>
+      <w:lvlText w:val=""/>
+      <w:lvlJc w:val="left"/>
+      <w:pPr>
+        <w:ind w:left="4320" w:hanging="360"/>
+      </w:pPr>
+      <w:rPr>
+        <w:rFonts w:ascii="Wingdings" w:hAnsi="Wingdings" w:hint="default"/>
+      </w:rPr>
+    </w:lvl>
+    <w:lvl w:ilvl="6" w:tplc="040E0001" w:tentative="1">
+      <w:start w:val="1"/>
+      <w:numFmt w:val="bullet"/>
+      <w:lvlText w:val=""/>
+      <w:lvlJc w:val="left"/>
+      <w:pPr>
+        <w:ind w:left="5040" w:hanging="360"/>
+      </w:pPr>
+      <w:rPr>
+        <w:rFonts w:ascii="Symbol" w:hAnsi="Symbol" w:hint="default"/>
+      </w:rPr>
+    </w:lvl>
+    <w:lvl w:ilvl="7" w:tplc="040E0003" w:tentative="1">
+      <w:start w:val="1"/>
+      <w:numFmt w:val="bullet"/>
+      <w:lvlText w:val="o"/>
+      <w:lvlJc w:val="left"/>
+      <w:pPr>
+        <w:ind w:left="5760" w:hanging="360"/>
+      </w:pPr>
+      <w:rPr>
+        <w:rFonts w:ascii="Courier New" w:hAnsi="Courier New" w:cs="Courier New" w:hint="default"/>
+      </w:rPr>
+    </w:lvl>
+    <w:lvl w:ilvl="8" w:tplc="040E0005" w:tentative="1">
+      <w:start w:val="1"/>
+      <w:numFmt w:val="bullet"/>
+      <w:lvlText w:val=""/>
+      <w:lvlJc w:val="left"/>
+      <w:pPr>
+        <w:ind w:left="6480" w:hanging="360"/>
+      </w:pPr>
+      <w:rPr>
+        <w:rFonts w:ascii="Wingdings" w:hAnsi="Wingdings" w:hint="default"/>
+      </w:rPr>
+    </w:lvl>
+  </w:abstractNum>
+  <w:abstractNum w:abstractNumId="6" w15:restartNumberingAfterBreak="0">
     <w:nsid w:val="20CB5165"/>
     <w:multiLevelType w:val="hybridMultilevel"/>
     <w:tmpl w:val="A11C2CD2"/>
@@ -6160,7 +8535,7 @@
       </w:pPr>
     </w:lvl>
   </w:abstractNum>
-  <w:abstractNum w:abstractNumId="6" w15:restartNumberingAfterBreak="0">
+  <w:abstractNum w:abstractNumId="7" w15:restartNumberingAfterBreak="0">
     <w:nsid w:val="245210AC"/>
     <w:multiLevelType w:val="hybridMultilevel"/>
     <w:tmpl w:val="B256FF5A"/>
@@ -6273,7 +8648,120 @@
       </w:rPr>
     </w:lvl>
   </w:abstractNum>
-  <w:abstractNum w:abstractNumId="7" w15:restartNumberingAfterBreak="0">
+  <w:abstractNum w:abstractNumId="8" w15:restartNumberingAfterBreak="0">
+    <w:nsid w:val="24DB3079"/>
+    <w:multiLevelType w:val="hybridMultilevel"/>
+    <w:tmpl w:val="A89E5C94"/>
+    <w:lvl w:ilvl="0" w:tplc="040E0001">
+      <w:start w:val="1"/>
+      <w:numFmt w:val="bullet"/>
+      <w:lvlText w:val=""/>
+      <w:lvlJc w:val="left"/>
+      <w:pPr>
+        <w:ind w:left="720" w:hanging="360"/>
+      </w:pPr>
+      <w:rPr>
+        <w:rFonts w:ascii="Symbol" w:hAnsi="Symbol" w:hint="default"/>
+      </w:rPr>
+    </w:lvl>
+    <w:lvl w:ilvl="1" w:tplc="040E0003" w:tentative="1">
+      <w:start w:val="1"/>
+      <w:numFmt w:val="bullet"/>
+      <w:lvlText w:val="o"/>
+      <w:lvlJc w:val="left"/>
+      <w:pPr>
+        <w:ind w:left="1440" w:hanging="360"/>
+      </w:pPr>
+      <w:rPr>
+        <w:rFonts w:ascii="Courier New" w:hAnsi="Courier New" w:cs="Courier New" w:hint="default"/>
+      </w:rPr>
+    </w:lvl>
+    <w:lvl w:ilvl="2" w:tplc="040E0005" w:tentative="1">
+      <w:start w:val="1"/>
+      <w:numFmt w:val="bullet"/>
+      <w:lvlText w:val=""/>
+      <w:lvlJc w:val="left"/>
+      <w:pPr>
+        <w:ind w:left="2160" w:hanging="360"/>
+      </w:pPr>
+      <w:rPr>
+        <w:rFonts w:ascii="Wingdings" w:hAnsi="Wingdings" w:hint="default"/>
+      </w:rPr>
+    </w:lvl>
+    <w:lvl w:ilvl="3" w:tplc="040E0001" w:tentative="1">
+      <w:start w:val="1"/>
+      <w:numFmt w:val="bullet"/>
+      <w:lvlText w:val=""/>
+      <w:lvlJc w:val="left"/>
+      <w:pPr>
+        <w:ind w:left="2880" w:hanging="360"/>
+      </w:pPr>
+      <w:rPr>
+        <w:rFonts w:ascii="Symbol" w:hAnsi="Symbol" w:hint="default"/>
+      </w:rPr>
+    </w:lvl>
+    <w:lvl w:ilvl="4" w:tplc="040E0003" w:tentative="1">
+      <w:start w:val="1"/>
+      <w:numFmt w:val="bullet"/>
+      <w:lvlText w:val="o"/>
+      <w:lvlJc w:val="left"/>
+      <w:pPr>
+        <w:ind w:left="3600" w:hanging="360"/>
+      </w:pPr>
+      <w:rPr>
+        <w:rFonts w:ascii="Courier New" w:hAnsi="Courier New" w:cs="Courier New" w:hint="default"/>
+      </w:rPr>
+    </w:lvl>
+    <w:lvl w:ilvl="5" w:tplc="040E0005" w:tentative="1">
+      <w:start w:val="1"/>
+      <w:numFmt w:val="bullet"/>
+      <w:lvlText w:val=""/>
+      <w:lvlJc w:val="left"/>
+      <w:pPr>
+        <w:ind w:left="4320" w:hanging="360"/>
+      </w:pPr>
+      <w:rPr>
+        <w:rFonts w:ascii="Wingdings" w:hAnsi="Wingdings" w:hint="default"/>
+      </w:rPr>
+    </w:lvl>
+    <w:lvl w:ilvl="6" w:tplc="040E0001" w:tentative="1">
+      <w:start w:val="1"/>
+      <w:numFmt w:val="bullet"/>
+      <w:lvlText w:val=""/>
+      <w:lvlJc w:val="left"/>
+      <w:pPr>
+        <w:ind w:left="5040" w:hanging="360"/>
+      </w:pPr>
+      <w:rPr>
+        <w:rFonts w:ascii="Symbol" w:hAnsi="Symbol" w:hint="default"/>
+      </w:rPr>
+    </w:lvl>
+    <w:lvl w:ilvl="7" w:tplc="040E0003" w:tentative="1">
+      <w:start w:val="1"/>
+      <w:numFmt w:val="bullet"/>
+      <w:lvlText w:val="o"/>
+      <w:lvlJc w:val="left"/>
+      <w:pPr>
+        <w:ind w:left="5760" w:hanging="360"/>
+      </w:pPr>
+      <w:rPr>
+        <w:rFonts w:ascii="Courier New" w:hAnsi="Courier New" w:cs="Courier New" w:hint="default"/>
+      </w:rPr>
+    </w:lvl>
+    <w:lvl w:ilvl="8" w:tplc="040E0005" w:tentative="1">
+      <w:start w:val="1"/>
+      <w:numFmt w:val="bullet"/>
+      <w:lvlText w:val=""/>
+      <w:lvlJc w:val="left"/>
+      <w:pPr>
+        <w:ind w:left="6480" w:hanging="360"/>
+      </w:pPr>
+      <w:rPr>
+        <w:rFonts w:ascii="Wingdings" w:hAnsi="Wingdings" w:hint="default"/>
+      </w:rPr>
+    </w:lvl>
+  </w:abstractNum>
+  <w:abstractNum w:abstractNumId="9" w15:restartNumberingAfterBreak="0">
     <w:nsid w:val="257A60B8"/>
     <w:multiLevelType w:val="hybridMultilevel"/>
     <w:tmpl w:val="7E2A9644"/>
@@ -6386,7 +8874,7 @@
       </w:rPr>
     </w:lvl>
   </w:abstractNum>
-  <w:abstractNum w:abstractNumId="8" w15:restartNumberingAfterBreak="0">
+  <w:abstractNum w:abstractNumId="10" w15:restartNumberingAfterBreak="0">
     <w:nsid w:val="2E9F5901"/>
     <w:multiLevelType w:val="hybridMultilevel"/>
     <w:tmpl w:val="6DC6DB2E"/>
@@ -6499,7 +8987,7 @@
       </w:rPr>
     </w:lvl>
   </w:abstractNum>
-  <w:abstractNum w:abstractNumId="9" w15:restartNumberingAfterBreak="0">
+  <w:abstractNum w:abstractNumId="11" w15:restartNumberingAfterBreak="0">
     <w:nsid w:val="32E81FC0"/>
     <w:multiLevelType w:val="hybridMultilevel"/>
     <w:tmpl w:val="93AE2666"/>
@@ -6612,7 +9100,7 @@
       </w:rPr>
     </w:lvl>
   </w:abstractNum>
-  <w:abstractNum w:abstractNumId="10" w15:restartNumberingAfterBreak="0">
+  <w:abstractNum w:abstractNumId="12" w15:restartNumberingAfterBreak="0">
     <w:nsid w:val="331E312D"/>
     <w:multiLevelType w:val="hybridMultilevel"/>
     <w:tmpl w:val="CC66EC2C"/>
@@ -6701,7 +9189,7 @@
       </w:pPr>
     </w:lvl>
   </w:abstractNum>
-  <w:abstractNum w:abstractNumId="11" w15:restartNumberingAfterBreak="0">
+  <w:abstractNum w:abstractNumId="13" w15:restartNumberingAfterBreak="0">
     <w:nsid w:val="35146F89"/>
     <w:multiLevelType w:val="hybridMultilevel"/>
     <w:tmpl w:val="5E38DFC8"/>
@@ -6814,7 +9302,7 @@
       </w:rPr>
     </w:lvl>
   </w:abstractNum>
-  <w:abstractNum w:abstractNumId="12" w15:restartNumberingAfterBreak="0">
+  <w:abstractNum w:abstractNumId="14" w15:restartNumberingAfterBreak="0">
     <w:nsid w:val="360D5836"/>
     <w:multiLevelType w:val="hybridMultilevel"/>
     <w:tmpl w:val="C0004F86"/>
@@ -6927,7 +9415,7 @@
       </w:rPr>
     </w:lvl>
   </w:abstractNum>
-  <w:abstractNum w:abstractNumId="13" w15:restartNumberingAfterBreak="0">
+  <w:abstractNum w:abstractNumId="15" w15:restartNumberingAfterBreak="0">
     <w:nsid w:val="39582686"/>
     <w:multiLevelType w:val="hybridMultilevel"/>
     <w:tmpl w:val="54AEF15C"/>
@@ -7040,7 +9528,7 @@
       </w:rPr>
     </w:lvl>
   </w:abstractNum>
-  <w:abstractNum w:abstractNumId="14" w15:restartNumberingAfterBreak="0">
+  <w:abstractNum w:abstractNumId="16" w15:restartNumberingAfterBreak="0">
     <w:nsid w:val="3F89382D"/>
     <w:multiLevelType w:val="hybridMultilevel"/>
     <w:tmpl w:val="B31CB270"/>
@@ -7153,7 +9641,7 @@
       </w:rPr>
     </w:lvl>
   </w:abstractNum>
-  <w:abstractNum w:abstractNumId="15" w15:restartNumberingAfterBreak="0">
+  <w:abstractNum w:abstractNumId="17" w15:restartNumberingAfterBreak="0">
     <w:nsid w:val="403E4E9A"/>
     <w:multiLevelType w:val="hybridMultilevel"/>
     <w:tmpl w:val="611A9764"/>
@@ -7266,7 +9754,120 @@
       </w:rPr>
     </w:lvl>
   </w:abstractNum>
-  <w:abstractNum w:abstractNumId="16" w15:restartNumberingAfterBreak="0">
+  <w:abstractNum w:abstractNumId="18" w15:restartNumberingAfterBreak="0">
+    <w:nsid w:val="44357467"/>
+    <w:multiLevelType w:val="hybridMultilevel"/>
+    <w:tmpl w:val="AA225F38"/>
+    <w:lvl w:ilvl="0" w:tplc="040E0001">
+      <w:start w:val="1"/>
+      <w:numFmt w:val="bullet"/>
+      <w:lvlText w:val=""/>
+      <w:lvlJc w:val="left"/>
+      <w:pPr>
+        <w:ind w:left="720" w:hanging="360"/>
+      </w:pPr>
+      <w:rPr>
+        <w:rFonts w:ascii="Symbol" w:hAnsi="Symbol" w:hint="default"/>
+      </w:rPr>
+    </w:lvl>
+    <w:lvl w:ilvl="1" w:tplc="040E0003" w:tentative="1">
+      <w:start w:val="1"/>
+      <w:numFmt w:val="bullet"/>
+      <w:lvlText w:val="o"/>
+      <w:lvlJc w:val="left"/>
+      <w:pPr>
+        <w:ind w:left="1440" w:hanging="360"/>
+      </w:pPr>
+      <w:rPr>
+        <w:rFonts w:ascii="Courier New" w:hAnsi="Courier New" w:cs="Courier New" w:hint="default"/>
+      </w:rPr>
+    </w:lvl>
+    <w:lvl w:ilvl="2" w:tplc="040E0005" w:tentative="1">
+      <w:start w:val="1"/>
+      <w:numFmt w:val="bullet"/>
+      <w:lvlText w:val=""/>
+      <w:lvlJc w:val="left"/>
+      <w:pPr>
+        <w:ind w:left="2160" w:hanging="360"/>
+      </w:pPr>
+      <w:rPr>
+        <w:rFonts w:ascii="Wingdings" w:hAnsi="Wingdings" w:hint="default"/>
+      </w:rPr>
+    </w:lvl>
+    <w:lvl w:ilvl="3" w:tplc="040E0001" w:tentative="1">
+      <w:start w:val="1"/>
+      <w:numFmt w:val="bullet"/>
+      <w:lvlText w:val=""/>
+      <w:lvlJc w:val="left"/>
+      <w:pPr>
+        <w:ind w:left="2880" w:hanging="360"/>
+      </w:pPr>
+      <w:rPr>
+        <w:rFonts w:ascii="Symbol" w:hAnsi="Symbol" w:hint="default"/>
+      </w:rPr>
+    </w:lvl>
+    <w:lvl w:ilvl="4" w:tplc="040E0003" w:tentative="1">
+      <w:start w:val="1"/>
+      <w:numFmt w:val="bullet"/>
+      <w:lvlText w:val="o"/>
+      <w:lvlJc w:val="left"/>
+      <w:pPr>
+        <w:ind w:left="3600" w:hanging="360"/>
+      </w:pPr>
+      <w:rPr>
+        <w:rFonts w:ascii="Courier New" w:hAnsi="Courier New" w:cs="Courier New" w:hint="default"/>
+      </w:rPr>
+    </w:lvl>
+    <w:lvl w:ilvl="5" w:tplc="040E0005" w:tentative="1">
+      <w:start w:val="1"/>
+      <w:numFmt w:val="bullet"/>
+      <w:lvlText w:val=""/>
+      <w:lvlJc w:val="left"/>
+      <w:pPr>
+        <w:ind w:left="4320" w:hanging="360"/>
+      </w:pPr>
+      <w:rPr>
+        <w:rFonts w:ascii="Wingdings" w:hAnsi="Wingdings" w:hint="default"/>
+      </w:rPr>
+    </w:lvl>
+    <w:lvl w:ilvl="6" w:tplc="040E0001" w:tentative="1">
+      <w:start w:val="1"/>
+      <w:numFmt w:val="bullet"/>
+      <w:lvlText w:val=""/>
+      <w:lvlJc w:val="left"/>
+      <w:pPr>
+        <w:ind w:left="5040" w:hanging="360"/>
+      </w:pPr>
+      <w:rPr>
+        <w:rFonts w:ascii="Symbol" w:hAnsi="Symbol" w:hint="default"/>
+      </w:rPr>
+    </w:lvl>
+    <w:lvl w:ilvl="7" w:tplc="040E0003" w:tentative="1">
+      <w:start w:val="1"/>
+      <w:numFmt w:val="bullet"/>
+      <w:lvlText w:val="o"/>
+      <w:lvlJc w:val="left"/>
+      <w:pPr>
+        <w:ind w:left="5760" w:hanging="360"/>
+      </w:pPr>
+      <w:rPr>
+        <w:rFonts w:ascii="Courier New" w:hAnsi="Courier New" w:cs="Courier New" w:hint="default"/>
+      </w:rPr>
+    </w:lvl>
+    <w:lvl w:ilvl="8" w:tplc="040E0005" w:tentative="1">
+      <w:start w:val="1"/>
+      <w:numFmt w:val="bullet"/>
+      <w:lvlText w:val=""/>
+      <w:lvlJc w:val="left"/>
+      <w:pPr>
+        <w:ind w:left="6480" w:hanging="360"/>
+      </w:pPr>
+      <w:rPr>
+        <w:rFonts w:ascii="Wingdings" w:hAnsi="Wingdings" w:hint="default"/>
+      </w:rPr>
+    </w:lvl>
+  </w:abstractNum>
+  <w:abstractNum w:abstractNumId="19" w15:restartNumberingAfterBreak="0">
     <w:nsid w:val="4736273B"/>
     <w:multiLevelType w:val="hybridMultilevel"/>
     <w:tmpl w:val="5DE215C2"/>
@@ -7379,7 +9980,7 @@
       </w:rPr>
     </w:lvl>
   </w:abstractNum>
-  <w:abstractNum w:abstractNumId="17" w15:restartNumberingAfterBreak="0">
+  <w:abstractNum w:abstractNumId="20" w15:restartNumberingAfterBreak="0">
     <w:nsid w:val="529446CD"/>
     <w:multiLevelType w:val="hybridMultilevel"/>
     <w:tmpl w:val="C53AB7B8"/>
@@ -7492,7 +10093,233 @@
       </w:rPr>
     </w:lvl>
   </w:abstractNum>
-  <w:abstractNum w:abstractNumId="18" w15:restartNumberingAfterBreak="0">
+  <w:abstractNum w:abstractNumId="21" w15:restartNumberingAfterBreak="0">
+    <w:nsid w:val="54BA30A9"/>
+    <w:multiLevelType w:val="hybridMultilevel"/>
+    <w:tmpl w:val="E8407632"/>
+    <w:lvl w:ilvl="0" w:tplc="040E0001">
+      <w:start w:val="1"/>
+      <w:numFmt w:val="bullet"/>
+      <w:lvlText w:val=""/>
+      <w:lvlJc w:val="left"/>
+      <w:pPr>
+        <w:ind w:left="720" w:hanging="360"/>
+      </w:pPr>
+      <w:rPr>
+        <w:rFonts w:ascii="Symbol" w:hAnsi="Symbol" w:hint="default"/>
+      </w:rPr>
+    </w:lvl>
+    <w:lvl w:ilvl="1" w:tplc="040E0003" w:tentative="1">
+      <w:start w:val="1"/>
+      <w:numFmt w:val="bullet"/>
+      <w:lvlText w:val="o"/>
+      <w:lvlJc w:val="left"/>
+      <w:pPr>
+        <w:ind w:left="1440" w:hanging="360"/>
+      </w:pPr>
+      <w:rPr>
+        <w:rFonts w:ascii="Courier New" w:hAnsi="Courier New" w:cs="Courier New" w:hint="default"/>
+      </w:rPr>
+    </w:lvl>
+    <w:lvl w:ilvl="2" w:tplc="040E0005" w:tentative="1">
+      <w:start w:val="1"/>
+      <w:numFmt w:val="bullet"/>
+      <w:lvlText w:val=""/>
+      <w:lvlJc w:val="left"/>
+      <w:pPr>
+        <w:ind w:left="2160" w:hanging="360"/>
+      </w:pPr>
+      <w:rPr>
+        <w:rFonts w:ascii="Wingdings" w:hAnsi="Wingdings" w:hint="default"/>
+      </w:rPr>
+    </w:lvl>
+    <w:lvl w:ilvl="3" w:tplc="040E0001" w:tentative="1">
+      <w:start w:val="1"/>
+      <w:numFmt w:val="bullet"/>
+      <w:lvlText w:val=""/>
+      <w:lvlJc w:val="left"/>
+      <w:pPr>
+        <w:ind w:left="2880" w:hanging="360"/>
+      </w:pPr>
+      <w:rPr>
+        <w:rFonts w:ascii="Symbol" w:hAnsi="Symbol" w:hint="default"/>
+      </w:rPr>
+    </w:lvl>
+    <w:lvl w:ilvl="4" w:tplc="040E0003" w:tentative="1">
+      <w:start w:val="1"/>
+      <w:numFmt w:val="bullet"/>
+      <w:lvlText w:val="o"/>
+      <w:lvlJc w:val="left"/>
+      <w:pPr>
+        <w:ind w:left="3600" w:hanging="360"/>
+      </w:pPr>
+      <w:rPr>
+        <w:rFonts w:ascii="Courier New" w:hAnsi="Courier New" w:cs="Courier New" w:hint="default"/>
+      </w:rPr>
+    </w:lvl>
+    <w:lvl w:ilvl="5" w:tplc="040E0005" w:tentative="1">
+      <w:start w:val="1"/>
+      <w:numFmt w:val="bullet"/>
+      <w:lvlText w:val=""/>
+      <w:lvlJc w:val="left"/>
+      <w:pPr>
+        <w:ind w:left="4320" w:hanging="360"/>
+      </w:pPr>
+      <w:rPr>
+        <w:rFonts w:ascii="Wingdings" w:hAnsi="Wingdings" w:hint="default"/>
+      </w:rPr>
+    </w:lvl>
+    <w:lvl w:ilvl="6" w:tplc="040E0001" w:tentative="1">
+      <w:start w:val="1"/>
+      <w:numFmt w:val="bullet"/>
+      <w:lvlText w:val=""/>
+      <w:lvlJc w:val="left"/>
+      <w:pPr>
+        <w:ind w:left="5040" w:hanging="360"/>
+      </w:pPr>
+      <w:rPr>
+        <w:rFonts w:ascii="Symbol" w:hAnsi="Symbol" w:hint="default"/>
+      </w:rPr>
+    </w:lvl>
+    <w:lvl w:ilvl="7" w:tplc="040E0003" w:tentative="1">
+      <w:start w:val="1"/>
+      <w:numFmt w:val="bullet"/>
+      <w:lvlText w:val="o"/>
+      <w:lvlJc w:val="left"/>
+      <w:pPr>
+        <w:ind w:left="5760" w:hanging="360"/>
+      </w:pPr>
+      <w:rPr>
+        <w:rFonts w:ascii="Courier New" w:hAnsi="Courier New" w:cs="Courier New" w:hint="default"/>
+      </w:rPr>
+    </w:lvl>
+    <w:lvl w:ilvl="8" w:tplc="040E0005" w:tentative="1">
+      <w:start w:val="1"/>
+      <w:numFmt w:val="bullet"/>
+      <w:lvlText w:val=""/>
+      <w:lvlJc w:val="left"/>
+      <w:pPr>
+        <w:ind w:left="6480" w:hanging="360"/>
+      </w:pPr>
+      <w:rPr>
+        <w:rFonts w:ascii="Wingdings" w:hAnsi="Wingdings" w:hint="default"/>
+      </w:rPr>
+    </w:lvl>
+  </w:abstractNum>
+  <w:abstractNum w:abstractNumId="22" w15:restartNumberingAfterBreak="0">
+    <w:nsid w:val="558D5210"/>
+    <w:multiLevelType w:val="hybridMultilevel"/>
+    <w:tmpl w:val="DD4684E6"/>
+    <w:lvl w:ilvl="0" w:tplc="040E0001">
+      <w:start w:val="1"/>
+      <w:numFmt w:val="bullet"/>
+      <w:lvlText w:val=""/>
+      <w:lvlJc w:val="left"/>
+      <w:pPr>
+        <w:ind w:left="720" w:hanging="360"/>
+      </w:pPr>
+      <w:rPr>
+        <w:rFonts w:ascii="Symbol" w:hAnsi="Symbol" w:hint="default"/>
+      </w:rPr>
+    </w:lvl>
+    <w:lvl w:ilvl="1" w:tplc="040E0003" w:tentative="1">
+      <w:start w:val="1"/>
+      <w:numFmt w:val="bullet"/>
+      <w:lvlText w:val="o"/>
+      <w:lvlJc w:val="left"/>
+      <w:pPr>
+        <w:ind w:left="1440" w:hanging="360"/>
+      </w:pPr>
+      <w:rPr>
+        <w:rFonts w:ascii="Courier New" w:hAnsi="Courier New" w:cs="Courier New" w:hint="default"/>
+      </w:rPr>
+    </w:lvl>
+    <w:lvl w:ilvl="2" w:tplc="040E0005" w:tentative="1">
+      <w:start w:val="1"/>
+      <w:numFmt w:val="bullet"/>
+      <w:lvlText w:val=""/>
+      <w:lvlJc w:val="left"/>
+      <w:pPr>
+        <w:ind w:left="2160" w:hanging="360"/>
+      </w:pPr>
+      <w:rPr>
+        <w:rFonts w:ascii="Wingdings" w:hAnsi="Wingdings" w:hint="default"/>
+      </w:rPr>
+    </w:lvl>
+    <w:lvl w:ilvl="3" w:tplc="040E0001" w:tentative="1">
+      <w:start w:val="1"/>
+      <w:numFmt w:val="bullet"/>
+      <w:lvlText w:val=""/>
+      <w:lvlJc w:val="left"/>
+      <w:pPr>
+        <w:ind w:left="2880" w:hanging="360"/>
+      </w:pPr>
+      <w:rPr>
+        <w:rFonts w:ascii="Symbol" w:hAnsi="Symbol" w:hint="default"/>
+      </w:rPr>
+    </w:lvl>
+    <w:lvl w:ilvl="4" w:tplc="040E0003" w:tentative="1">
+      <w:start w:val="1"/>
+      <w:numFmt w:val="bullet"/>
+      <w:lvlText w:val="o"/>
+      <w:lvlJc w:val="left"/>
+      <w:pPr>
+        <w:ind w:left="3600" w:hanging="360"/>
+      </w:pPr>
+      <w:rPr>
+        <w:rFonts w:ascii="Courier New" w:hAnsi="Courier New" w:cs="Courier New" w:hint="default"/>
+      </w:rPr>
+    </w:lvl>
+    <w:lvl w:ilvl="5" w:tplc="040E0005" w:tentative="1">
+      <w:start w:val="1"/>
+      <w:numFmt w:val="bullet"/>
+      <w:lvlText w:val=""/>
+      <w:lvlJc w:val="left"/>
+      <w:pPr>
+        <w:ind w:left="4320" w:hanging="360"/>
+      </w:pPr>
+      <w:rPr>
+        <w:rFonts w:ascii="Wingdings" w:hAnsi="Wingdings" w:hint="default"/>
+      </w:rPr>
+    </w:lvl>
+    <w:lvl w:ilvl="6" w:tplc="040E0001" w:tentative="1">
+      <w:start w:val="1"/>
+      <w:numFmt w:val="bullet"/>
+      <w:lvlText w:val=""/>
+      <w:lvlJc w:val="left"/>
+      <w:pPr>
+        <w:ind w:left="5040" w:hanging="360"/>
+      </w:pPr>
+      <w:rPr>
+        <w:rFonts w:ascii="Symbol" w:hAnsi="Symbol" w:hint="default"/>
+      </w:rPr>
+    </w:lvl>
+    <w:lvl w:ilvl="7" w:tplc="040E0003" w:tentative="1">
+      <w:start w:val="1"/>
+      <w:numFmt w:val="bullet"/>
+      <w:lvlText w:val="o"/>
+      <w:lvlJc w:val="left"/>
+      <w:pPr>
+        <w:ind w:left="5760" w:hanging="360"/>
+      </w:pPr>
+      <w:rPr>
+        <w:rFonts w:ascii="Courier New" w:hAnsi="Courier New" w:cs="Courier New" w:hint="default"/>
+      </w:rPr>
+    </w:lvl>
+    <w:lvl w:ilvl="8" w:tplc="040E0005" w:tentative="1">
+      <w:start w:val="1"/>
+      <w:numFmt w:val="bullet"/>
+      <w:lvlText w:val=""/>
+      <w:lvlJc w:val="left"/>
+      <w:pPr>
+        <w:ind w:left="6480" w:hanging="360"/>
+      </w:pPr>
+      <w:rPr>
+        <w:rFonts w:ascii="Wingdings" w:hAnsi="Wingdings" w:hint="default"/>
+      </w:rPr>
+    </w:lvl>
+  </w:abstractNum>
+  <w:abstractNum w:abstractNumId="23" w15:restartNumberingAfterBreak="0">
     <w:nsid w:val="56D0286E"/>
     <w:multiLevelType w:val="hybridMultilevel"/>
     <w:tmpl w:val="CC66EC2C"/>
@@ -7581,7 +10408,346 @@
       </w:pPr>
     </w:lvl>
   </w:abstractNum>
-  <w:abstractNum w:abstractNumId="19" w15:restartNumberingAfterBreak="0">
+  <w:abstractNum w:abstractNumId="24" w15:restartNumberingAfterBreak="0">
+    <w:nsid w:val="56FE0D71"/>
+    <w:multiLevelType w:val="hybridMultilevel"/>
+    <w:tmpl w:val="B0FE9DC0"/>
+    <w:lvl w:ilvl="0" w:tplc="040E0001">
+      <w:start w:val="1"/>
+      <w:numFmt w:val="bullet"/>
+      <w:lvlText w:val=""/>
+      <w:lvlJc w:val="left"/>
+      <w:pPr>
+        <w:ind w:left="720" w:hanging="360"/>
+      </w:pPr>
+      <w:rPr>
+        <w:rFonts w:ascii="Symbol" w:hAnsi="Symbol" w:hint="default"/>
+      </w:rPr>
+    </w:lvl>
+    <w:lvl w:ilvl="1" w:tplc="040E0003" w:tentative="1">
+      <w:start w:val="1"/>
+      <w:numFmt w:val="bullet"/>
+      <w:lvlText w:val="o"/>
+      <w:lvlJc w:val="left"/>
+      <w:pPr>
+        <w:ind w:left="1440" w:hanging="360"/>
+      </w:pPr>
+      <w:rPr>
+        <w:rFonts w:ascii="Courier New" w:hAnsi="Courier New" w:cs="Courier New" w:hint="default"/>
+      </w:rPr>
+    </w:lvl>
+    <w:lvl w:ilvl="2" w:tplc="040E0005" w:tentative="1">
+      <w:start w:val="1"/>
+      <w:numFmt w:val="bullet"/>
+      <w:lvlText w:val=""/>
+      <w:lvlJc w:val="left"/>
+      <w:pPr>
+        <w:ind w:left="2160" w:hanging="360"/>
+      </w:pPr>
+      <w:rPr>
+        <w:rFonts w:ascii="Wingdings" w:hAnsi="Wingdings" w:hint="default"/>
+      </w:rPr>
+    </w:lvl>
+    <w:lvl w:ilvl="3" w:tplc="040E0001" w:tentative="1">
+      <w:start w:val="1"/>
+      <w:numFmt w:val="bullet"/>
+      <w:lvlText w:val=""/>
+      <w:lvlJc w:val="left"/>
+      <w:pPr>
+        <w:ind w:left="2880" w:hanging="360"/>
+      </w:pPr>
+      <w:rPr>
+        <w:rFonts w:ascii="Symbol" w:hAnsi="Symbol" w:hint="default"/>
+      </w:rPr>
+    </w:lvl>
+    <w:lvl w:ilvl="4" w:tplc="040E0003" w:tentative="1">
+      <w:start w:val="1"/>
+      <w:numFmt w:val="bullet"/>
+      <w:lvlText w:val="o"/>
+      <w:lvlJc w:val="left"/>
+      <w:pPr>
+        <w:ind w:left="3600" w:hanging="360"/>
+      </w:pPr>
+      <w:rPr>
+        <w:rFonts w:ascii="Courier New" w:hAnsi="Courier New" w:cs="Courier New" w:hint="default"/>
+      </w:rPr>
+    </w:lvl>
+    <w:lvl w:ilvl="5" w:tplc="040E0005" w:tentative="1">
+      <w:start w:val="1"/>
+      <w:numFmt w:val="bullet"/>
+      <w:lvlText w:val=""/>
+      <w:lvlJc w:val="left"/>
+      <w:pPr>
+        <w:ind w:left="4320" w:hanging="360"/>
+      </w:pPr>
+      <w:rPr>
+        <w:rFonts w:ascii="Wingdings" w:hAnsi="Wingdings" w:hint="default"/>
+      </w:rPr>
+    </w:lvl>
+    <w:lvl w:ilvl="6" w:tplc="040E0001" w:tentative="1">
+      <w:start w:val="1"/>
+      <w:numFmt w:val="bullet"/>
+      <w:lvlText w:val=""/>
+      <w:lvlJc w:val="left"/>
+      <w:pPr>
+        <w:ind w:left="5040" w:hanging="360"/>
+      </w:pPr>
+      <w:rPr>
+        <w:rFonts w:ascii="Symbol" w:hAnsi="Symbol" w:hint="default"/>
+      </w:rPr>
+    </w:lvl>
+    <w:lvl w:ilvl="7" w:tplc="040E0003" w:tentative="1">
+      <w:start w:val="1"/>
+      <w:numFmt w:val="bullet"/>
+      <w:lvlText w:val="o"/>
+      <w:lvlJc w:val="left"/>
+      <w:pPr>
+        <w:ind w:left="5760" w:hanging="360"/>
+      </w:pPr>
+      <w:rPr>
+        <w:rFonts w:ascii="Courier New" w:hAnsi="Courier New" w:cs="Courier New" w:hint="default"/>
+      </w:rPr>
+    </w:lvl>
+    <w:lvl w:ilvl="8" w:tplc="040E0005" w:tentative="1">
+      <w:start w:val="1"/>
+      <w:numFmt w:val="bullet"/>
+      <w:lvlText w:val=""/>
+      <w:lvlJc w:val="left"/>
+      <w:pPr>
+        <w:ind w:left="6480" w:hanging="360"/>
+      </w:pPr>
+      <w:rPr>
+        <w:rFonts w:ascii="Wingdings" w:hAnsi="Wingdings" w:hint="default"/>
+      </w:rPr>
+    </w:lvl>
+  </w:abstractNum>
+  <w:abstractNum w:abstractNumId="25" w15:restartNumberingAfterBreak="0">
+    <w:nsid w:val="58CD6CC5"/>
+    <w:multiLevelType w:val="hybridMultilevel"/>
+    <w:tmpl w:val="44F0097E"/>
+    <w:lvl w:ilvl="0" w:tplc="040E0001">
+      <w:start w:val="1"/>
+      <w:numFmt w:val="bullet"/>
+      <w:lvlText w:val=""/>
+      <w:lvlJc w:val="left"/>
+      <w:pPr>
+        <w:ind w:left="720" w:hanging="360"/>
+      </w:pPr>
+      <w:rPr>
+        <w:rFonts w:ascii="Symbol" w:hAnsi="Symbol" w:hint="default"/>
+      </w:rPr>
+    </w:lvl>
+    <w:lvl w:ilvl="1" w:tplc="040E0003" w:tentative="1">
+      <w:start w:val="1"/>
+      <w:numFmt w:val="bullet"/>
+      <w:lvlText w:val="o"/>
+      <w:lvlJc w:val="left"/>
+      <w:pPr>
+        <w:ind w:left="1440" w:hanging="360"/>
+      </w:pPr>
+      <w:rPr>
+        <w:rFonts w:ascii="Courier New" w:hAnsi="Courier New" w:cs="Courier New" w:hint="default"/>
+      </w:rPr>
+    </w:lvl>
+    <w:lvl w:ilvl="2" w:tplc="040E0005" w:tentative="1">
+      <w:start w:val="1"/>
+      <w:numFmt w:val="bullet"/>
+      <w:lvlText w:val=""/>
+      <w:lvlJc w:val="left"/>
+      <w:pPr>
+        <w:ind w:left="2160" w:hanging="360"/>
+      </w:pPr>
+      <w:rPr>
+        <w:rFonts w:ascii="Wingdings" w:hAnsi="Wingdings" w:hint="default"/>
+      </w:rPr>
+    </w:lvl>
+    <w:lvl w:ilvl="3" w:tplc="040E0001" w:tentative="1">
+      <w:start w:val="1"/>
+      <w:numFmt w:val="bullet"/>
+      <w:lvlText w:val=""/>
+      <w:lvlJc w:val="left"/>
+      <w:pPr>
+        <w:ind w:left="2880" w:hanging="360"/>
+      </w:pPr>
+      <w:rPr>
+        <w:rFonts w:ascii="Symbol" w:hAnsi="Symbol" w:hint="default"/>
+      </w:rPr>
+    </w:lvl>
+    <w:lvl w:ilvl="4" w:tplc="040E0003" w:tentative="1">
+      <w:start w:val="1"/>
+      <w:numFmt w:val="bullet"/>
+      <w:lvlText w:val="o"/>
+      <w:lvlJc w:val="left"/>
+      <w:pPr>
+        <w:ind w:left="3600" w:hanging="360"/>
+      </w:pPr>
+      <w:rPr>
+        <w:rFonts w:ascii="Courier New" w:hAnsi="Courier New" w:cs="Courier New" w:hint="default"/>
+      </w:rPr>
+    </w:lvl>
+    <w:lvl w:ilvl="5" w:tplc="040E0005" w:tentative="1">
+      <w:start w:val="1"/>
+      <w:numFmt w:val="bullet"/>
+      <w:lvlText w:val=""/>
+      <w:lvlJc w:val="left"/>
+      <w:pPr>
+        <w:ind w:left="4320" w:hanging="360"/>
+      </w:pPr>
+      <w:rPr>
+        <w:rFonts w:ascii="Wingdings" w:hAnsi="Wingdings" w:hint="default"/>
+      </w:rPr>
+    </w:lvl>
+    <w:lvl w:ilvl="6" w:tplc="040E0001" w:tentative="1">
+      <w:start w:val="1"/>
+      <w:numFmt w:val="bullet"/>
+      <w:lvlText w:val=""/>
+      <w:lvlJc w:val="left"/>
+      <w:pPr>
+        <w:ind w:left="5040" w:hanging="360"/>
+      </w:pPr>
+      <w:rPr>
+        <w:rFonts w:ascii="Symbol" w:hAnsi="Symbol" w:hint="default"/>
+      </w:rPr>
+    </w:lvl>
+    <w:lvl w:ilvl="7" w:tplc="040E0003" w:tentative="1">
+      <w:start w:val="1"/>
+      <w:numFmt w:val="bullet"/>
+      <w:lvlText w:val="o"/>
+      <w:lvlJc w:val="left"/>
+      <w:pPr>
+        <w:ind w:left="5760" w:hanging="360"/>
+      </w:pPr>
+      <w:rPr>
+        <w:rFonts w:ascii="Courier New" w:hAnsi="Courier New" w:cs="Courier New" w:hint="default"/>
+      </w:rPr>
+    </w:lvl>
+    <w:lvl w:ilvl="8" w:tplc="040E0005" w:tentative="1">
+      <w:start w:val="1"/>
+      <w:numFmt w:val="bullet"/>
+      <w:lvlText w:val=""/>
+      <w:lvlJc w:val="left"/>
+      <w:pPr>
+        <w:ind w:left="6480" w:hanging="360"/>
+      </w:pPr>
+      <w:rPr>
+        <w:rFonts w:ascii="Wingdings" w:hAnsi="Wingdings" w:hint="default"/>
+      </w:rPr>
+    </w:lvl>
+  </w:abstractNum>
+  <w:abstractNum w:abstractNumId="26" w15:restartNumberingAfterBreak="0">
+    <w:nsid w:val="5CEB7C8F"/>
+    <w:multiLevelType w:val="hybridMultilevel"/>
+    <w:tmpl w:val="AE824544"/>
+    <w:lvl w:ilvl="0" w:tplc="040E0001">
+      <w:start w:val="1"/>
+      <w:numFmt w:val="bullet"/>
+      <w:lvlText w:val=""/>
+      <w:lvlJc w:val="left"/>
+      <w:pPr>
+        <w:ind w:left="720" w:hanging="360"/>
+      </w:pPr>
+      <w:rPr>
+        <w:rFonts w:ascii="Symbol" w:hAnsi="Symbol" w:hint="default"/>
+      </w:rPr>
+    </w:lvl>
+    <w:lvl w:ilvl="1" w:tplc="040E0003" w:tentative="1">
+      <w:start w:val="1"/>
+      <w:numFmt w:val="bullet"/>
+      <w:lvlText w:val="o"/>
+      <w:lvlJc w:val="left"/>
+      <w:pPr>
+        <w:ind w:left="1440" w:hanging="360"/>
+      </w:pPr>
+      <w:rPr>
+        <w:rFonts w:ascii="Courier New" w:hAnsi="Courier New" w:cs="Courier New" w:hint="default"/>
+      </w:rPr>
+    </w:lvl>
+    <w:lvl w:ilvl="2" w:tplc="040E0005" w:tentative="1">
+      <w:start w:val="1"/>
+      <w:numFmt w:val="bullet"/>
+      <w:lvlText w:val=""/>
+      <w:lvlJc w:val="left"/>
+      <w:pPr>
+        <w:ind w:left="2160" w:hanging="360"/>
+      </w:pPr>
+      <w:rPr>
+        <w:rFonts w:ascii="Wingdings" w:hAnsi="Wingdings" w:hint="default"/>
+      </w:rPr>
+    </w:lvl>
+    <w:lvl w:ilvl="3" w:tplc="040E0001" w:tentative="1">
+      <w:start w:val="1"/>
+      <w:numFmt w:val="bullet"/>
+      <w:lvlText w:val=""/>
+      <w:lvlJc w:val="left"/>
+      <w:pPr>
+        <w:ind w:left="2880" w:hanging="360"/>
+      </w:pPr>
+      <w:rPr>
+        <w:rFonts w:ascii="Symbol" w:hAnsi="Symbol" w:hint="default"/>
+      </w:rPr>
+    </w:lvl>
+    <w:lvl w:ilvl="4" w:tplc="040E0003" w:tentative="1">
+      <w:start w:val="1"/>
+      <w:numFmt w:val="bullet"/>
+      <w:lvlText w:val="o"/>
+      <w:lvlJc w:val="left"/>
+      <w:pPr>
+        <w:ind w:left="3600" w:hanging="360"/>
+      </w:pPr>
+      <w:rPr>
+        <w:rFonts w:ascii="Courier New" w:hAnsi="Courier New" w:cs="Courier New" w:hint="default"/>
+      </w:rPr>
+    </w:lvl>
+    <w:lvl w:ilvl="5" w:tplc="040E0005" w:tentative="1">
+      <w:start w:val="1"/>
+      <w:numFmt w:val="bullet"/>
+      <w:lvlText w:val=""/>
+      <w:lvlJc w:val="left"/>
+      <w:pPr>
+        <w:ind w:left="4320" w:hanging="360"/>
+      </w:pPr>
+      <w:rPr>
+        <w:rFonts w:ascii="Wingdings" w:hAnsi="Wingdings" w:hint="default"/>
+      </w:rPr>
+    </w:lvl>
+    <w:lvl w:ilvl="6" w:tplc="040E0001" w:tentative="1">
+      <w:start w:val="1"/>
+      <w:numFmt w:val="bullet"/>
+      <w:lvlText w:val=""/>
+      <w:lvlJc w:val="left"/>
+      <w:pPr>
+        <w:ind w:left="5040" w:hanging="360"/>
+      </w:pPr>
+      <w:rPr>
+        <w:rFonts w:ascii="Symbol" w:hAnsi="Symbol" w:hint="default"/>
+      </w:rPr>
+    </w:lvl>
+    <w:lvl w:ilvl="7" w:tplc="040E0003" w:tentative="1">
+      <w:start w:val="1"/>
+      <w:numFmt w:val="bullet"/>
+      <w:lvlText w:val="o"/>
+      <w:lvlJc w:val="left"/>
+      <w:pPr>
+        <w:ind w:left="5760" w:hanging="360"/>
+      </w:pPr>
+      <w:rPr>
+        <w:rFonts w:ascii="Courier New" w:hAnsi="Courier New" w:cs="Courier New" w:hint="default"/>
+      </w:rPr>
+    </w:lvl>
+    <w:lvl w:ilvl="8" w:tplc="040E0005" w:tentative="1">
+      <w:start w:val="1"/>
+      <w:numFmt w:val="bullet"/>
+      <w:lvlText w:val=""/>
+      <w:lvlJc w:val="left"/>
+      <w:pPr>
+        <w:ind w:left="6480" w:hanging="360"/>
+      </w:pPr>
+      <w:rPr>
+        <w:rFonts w:ascii="Wingdings" w:hAnsi="Wingdings" w:hint="default"/>
+      </w:rPr>
+    </w:lvl>
+  </w:abstractNum>
+  <w:abstractNum w:abstractNumId="27" w15:restartNumberingAfterBreak="0">
     <w:nsid w:val="61B52CCE"/>
     <w:multiLevelType w:val="hybridMultilevel"/>
     <w:tmpl w:val="410A9708"/>
@@ -7694,7 +10860,7 @@
       </w:rPr>
     </w:lvl>
   </w:abstractNum>
-  <w:abstractNum w:abstractNumId="20" w15:restartNumberingAfterBreak="0">
+  <w:abstractNum w:abstractNumId="28" w15:restartNumberingAfterBreak="0">
     <w:nsid w:val="61B93A04"/>
     <w:multiLevelType w:val="hybridMultilevel"/>
     <w:tmpl w:val="F9FE41B4"/>
@@ -7807,7 +10973,7 @@
       </w:rPr>
     </w:lvl>
   </w:abstractNum>
-  <w:abstractNum w:abstractNumId="21" w15:restartNumberingAfterBreak="0">
+  <w:abstractNum w:abstractNumId="29" w15:restartNumberingAfterBreak="0">
     <w:nsid w:val="61C16BB6"/>
     <w:multiLevelType w:val="hybridMultilevel"/>
     <w:tmpl w:val="DA545D80"/>
@@ -7920,7 +11086,7 @@
       </w:rPr>
     </w:lvl>
   </w:abstractNum>
-  <w:abstractNum w:abstractNumId="22" w15:restartNumberingAfterBreak="0">
+  <w:abstractNum w:abstractNumId="30" w15:restartNumberingAfterBreak="0">
     <w:nsid w:val="625527B2"/>
     <w:multiLevelType w:val="hybridMultilevel"/>
     <w:tmpl w:val="42D084E8"/>
@@ -8033,7 +11199,120 @@
       </w:rPr>
     </w:lvl>
   </w:abstractNum>
-  <w:abstractNum w:abstractNumId="23" w15:restartNumberingAfterBreak="0">
+  <w:abstractNum w:abstractNumId="31" w15:restartNumberingAfterBreak="0">
+    <w:nsid w:val="66C01331"/>
+    <w:multiLevelType w:val="hybridMultilevel"/>
+    <w:tmpl w:val="C4F0B5E2"/>
+    <w:lvl w:ilvl="0" w:tplc="040E0001">
+      <w:start w:val="1"/>
+      <w:numFmt w:val="bullet"/>
+      <w:lvlText w:val=""/>
+      <w:lvlJc w:val="left"/>
+      <w:pPr>
+        <w:ind w:left="720" w:hanging="360"/>
+      </w:pPr>
+      <w:rPr>
+        <w:rFonts w:ascii="Symbol" w:hAnsi="Symbol" w:hint="default"/>
+      </w:rPr>
+    </w:lvl>
+    <w:lvl w:ilvl="1" w:tplc="040E0003" w:tentative="1">
+      <w:start w:val="1"/>
+      <w:numFmt w:val="bullet"/>
+      <w:lvlText w:val="o"/>
+      <w:lvlJc w:val="left"/>
+      <w:pPr>
+        <w:ind w:left="1440" w:hanging="360"/>
+      </w:pPr>
+      <w:rPr>
+        <w:rFonts w:ascii="Courier New" w:hAnsi="Courier New" w:cs="Courier New" w:hint="default"/>
+      </w:rPr>
+    </w:lvl>
+    <w:lvl w:ilvl="2" w:tplc="040E0005" w:tentative="1">
+      <w:start w:val="1"/>
+      <w:numFmt w:val="bullet"/>
+      <w:lvlText w:val=""/>
+      <w:lvlJc w:val="left"/>
+      <w:pPr>
+        <w:ind w:left="2160" w:hanging="360"/>
+      </w:pPr>
+      <w:rPr>
+        <w:rFonts w:ascii="Wingdings" w:hAnsi="Wingdings" w:hint="default"/>
+      </w:rPr>
+    </w:lvl>
+    <w:lvl w:ilvl="3" w:tplc="040E0001" w:tentative="1">
+      <w:start w:val="1"/>
+      <w:numFmt w:val="bullet"/>
+      <w:lvlText w:val=""/>
+      <w:lvlJc w:val="left"/>
+      <w:pPr>
+        <w:ind w:left="2880" w:hanging="360"/>
+      </w:pPr>
+      <w:rPr>
+        <w:rFonts w:ascii="Symbol" w:hAnsi="Symbol" w:hint="default"/>
+      </w:rPr>
+    </w:lvl>
+    <w:lvl w:ilvl="4" w:tplc="040E0003" w:tentative="1">
+      <w:start w:val="1"/>
+      <w:numFmt w:val="bullet"/>
+      <w:lvlText w:val="o"/>
+      <w:lvlJc w:val="left"/>
+      <w:pPr>
+        <w:ind w:left="3600" w:hanging="360"/>
+      </w:pPr>
+      <w:rPr>
+        <w:rFonts w:ascii="Courier New" w:hAnsi="Courier New" w:cs="Courier New" w:hint="default"/>
+      </w:rPr>
+    </w:lvl>
+    <w:lvl w:ilvl="5" w:tplc="040E0005" w:tentative="1">
+      <w:start w:val="1"/>
+      <w:numFmt w:val="bullet"/>
+      <w:lvlText w:val=""/>
+      <w:lvlJc w:val="left"/>
+      <w:pPr>
+        <w:ind w:left="4320" w:hanging="360"/>
+      </w:pPr>
+      <w:rPr>
+        <w:rFonts w:ascii="Wingdings" w:hAnsi="Wingdings" w:hint="default"/>
+      </w:rPr>
+    </w:lvl>
+    <w:lvl w:ilvl="6" w:tplc="040E0001" w:tentative="1">
+      <w:start w:val="1"/>
+      <w:numFmt w:val="bullet"/>
+      <w:lvlText w:val=""/>
+      <w:lvlJc w:val="left"/>
+      <w:pPr>
+        <w:ind w:left="5040" w:hanging="360"/>
+      </w:pPr>
+      <w:rPr>
+        <w:rFonts w:ascii="Symbol" w:hAnsi="Symbol" w:hint="default"/>
+      </w:rPr>
+    </w:lvl>
+    <w:lvl w:ilvl="7" w:tplc="040E0003" w:tentative="1">
+      <w:start w:val="1"/>
+      <w:numFmt w:val="bullet"/>
+      <w:lvlText w:val="o"/>
+      <w:lvlJc w:val="left"/>
+      <w:pPr>
+        <w:ind w:left="5760" w:hanging="360"/>
+      </w:pPr>
+      <w:rPr>
+        <w:rFonts w:ascii="Courier New" w:hAnsi="Courier New" w:cs="Courier New" w:hint="default"/>
+      </w:rPr>
+    </w:lvl>
+    <w:lvl w:ilvl="8" w:tplc="040E0005" w:tentative="1">
+      <w:start w:val="1"/>
+      <w:numFmt w:val="bullet"/>
+      <w:lvlText w:val=""/>
+      <w:lvlJc w:val="left"/>
+      <w:pPr>
+        <w:ind w:left="6480" w:hanging="360"/>
+      </w:pPr>
+      <w:rPr>
+        <w:rFonts w:ascii="Wingdings" w:hAnsi="Wingdings" w:hint="default"/>
+      </w:rPr>
+    </w:lvl>
+  </w:abstractNum>
+  <w:abstractNum w:abstractNumId="32" w15:restartNumberingAfterBreak="0">
     <w:nsid w:val="6D2F6911"/>
     <w:multiLevelType w:val="hybridMultilevel"/>
     <w:tmpl w:val="FF32EA34"/>
@@ -8146,7 +11425,7 @@
       </w:rPr>
     </w:lvl>
   </w:abstractNum>
-  <w:abstractNum w:abstractNumId="24" w15:restartNumberingAfterBreak="0">
+  <w:abstractNum w:abstractNumId="33" w15:restartNumberingAfterBreak="0">
     <w:nsid w:val="73F83A5A"/>
     <w:multiLevelType w:val="hybridMultilevel"/>
     <w:tmpl w:val="9A846094"/>
@@ -8259,7 +11538,7 @@
       </w:rPr>
     </w:lvl>
   </w:abstractNum>
-  <w:abstractNum w:abstractNumId="25" w15:restartNumberingAfterBreak="0">
+  <w:abstractNum w:abstractNumId="34" w15:restartNumberingAfterBreak="0">
     <w:nsid w:val="75336A2B"/>
     <w:multiLevelType w:val="hybridMultilevel"/>
     <w:tmpl w:val="A6128C32"/>
@@ -8372,7 +11651,7 @@
       </w:rPr>
     </w:lvl>
   </w:abstractNum>
-  <w:abstractNum w:abstractNumId="26" w15:restartNumberingAfterBreak="0">
+  <w:abstractNum w:abstractNumId="35" w15:restartNumberingAfterBreak="0">
     <w:nsid w:val="79AE4880"/>
     <w:multiLevelType w:val="hybridMultilevel"/>
     <w:tmpl w:val="1222134C"/>
@@ -8485,7 +11764,7 @@
       </w:rPr>
     </w:lvl>
   </w:abstractNum>
-  <w:abstractNum w:abstractNumId="27" w15:restartNumberingAfterBreak="0">
+  <w:abstractNum w:abstractNumId="36" w15:restartNumberingAfterBreak="0">
     <w:nsid w:val="7D56113E"/>
     <w:multiLevelType w:val="hybridMultilevel"/>
     <w:tmpl w:val="61962A30"/>
@@ -8598,7 +11877,7 @@
       </w:rPr>
     </w:lvl>
   </w:abstractNum>
-  <w:abstractNum w:abstractNumId="28" w15:restartNumberingAfterBreak="0">
+  <w:abstractNum w:abstractNumId="37" w15:restartNumberingAfterBreak="0">
     <w:nsid w:val="7E280EE0"/>
     <w:multiLevelType w:val="hybridMultilevel"/>
     <w:tmpl w:val="8FB22B94"/>
@@ -8721,82 +12000,109 @@
     <w:abstractNumId w:val="4"/>
   </w:num>
   <w:num w:numId="4">
+    <w:abstractNumId w:val="27"/>
+  </w:num>
+  <w:num w:numId="5">
     <w:abstractNumId w:val="19"/>
   </w:num>
-  <w:num w:numId="5">
-    <w:abstractNumId w:val="16"/>
-  </w:num>
   <w:num w:numId="6">
-    <w:abstractNumId w:val="22"/>
+    <w:abstractNumId w:val="30"/>
   </w:num>
   <w:num w:numId="7">
-    <w:abstractNumId w:val="20"/>
+    <w:abstractNumId w:val="28"/>
   </w:num>
   <w:num w:numId="8">
+    <w:abstractNumId w:val="14"/>
+  </w:num>
+  <w:num w:numId="9">
+    <w:abstractNumId w:val="37"/>
+  </w:num>
+  <w:num w:numId="10">
+    <w:abstractNumId w:val="29"/>
+  </w:num>
+  <w:num w:numId="11">
+    <w:abstractNumId w:val="23"/>
+  </w:num>
+  <w:num w:numId="12">
+    <w:abstractNumId w:val="6"/>
+  </w:num>
+  <w:num w:numId="13">
     <w:abstractNumId w:val="12"/>
   </w:num>
-  <w:num w:numId="9">
-    <w:abstractNumId w:val="28"/>
-  </w:num>
-  <w:num w:numId="10">
-    <w:abstractNumId w:val="21"/>
-  </w:num>
-  <w:num w:numId="11">
-    <w:abstractNumId w:val="18"/>
-  </w:num>
-  <w:num w:numId="12">
-    <w:abstractNumId w:val="5"/>
-  </w:num>
-  <w:num w:numId="13">
-    <w:abstractNumId w:val="10"/>
-  </w:num>
   <w:num w:numId="14">
-    <w:abstractNumId w:val="23"/>
+    <w:abstractNumId w:val="32"/>
   </w:num>
   <w:num w:numId="15">
+    <w:abstractNumId w:val="13"/>
+  </w:num>
+  <w:num w:numId="16">
+    <w:abstractNumId w:val="33"/>
+  </w:num>
+  <w:num w:numId="17">
     <w:abstractNumId w:val="11"/>
   </w:num>
-  <w:num w:numId="16">
-    <w:abstractNumId w:val="24"/>
+  <w:num w:numId="18">
+    <w:abstractNumId w:val="34"/>
   </w:num>
-  <w:num w:numId="17">
+  <w:num w:numId="19">
     <w:abstractNumId w:val="9"/>
   </w:num>
-  <w:num w:numId="18">
-    <w:abstractNumId w:val="25"/>
-  </w:num>
-  <w:num w:numId="19">
+  <w:num w:numId="20">
     <w:abstractNumId w:val="7"/>
-  </w:num>
-  <w:num w:numId="20">
-    <w:abstractNumId w:val="6"/>
   </w:num>
   <w:num w:numId="21">
     <w:abstractNumId w:val="1"/>
   </w:num>
   <w:num w:numId="22">
-    <w:abstractNumId w:val="26"/>
+    <w:abstractNumId w:val="35"/>
   </w:num>
   <w:num w:numId="23">
     <w:abstractNumId w:val="3"/>
   </w:num>
   <w:num w:numId="24">
-    <w:abstractNumId w:val="27"/>
+    <w:abstractNumId w:val="36"/>
   </w:num>
   <w:num w:numId="25">
+    <w:abstractNumId w:val="10"/>
+  </w:num>
+  <w:num w:numId="26">
+    <w:abstractNumId w:val="16"/>
+  </w:num>
+  <w:num w:numId="27">
+    <w:abstractNumId w:val="17"/>
+  </w:num>
+  <w:num w:numId="28">
+    <w:abstractNumId w:val="20"/>
+  </w:num>
+  <w:num w:numId="29">
+    <w:abstractNumId w:val="15"/>
+  </w:num>
+  <w:num w:numId="30">
+    <w:abstractNumId w:val="18"/>
+  </w:num>
+  <w:num w:numId="31">
+    <w:abstractNumId w:val="26"/>
+  </w:num>
+  <w:num w:numId="32">
+    <w:abstractNumId w:val="21"/>
+  </w:num>
+  <w:num w:numId="33">
+    <w:abstractNumId w:val="24"/>
+  </w:num>
+  <w:num w:numId="34">
+    <w:abstractNumId w:val="25"/>
+  </w:num>
+  <w:num w:numId="35">
     <w:abstractNumId w:val="8"/>
   </w:num>
-  <w:num w:numId="26">
-    <w:abstractNumId w:val="14"/>
+  <w:num w:numId="36">
+    <w:abstractNumId w:val="31"/>
   </w:num>
-  <w:num w:numId="27">
-    <w:abstractNumId w:val="15"/>
+  <w:num w:numId="37">
+    <w:abstractNumId w:val="5"/>
   </w:num>
-  <w:num w:numId="28">
-    <w:abstractNumId w:val="17"/>
-  </w:num>
-  <w:num w:numId="29">
-    <w:abstractNumId w:val="13"/>
+  <w:num w:numId="38">
+    <w:abstractNumId w:val="22"/>
   </w:num>
 </w:numbering>
 </file>
@@ -10250,15 +13556,6 @@
 </file>
 
 <file path=customXml/item1.xml><?xml version="1.0" encoding="utf-8"?>
-<?mso-contentType ?>
-<FormTemplates xmlns="http://schemas.microsoft.com/sharepoint/v3/contenttype/forms">
-  <Display>DocumentLibraryForm</Display>
-  <Edit>DocumentLibraryForm</Edit>
-  <New>DocumentLibraryForm</New>
-</FormTemplates>
-</file>
-
-<file path=customXml/item2.xml><?xml version="1.0" encoding="utf-8"?>
 <ct:contentTypeSchema xmlns:ct="http://schemas.microsoft.com/office/2006/metadata/contentType" xmlns:ma="http://schemas.microsoft.com/office/2006/metadata/properties/metaAttributes" ct:_="" ma:_="" ma:contentTypeName="Document" ma:contentTypeID="0x01010057D746A6CC7228419059D1F304ECB892" ma:contentTypeVersion="6" ma:contentTypeDescription="Create a new document." ma:contentTypeScope="" ma:versionID="230bd601e8ab138a3182c21189d57f93">
   <xsd:schema xmlns:xsd="http://www.w3.org/2001/XMLSchema" xmlns:xs="http://www.w3.org/2001/XMLSchema" xmlns:p="http://schemas.microsoft.com/office/2006/metadata/properties" xmlns:ns2="23369ae5-05ef-4c7c-a662-deac929baaef" targetNamespace="http://schemas.microsoft.com/office/2006/metadata/properties" ma:root="true" ma:fieldsID="ed8cacf55a6d923cbbf7f604d05b507d" ns2:_="">
     <xsd:import namespace="23369ae5-05ef-4c7c-a662-deac929baaef"/>
@@ -10416,19 +13713,20 @@
 </ct:contentTypeSchema>
 </file>
 
+<file path=customXml/item2.xml><?xml version="1.0" encoding="utf-8"?>
+<?mso-contentType ?>
+<FormTemplates xmlns="http://schemas.microsoft.com/sharepoint/v3/contenttype/forms">
+  <Display>DocumentLibraryForm</Display>
+  <Edit>DocumentLibraryForm</Edit>
+  <New>DocumentLibraryForm</New>
+</FormTemplates>
+</file>
+
 <file path=customXml/item3.xml><?xml version="1.0" encoding="utf-8"?>
 <b:Sources xmlns:b="http://schemas.openxmlformats.org/officeDocument/2006/bibliography" xmlns="http://schemas.openxmlformats.org/officeDocument/2006/bibliography" SelectedStyle="\APASixthEditionOfficeOnline.xsl" StyleName="APA" Version="6"/>
 </file>
 
 <file path=customXml/itemProps1.xml><?xml version="1.0" encoding="utf-8"?>
-<ds:datastoreItem xmlns:ds="http://schemas.openxmlformats.org/officeDocument/2006/customXml" ds:itemID="{79D0F40F-646A-4DBF-9119-0FC598DFBBBB}">
-  <ds:schemaRefs>
-    <ds:schemaRef ds:uri="http://schemas.microsoft.com/sharepoint/v3/contenttype/forms"/>
-  </ds:schemaRefs>
-</ds:datastoreItem>
-</file>
-
-<file path=customXml/itemProps2.xml><?xml version="1.0" encoding="utf-8"?>
 <ds:datastoreItem xmlns:ds="http://schemas.openxmlformats.org/officeDocument/2006/customXml" ds:itemID="{E0E361D0-270A-43DD-B744-DC4991A38C53}">
   <ds:schemaRefs>
     <ds:schemaRef ds:uri="http://schemas.microsoft.com/office/2006/metadata/contentType"/>
@@ -10446,8 +13744,16 @@
 </ds:datastoreItem>
 </file>
 
+<file path=customXml/itemProps2.xml><?xml version="1.0" encoding="utf-8"?>
+<ds:datastoreItem xmlns:ds="http://schemas.openxmlformats.org/officeDocument/2006/customXml" ds:itemID="{79D0F40F-646A-4DBF-9119-0FC598DFBBBB}">
+  <ds:schemaRefs>
+    <ds:schemaRef ds:uri="http://schemas.microsoft.com/sharepoint/v3/contenttype/forms"/>
+  </ds:schemaRefs>
+</ds:datastoreItem>
+</file>
+
 <file path=customXml/itemProps3.xml><?xml version="1.0" encoding="utf-8"?>
-<ds:datastoreItem xmlns:ds="http://schemas.openxmlformats.org/officeDocument/2006/customXml" ds:itemID="{FCC20C2E-82ED-4881-8EED-49321B40CFD9}">
+<ds:datastoreItem xmlns:ds="http://schemas.openxmlformats.org/officeDocument/2006/customXml" ds:itemID="{2BE60D3F-850C-4B63-AF95-135DF59CB110}">
   <ds:schemaRefs>
     <ds:schemaRef ds:uri="http://schemas.openxmlformats.org/officeDocument/2006/bibliography"/>
   </ds:schemaRefs>

--- a/re4z8r_dokumentacio.docx
+++ b/re4z8r_dokumentacio.docx
@@ -113,15 +113,6 @@
           <w:szCs w:val="28"/>
         </w:rPr>
       </w:pPr>
-      <w:r>
-        <w:rPr>
-          <w:b/>
-          <w:bCs/>
-          <w:sz w:val="28"/>
-          <w:szCs w:val="28"/>
-        </w:rPr>
-        <w:t>Informatikatudományi Intézet</w:t>
-      </w:r>
     </w:p>
     <w:p>
       <w:r>
@@ -780,6 +771,7 @@
           <w:docPartUnique/>
         </w:docPartObj>
       </w:sdtPr>
+      <w:sdtEndPr/>
       <w:sdtContent>
         <w:p>
           <w:pPr>
@@ -3371,21 +3363,7 @@
                 <w:rStyle w:val="Hiperhivatkozs"/>
                 <w:noProof/>
               </w:rPr>
-              <w:t>Véle</w:t>
-            </w:r>
-            <w:r>
-              <w:rPr>
-                <w:rStyle w:val="Hiperhivatkozs"/>
-                <w:noProof/>
-              </w:rPr>
-              <w:t>t</w:t>
-            </w:r>
-            <w:r>
-              <w:rPr>
-                <w:rStyle w:val="Hiperhivatkozs"/>
-                <w:noProof/>
-              </w:rPr>
-              <w:t>lenszerű térkép létrehozása</w:t>
+              <w:t>Véletlenszerű térkép létrehozása</w:t>
             </w:r>
             <w:r>
               <w:rPr>
@@ -3915,7 +3893,25 @@
     </w:p>
     <w:p>
       <w:r>
-        <w:t xml:space="preserve">Játékok mindig is fontos szerepet töltöttek be az emberiség történetébe az középkorban is rengeteg sport és társas játék létezett, amik különböző készségeket teszteltek és szórakoztatták a játékosokat. Ahogy az emberiség tudása növekedett úgy lettek bonyolultabbak a játékok is. A 20. században jelentek meg a különböző szerepjátékok és ma is ismert társasjátékok is, amiket sokan ma is játszanak például a Dungeons and Dragons </w:t>
+        <w:t>Játékok mindig is fontos szerepet töltötte</w:t>
+      </w:r>
+      <w:r>
+        <w:t>k be az emberiség történetébe, a</w:t>
+      </w:r>
+      <w:r>
+        <w:t xml:space="preserve"> középkorban is rengeteg sport és társas játék létezett, amik különböző készségeket teszteltek és szórakoztatták a játékosokat. Ahogy az emberiség tudása </w:t>
+      </w:r>
+      <w:r>
+        <w:t>gyarapodott</w:t>
+      </w:r>
+      <w:r>
+        <w:t xml:space="preserve"> úgy lettek bonyolultabbak a játékok is. A 20. században jelentek meg a különböző szerepjátékok és ma is ismert társasjátékok is, amiket sokan</w:t>
+      </w:r>
+      <w:r>
+        <w:t xml:space="preserve"> játszanak. Ilyen </w:t>
+      </w:r>
+      <w:r>
+        <w:t xml:space="preserve">például a Dungeons and Dragons </w:t>
       </w:r>
       <w:r>
         <w:t>vagy a Rizikó. Ezekből a játékokból merítettek ihletet az első számítógépes játékok is.</w:t>
@@ -3932,7 +3928,28 @@
         <w:t xml:space="preserve">voltak a legérdekesebbek, az ilyen játékok mindig is </w:t>
       </w:r>
       <w:r>
-        <w:t>többet tartalmaznak, mint amit gondolnánk. Az ilyen játékok manapság ritkaságok, a nagyobb játékok csillogása villogása alatt főleg ürességet látok, ami kár, mert rengeteg ember munkája megy bele egy akkora projektbe.</w:t>
+        <w:t xml:space="preserve">többet tartalmaznak, mint amit gondolnánk. </w:t>
+      </w:r>
+      <w:r>
+        <w:t>Ezek</w:t>
+      </w:r>
+      <w:r>
+        <w:t xml:space="preserve"> manapság ritkaságok, a nagyobb játékok csillogása villogása </w:t>
+      </w:r>
+      <w:r>
+        <w:t>egyre kevésbé takarja el, hogy hiányzik vala</w:t>
+      </w:r>
+      <w:r>
+        <w:t>mi amit úgy élveztem régen. Ez</w:t>
+      </w:r>
+      <w:r>
+        <w:t xml:space="preserve"> kár, mert rengeteg ember munkája megy bele egy</w:t>
+      </w:r>
+      <w:r>
+        <w:t xml:space="preserve"> nagyobb</w:t>
+      </w:r>
+      <w:r>
+        <w:t xml:space="preserve"> projektbe.</w:t>
       </w:r>
     </w:p>
     <w:p>
@@ -3961,16 +3978,22 @@
     </w:p>
     <w:p>
       <w:r>
-        <w:t xml:space="preserve">A program írása során próbátam ihletet venni a klasszikus pixeles kinézetből és egyszerű játékmenetből, mint a nem véletlenül népszerű </w:t>
-      </w:r>
-      <w:r>
-        <w:t>P</w:t>
-      </w:r>
-      <w:r>
-        <w:t xml:space="preserve">okemon videójátékok. Fontos volt számomra </w:t>
-      </w:r>
-      <w:r>
-        <w:t>továbbá, hogy a játék minden alkalommal kicsit más élményt nyújtson, ezért a játék pályát véletlenszerű paraméterek alapján hozzam létre. Ennek az oka az is volt, hogy mindig is lenyűgözött, hogy „zaj” manipulálásával milyen bonyolult dolgokat lehet létre hozni.</w:t>
+        <w:t>A program írása során próbátam ihletet venni a klasszikus pixeles kinézetből és egyszerű játékmenetből</w:t>
+      </w:r>
+      <w:r>
+        <w:t>, amik régen olyan népszerűek voltak</w:t>
+      </w:r>
+      <w:r>
+        <w:t xml:space="preserve">. Fontos volt számomra </w:t>
+      </w:r>
+      <w:r>
+        <w:t xml:space="preserve">továbbá, hogy a játék minden alkalommal kicsit más </w:t>
+      </w:r>
+      <w:r>
+        <w:t>élményt nyújtson, ezért a játék</w:t>
+      </w:r>
+      <w:r>
+        <w:t>pályát véletlenszerű paraméterek alapján hozzam létre. Ennek az oka az is volt, hogy mindig is lenyűgözött, hogy „zaj” manipulálásával milyen bonyolult dolgokat lehet létre hozni.</w:t>
       </w:r>
     </w:p>
     <w:p>
@@ -4054,268 +4077,93 @@
         <w:t>.1</w:t>
       </w:r>
       <w:r>
-        <w:t xml:space="preserve">-es verzióján csináltam. </w:t>
-      </w:r>
-      <w:r>
-        <w:t>A játékmotor nyílt forráskódú és ingyenes mind saját és céges felhasználásra, ennek ellenére egyszerű 2D grafikájú játékok készítésére egy szinten van más díjköteles szoftverekkel.</w:t>
-      </w:r>
-    </w:p>
-    <w:p>
-      <w:r>
-        <w:t>A Godot alapjáraton egy fa felépítésű rendszer, a különböző elemek azaz node-ok egymás alá és fölé kerülnek</w:t>
-      </w:r>
-      <w:r>
-        <w:t>. Egy gyökér node és az ágai tesznek ki egy jelenetet/scene-t ezek könnyen meghívhatók és akár egymás alá és fölé is helyezhetők. Egy ilyen fa akár többször is meghívható egy jelenetben</w:t>
+        <w:t>-es verzióján készítettem</w:t>
+      </w:r>
+      <w:r>
+        <w:t xml:space="preserve">. </w:t>
+      </w:r>
+      <w:r>
+        <w:t>A játékmotor nyílt forráskódú és ingyenes min</w:t>
+      </w:r>
+      <w:r>
+        <w:t>d saját és céges felhasználásra.</w:t>
+      </w:r>
+    </w:p>
+    <w:p>
+      <w:r>
+        <w:t xml:space="preserve">A Godot </w:t>
+      </w:r>
+      <w:r>
+        <w:t>a játékelemek összehangolásához alap esetben egy fa struktúrát használ</w:t>
+      </w:r>
+      <w:r>
+        <w:t>, a különböző elemek azaz node-ok egymás alá és fölé kerülnek</w:t>
+      </w:r>
+      <w:r>
+        <w:t xml:space="preserve">. </w:t>
+      </w:r>
+      <w:r>
+        <w:t>Minden játékelem azaz scene különböző típusú node fából áll, amelyek mindegyike más-más funkcióval rendelkezik. Ez a módszer újra felhasználható komponensek létrehozását teszi lehetővé, ez megkönnyíti a fejlesztést.</w:t>
+      </w:r>
+    </w:p>
+    <w:p>
+      <w:r>
+        <w:t>A játékmotor egy említésre méltó része a szignál rendszer</w:t>
+      </w:r>
+      <w:r>
+        <w:t>, ami tökéletes egy ok-okozati logika megvalósításához. A szignálok egy esemény bekövetkezése után tudnak jelezni egy hozzájuk nem feltétlenül kapcsolódó elemnek is, ha az nyitott a küldött jel fogadására. Ez a módszer megtarja a jelenetek autonómiáját is így a játék fejlesztése sokkal egyszerűbb és könnyebben elemekre bontható.</w:t>
+      </w:r>
+    </w:p>
+    <w:p>
+      <w:r>
+        <w:t xml:space="preserve">A </w:t>
+      </w:r>
+      <w:r>
+        <w:t>G</w:t>
+      </w:r>
+      <w:r>
+        <w:t>odot</w:t>
+      </w:r>
+      <w:r>
+        <w:t>-</w:t>
+      </w:r>
+      <w:r>
+        <w:t>ban minden node-hoz kapcsolható egy script</w:t>
+      </w:r>
+      <w:r>
+        <w:t>, ami a benne lévő kódtól függően meghatározza az adott elem működését. Egy script több komponenshez is tartozhat így leegyszerűsítve a hasonló, de nem teljesen egyező elemek létrehozását.</w:t>
+      </w:r>
+    </w:p>
+    <w:p>
+      <w:r>
+        <w:t xml:space="preserve">A kód írásához a játékmotor saját </w:t>
+      </w:r>
+      <w:r>
+        <w:t xml:space="preserve">programnyelvét </w:t>
+      </w:r>
+      <w:r>
+        <w:t xml:space="preserve">a GDScriptet használtam. A Godot támogatja ugyan a C# használatát és nem lehetetlen a C++ </w:t>
+      </w:r>
+      <w:r>
+        <w:t>használata</w:t>
+      </w:r>
+      <w:r>
+        <w:t xml:space="preserve"> sem</w:t>
       </w:r>
       <w:r>
         <w:t>,</w:t>
       </w:r>
       <w:r>
-        <w:t xml:space="preserve"> így különböző </w:t>
-      </w:r>
-      <w:r>
-        <w:t>komponensek</w:t>
-      </w:r>
-      <w:r>
-        <w:t xml:space="preserve"> </w:t>
-      </w:r>
-      <w:r>
-        <w:t>többszöri felhasználása is</w:t>
-      </w:r>
-      <w:r>
-        <w:t xml:space="preserve"> lehetséges</w:t>
-      </w:r>
-      <w:r>
-        <w:t xml:space="preserve"> egy jelenetbe</w:t>
-      </w:r>
-      <w:r>
-        <w:t>.</w:t>
-      </w:r>
-    </w:p>
-    <w:p>
-      <w:r>
-        <w:t>Mivel a játék körökre osztott az egyik fő indok a Godot használásra a szignál rendszer volt, ami tökéletes egy ok-okozati logika megvalósításához. A szignálok egy esemény bekövetkezése után tudnak jelezni egy hozzájuk nem feltétlenül kapcsolódó elemnek is, ha az nyitott a küldött jel fogadására. Ez a módszer megtarja a jelenetek autonómiáját is így a játék fejlesztése sokkal egyszerűbb és könnyebben elemekre bontható.</w:t>
-      </w:r>
-    </w:p>
-    <w:p>
-      <w:r>
-        <w:t xml:space="preserve">A </w:t>
-      </w:r>
-      <w:r>
-        <w:t>G</w:t>
-      </w:r>
-      <w:r>
-        <w:t>odot</w:t>
-      </w:r>
-      <w:r>
-        <w:t>-</w:t>
-      </w:r>
-      <w:r>
-        <w:t>ban minden node-hoz kapcsolható egy script</w:t>
-      </w:r>
-      <w:r>
-        <w:t>, ami a benne lévő kódtól függően meghatározza az adott elem működését. Egy script több komponenshez is tartozhat így leegyszerűsítve a hasonló, de nem teljesen egyező elemek létrehozását.</w:t>
-      </w:r>
-    </w:p>
-    <w:p>
-      <w:r>
-        <w:t xml:space="preserve">A kód írásához a játékmotor saját programnyelvét a GDScriptet használtam. A Godot támogatja ugyan a C# használatát és nem lehetetlen a C++ </w:t>
-      </w:r>
-      <w:r>
-        <w:t>használata</w:t>
-      </w:r>
-      <w:r>
-        <w:t xml:space="preserve"> sem</w:t>
-      </w:r>
-      <w:r>
-        <w:t>,</w:t>
-      </w:r>
-      <w:r>
         <w:t xml:space="preserve"> de a legjobb</w:t>
       </w:r>
       <w:r>
-        <w:t>an a saját programnyelvével lehet hozzáférni az egyéni rendszereihez. Ezért választottam a GDScriptet aminek elsajátítása nem bonyolult mivel nagyon hasonló a Python-hoz.</w:t>
-      </w:r>
-    </w:p>
-    <w:p>
-      <w:pPr>
-        <w:pStyle w:val="Cmsor1"/>
-      </w:pPr>
-      <w:bookmarkStart w:id="5" w:name="_Toc228359964"/>
-      <w:r>
-        <w:t>Felhasználói dokumentáció</w:t>
-      </w:r>
-      <w:bookmarkEnd w:id="5"/>
-    </w:p>
-    <w:p>
-      <w:pPr>
-        <w:pStyle w:val="Cmsor2"/>
-      </w:pPr>
-      <w:bookmarkStart w:id="6" w:name="_Toc228359965"/>
-      <w:r>
-        <w:t>Célközönség</w:t>
-      </w:r>
-      <w:bookmarkEnd w:id="6"/>
-    </w:p>
-    <w:p>
-      <w:r>
-        <w:t>A játék az egyszerűbb játékok kedvelőit célozza meg, akik bár kedvelik a stratégiát, de épp nem akarják nagyon megerőltetni az agyukat és csak el akarnak merülni egy rövid kalandban.</w:t>
-      </w:r>
-    </w:p>
-    <w:p>
-      <w:pPr>
-        <w:pStyle w:val="Cmsor3"/>
-      </w:pPr>
-      <w:bookmarkStart w:id="7" w:name="_Toc228359966"/>
-      <w:r>
-        <w:lastRenderedPageBreak/>
-        <w:t>Időtartam</w:t>
-      </w:r>
-      <w:bookmarkEnd w:id="7"/>
-    </w:p>
-    <w:p>
-      <w:r>
-        <w:t>A játék körülbelül 15 percet vesz igénybe így ideális azoknak</w:t>
-      </w:r>
-      <w:r>
-        <w:t xml:space="preserve"> is</w:t>
-      </w:r>
-      <w:r>
-        <w:t xml:space="preserve">, akiknek nincs sok ideje </w:t>
-      </w:r>
-      <w:r>
-        <w:t>a kikapcsolódásra.</w:t>
-      </w:r>
-    </w:p>
-    <w:p>
-      <w:pPr>
-        <w:pStyle w:val="Cmsor2"/>
-      </w:pPr>
-      <w:bookmarkStart w:id="8" w:name="_Toc228359967"/>
-      <w:r>
-        <w:t>Rendszerkövetelmények</w:t>
-      </w:r>
-      <w:bookmarkEnd w:id="8"/>
-    </w:p>
-    <w:p>
-      <w:r>
-        <w:t>A játék egy rövid 2 dimenziós játék, így nem erőlteti meg a gépet mint egy modern AAA játék. A játék szinte bármelyik mai gépen vagy laptopon képes elfutni.</w:t>
-      </w:r>
-    </w:p>
-    <w:p>
-      <w:pPr>
-        <w:pStyle w:val="Cmsor3"/>
-      </w:pPr>
-      <w:bookmarkStart w:id="9" w:name="_Toc228359968"/>
-      <w:r>
-        <w:t>Szükséges b</w:t>
-      </w:r>
-      <w:r>
-        <w:t>e- és kiviteli eszközök</w:t>
-      </w:r>
-      <w:bookmarkEnd w:id="9"/>
-    </w:p>
-    <w:p>
-      <w:r>
-        <w:t xml:space="preserve">A játék vizuális ez ezért szükséges hozzá egy monitor, továbbá a bevitelhez egy egér és egy </w:t>
-      </w:r>
-      <w:r>
-        <w:t>billentyűzet</w:t>
-      </w:r>
-      <w:r>
-        <w:t>.</w:t>
-      </w:r>
-    </w:p>
-    <w:p>
-      <w:pPr>
-        <w:pStyle w:val="Cmsor2"/>
-      </w:pPr>
-      <w:bookmarkStart w:id="10" w:name="_Toc228359969"/>
-      <w:r>
-        <w:t>A játék indítása</w:t>
-      </w:r>
-      <w:r>
-        <w:t xml:space="preserve"> és telepítése</w:t>
-      </w:r>
-      <w:bookmarkEnd w:id="10"/>
-    </w:p>
-    <w:p>
-      <w:r>
-        <w:t xml:space="preserve">A játék egy </w:t>
-      </w:r>
-      <w:r>
-        <w:t xml:space="preserve">önálló futtatható </w:t>
-      </w:r>
-      <w:r>
-        <w:t xml:space="preserve">(executable) </w:t>
-      </w:r>
-      <w:r>
-        <w:t>fájl,</w:t>
-      </w:r>
-      <w:r>
-        <w:t xml:space="preserve"> ami a letöltés után</w:t>
-      </w:r>
-      <w:r>
-        <w:t xml:space="preserve"> (tömörítés esetén kibontása is szükséges) egyből kattintással futtatható.</w:t>
-      </w:r>
-    </w:p>
-    <w:p>
-      <w:r>
-        <w:t>A játék indítása után megjelenik a menü ahonnan a játék indítható</w:t>
-      </w:r>
-    </w:p>
-    <w:p>
-      <w:pPr>
-        <w:pStyle w:val="Cmsor3"/>
-      </w:pPr>
-      <w:bookmarkStart w:id="11" w:name="_Toc228359970"/>
-      <w:r>
-        <w:t>Kilépés a játékból és mentés</w:t>
-      </w:r>
-      <w:bookmarkEnd w:id="11"/>
-    </w:p>
-    <w:p>
-      <w:r>
-        <w:t>A megnyitott játékon belül bármikor elérhető egy menü, ami be tudja zárni az alkalmazást. A játék nem ment, kilépéskor és más alkalommal se, a rövid játékidő és egyszerű játékmenet miatt fölösleges lenne</w:t>
-      </w:r>
-    </w:p>
-    <w:p>
-      <w:pPr>
-        <w:pStyle w:val="Cmsor2"/>
-      </w:pPr>
-      <w:bookmarkStart w:id="12" w:name="_Toc228359971"/>
-      <w:r>
-        <w:t>Felhasználói felület</w:t>
-      </w:r>
-      <w:bookmarkEnd w:id="12"/>
-    </w:p>
-    <w:p>
-      <w:r>
-        <w:t>A felhasználói felület több elemből áll, ezek a részek vizuálisan támogatják a játékot. A játék felhasználói felülete három fő részből áll. A</w:t>
-      </w:r>
-      <w:r>
-        <w:t xml:space="preserve"> program</w:t>
-      </w:r>
-      <w:r>
-        <w:t xml:space="preserve"> megnyitásakor jelenik meg a főmenü, </w:t>
-      </w:r>
-      <w:r>
-        <w:t>innen lehet elindítani a játékot. A</w:t>
-      </w:r>
-      <w:r>
-        <w:t xml:space="preserve"> játék </w:t>
-      </w:r>
-      <w:r>
-        <w:t xml:space="preserve">elindítása után a fő felhasználó felülete lép életbe, ez jeleníti meg a játék közben szükséges információkat. </w:t>
-      </w:r>
-      <w:r>
-        <w:t>Ez a játék felület két féle képpen jelenik me</w:t>
-      </w:r>
-      <w:r>
-        <w:t xml:space="preserve">g attól függően, hogy a kaland vagy harc térképen van-e a játékos. A </w:t>
-      </w:r>
-      <w:r>
-        <w:t>harmadik a játék szüneteltetése felület, ami a játék ideiglenes megállítására van.</w:t>
+        <w:t>an a saját programnyelvével lehet hozzáférni az egyéni rendszereihez. Ezért választottam a GDScriptet a</w:t>
+      </w:r>
+      <w:r>
+        <w:t>mely</w:t>
+      </w:r>
+      <w:r>
+        <w:t xml:space="preserve"> elsajátítása nem bonyolult mivel nagyon hasonló a Python-hoz.</w:t>
       </w:r>
     </w:p>
     <w:p>
@@ -4329,40 +4177,212 @@
     </w:p>
     <w:p>
       <w:pPr>
+        <w:pStyle w:val="Cmsor1"/>
+      </w:pPr>
+      <w:bookmarkStart w:id="5" w:name="_Toc228359964"/>
+      <w:r>
+        <w:lastRenderedPageBreak/>
+        <w:t>Felhasználói dokumentáció</w:t>
+      </w:r>
+      <w:bookmarkEnd w:id="5"/>
+    </w:p>
+    <w:p>
+      <w:pPr>
+        <w:pStyle w:val="Cmsor2"/>
+      </w:pPr>
+      <w:bookmarkStart w:id="6" w:name="_Toc228359965"/>
+      <w:r>
+        <w:t>Célközönség</w:t>
+      </w:r>
+      <w:bookmarkEnd w:id="6"/>
+    </w:p>
+    <w:p>
+      <w:r>
+        <w:t xml:space="preserve">A játék az egyszerűbb játékok kedvelőit célozza meg, akik bár </w:t>
+      </w:r>
+      <w:r>
+        <w:t>élvezik</w:t>
+      </w:r>
+      <w:r>
+        <w:t xml:space="preserve"> a stratégiát, de épp nem akarják nagyon megerőltetni az agyukat és csak el akarnak merülni egy rövid kalandban.</w:t>
+      </w:r>
+    </w:p>
+    <w:p>
+      <w:pPr>
         <w:pStyle w:val="Cmsor3"/>
       </w:pPr>
-      <w:bookmarkStart w:id="13" w:name="_Toc228359972"/>
+      <w:bookmarkStart w:id="7" w:name="_Toc228359966"/>
+      <w:r>
+        <w:t>Időtartam</w:t>
+      </w:r>
+      <w:bookmarkEnd w:id="7"/>
+    </w:p>
+    <w:p>
+      <w:r>
+        <w:t>A játék körülbelül 15 percet vesz igénybe így ideális azoknak</w:t>
+      </w:r>
+      <w:r>
+        <w:t xml:space="preserve"> is</w:t>
+      </w:r>
+      <w:r>
+        <w:t xml:space="preserve">, akiknek nincs sok ideje </w:t>
+      </w:r>
+      <w:r>
+        <w:t>a kikapcsolódásra.</w:t>
+      </w:r>
+    </w:p>
+    <w:p>
+      <w:pPr>
+        <w:pStyle w:val="Cmsor2"/>
+      </w:pPr>
+      <w:bookmarkStart w:id="8" w:name="_Toc228359967"/>
+      <w:r>
+        <w:t>Rendszerkövetelmények</w:t>
+      </w:r>
+      <w:bookmarkEnd w:id="8"/>
+    </w:p>
+    <w:p>
+      <w:r>
+        <w:t>A játék egy rövid 2 dimenziós játék, így nem erőlteti meg a gépet mint egy modern AAA játék. A játék szinte bármelyik mai gépen vagy laptopon képes elfutni.</w:t>
+      </w:r>
+    </w:p>
+    <w:p>
+      <w:pPr>
+        <w:pStyle w:val="Cmsor3"/>
+      </w:pPr>
+      <w:bookmarkStart w:id="9" w:name="_Toc228359968"/>
+      <w:r>
+        <w:t>Szükséges b</w:t>
+      </w:r>
+      <w:r>
+        <w:t>e- és kiviteli eszközök</w:t>
+      </w:r>
+      <w:bookmarkEnd w:id="9"/>
+    </w:p>
+    <w:p>
+      <w:r>
+        <w:t xml:space="preserve">A játék vizuális ez ezért szükséges hozzá egy monitor, továbbá a bevitelhez egy egér és egy </w:t>
+      </w:r>
+      <w:r>
+        <w:t>billentyűzet</w:t>
+      </w:r>
+      <w:r>
+        <w:t>.</w:t>
+      </w:r>
+    </w:p>
+    <w:p>
+      <w:pPr>
+        <w:pStyle w:val="Cmsor2"/>
+      </w:pPr>
+      <w:bookmarkStart w:id="10" w:name="_Toc228359969"/>
+      <w:r>
+        <w:t>A játék indítása</w:t>
+      </w:r>
+      <w:r>
+        <w:t xml:space="preserve"> és telepítése</w:t>
+      </w:r>
+      <w:bookmarkEnd w:id="10"/>
+    </w:p>
+    <w:p>
+      <w:r>
+        <w:t xml:space="preserve">A játék egy </w:t>
+      </w:r>
+      <w:r>
+        <w:t xml:space="preserve">önálló futtatható </w:t>
+      </w:r>
+      <w:r>
+        <w:t xml:space="preserve">(executable) </w:t>
+      </w:r>
+      <w:r>
+        <w:t>fájl,</w:t>
+      </w:r>
+      <w:r>
+        <w:t xml:space="preserve"> ami a letöltés után</w:t>
+      </w:r>
+      <w:r>
+        <w:t xml:space="preserve"> (tömörítés esetén kibontása is szükséges) egyből kattintással futtatható.</w:t>
+      </w:r>
+    </w:p>
+    <w:p>
+      <w:r>
+        <w:t xml:space="preserve">A </w:t>
+      </w:r>
+      <w:r>
+        <w:t>program</w:t>
+      </w:r>
+      <w:r>
+        <w:t xml:space="preserve"> indítása után megjelenik a menü ahonnan a játék indítható</w:t>
+      </w:r>
+    </w:p>
+    <w:p>
+      <w:pPr>
+        <w:pStyle w:val="Cmsor2"/>
+      </w:pPr>
+      <w:bookmarkStart w:id="11" w:name="_Toc228359971"/>
+      <w:r>
+        <w:t>Felhasználói felület</w:t>
+      </w:r>
+      <w:bookmarkEnd w:id="11"/>
+    </w:p>
+    <w:p>
+      <w:r>
+        <w:t>A</w:t>
+      </w:r>
+      <w:r>
+        <w:t xml:space="preserve"> program</w:t>
+      </w:r>
+      <w:r>
+        <w:t xml:space="preserve"> megnyitásakor jelenik meg a főmenü, </w:t>
+      </w:r>
+      <w:r>
+        <w:t>innen lehet elindítani a játékot</w:t>
+      </w:r>
+      <w:r>
+        <w:t>.</w:t>
+      </w:r>
+    </w:p>
+    <w:p>
+      <w:pPr>
+        <w:pStyle w:val="Cmsor3"/>
+      </w:pPr>
+      <w:bookmarkStart w:id="12" w:name="_Toc228359972"/>
+      <w:r>
+        <w:t>Főmenü</w:t>
+      </w:r>
+      <w:bookmarkEnd w:id="12"/>
+    </w:p>
+    <w:p>
+      <w:r>
+        <w:t>A főmenü az első</w:t>
+      </w:r>
+      <w:r>
+        <w:t>,</w:t>
+      </w:r>
+      <w:r>
+        <w:t xml:space="preserve"> ami indításakor megjelenik, a menü megjeleníti a</w:t>
+      </w:r>
+      <w:r>
+        <w:t xml:space="preserve"> címet,</w:t>
+      </w:r>
+      <w:r>
+        <w:t xml:space="preserve"> továbbá</w:t>
+      </w:r>
+      <w:r>
+        <w:t xml:space="preserve"> </w:t>
+      </w:r>
+      <w:r>
+        <w:t xml:space="preserve">a játék indítása </w:t>
+      </w:r>
+      <w:r>
+        <w:t>és</w:t>
+      </w:r>
+      <w:r>
+        <w:t xml:space="preserve"> kilépés gombot.</w:t>
+      </w:r>
+    </w:p>
+    <w:p>
       <w:r>
         <w:lastRenderedPageBreak/>
-        <w:t>Főmenü</w:t>
-      </w:r>
-      <w:bookmarkEnd w:id="13"/>
-    </w:p>
-    <w:p>
-      <w:r>
-        <w:t>A főmenü az első</w:t>
-      </w:r>
-      <w:r>
-        <w:t>,</w:t>
-      </w:r>
-      <w:r>
-        <w:t xml:space="preserve"> ami a játék indításakor megjelenik, a menü megjeleníti a játék nevét továbbá</w:t>
-      </w:r>
-      <w:r>
-        <w:t xml:space="preserve"> </w:t>
-      </w:r>
-      <w:r>
-        <w:t xml:space="preserve">a játék indítása </w:t>
-      </w:r>
-      <w:r>
-        <w:t>és</w:t>
-      </w:r>
-      <w:r>
-        <w:t xml:space="preserve"> kilépés gombot.</w:t>
-      </w:r>
-    </w:p>
-    <w:p>
-      <w:r>
         <w:pict w14:anchorId="7BFC42B0">
           <v:shapetype id="_x0000_t75" coordsize="21600,21600" o:spt="75" o:preferrelative="t" path="m@4@5l@4@11@9@11@9@5xe" filled="f" stroked="f">
             <v:stroke joinstyle="miter"/>
@@ -4383,7 +4403,7 @@
             <v:path o:extrusionok="f" gradientshapeok="t" o:connecttype="rect"/>
             <o:lock v:ext="edit" aspectratio="t"/>
           </v:shapetype>
-          <v:shape id="_x0000_i1067" type="#_x0000_t75" style="width:453pt;height:255pt">
+          <v:shape id="_x0000_i1025" type="#_x0000_t75" style="width:453pt;height:255pt">
             <v:imagedata r:id="rId14" o:title="Képernyőkép 2026-04-25 001648"/>
           </v:shape>
         </w:pict>
@@ -4393,27 +4413,14 @@
       <w:pPr>
         <w:pStyle w:val="Kpalrs"/>
       </w:pPr>
-      <w:r>
-        <w:fldChar w:fldCharType="begin"/>
-      </w:r>
-      <w:r>
-        <w:instrText xml:space="preserve"> SEQ ábra \* ARABIC </w:instrText>
-      </w:r>
-      <w:r>
-        <w:fldChar w:fldCharType="separate"/>
-      </w:r>
-      <w:r>
-        <w:rPr>
-          <w:noProof/>
-        </w:rPr>
-        <w:t>1</w:t>
-      </w:r>
-      <w:r>
-        <w:rPr>
-          <w:noProof/>
-        </w:rPr>
-        <w:fldChar w:fldCharType="end"/>
-      </w:r>
+      <w:fldSimple w:instr=" SEQ ábra \* ARABIC ">
+        <w:r>
+          <w:rPr>
+            <w:noProof/>
+          </w:rPr>
+          <w:t>1</w:t>
+        </w:r>
+      </w:fldSimple>
       <w:r>
         <w:t>. ábra: Főmenü</w:t>
       </w:r>
@@ -4464,7 +4471,13 @@
         </w:numPr>
       </w:pPr>
       <w:r>
-        <w:t>New Game gomb: A játék elindításáért felelős gomb, a gomb megnyomásakor a szöveg szürkévé változik és elindítja a játék jelenetet.</w:t>
+        <w:t>New Game gomb: A játék elindításáért felelős gomb</w:t>
+      </w:r>
+      <w:r>
+        <w:t xml:space="preserve">, </w:t>
+      </w:r>
+      <w:r>
+        <w:t>megnyomásakor a szöveg szürkévé változik és elindítja a játék jelenetet.</w:t>
       </w:r>
     </w:p>
     <w:p>
@@ -4479,10 +4492,13 @@
         <w:t>Exit G</w:t>
       </w:r>
       <w:r>
-        <w:t xml:space="preserve">ame gomb: A program bezárásáért felelős gomb, </w:t>
-      </w:r>
-      <w:r>
-        <w:t>megnyom</w:t>
+        <w:t xml:space="preserve">ame gomb: A </w:t>
+      </w:r>
+      <w:r>
+        <w:t>program bezárásáért felelős. M</w:t>
+      </w:r>
+      <w:r>
+        <w:t>egnyom</w:t>
       </w:r>
       <w:r>
         <w:t>ása</w:t>
@@ -4498,31 +4514,34 @@
       <w:pPr>
         <w:pStyle w:val="Cmsor3"/>
       </w:pPr>
-      <w:bookmarkStart w:id="14" w:name="_Toc228359973"/>
+      <w:bookmarkStart w:id="13" w:name="_Toc228359973"/>
+      <w:r>
+        <w:t>Játék felület</w:t>
+      </w:r>
+      <w:r>
+        <w:t xml:space="preserve"> kaland térképen</w:t>
+      </w:r>
+      <w:bookmarkEnd w:id="13"/>
+    </w:p>
+    <w:p>
+      <w:r>
+        <w:t xml:space="preserve">A játék főmenüből való elindítása után megjelenő felület, az elemei a képernyő szegélyénél jelennek meg. Ezek </w:t>
+      </w:r>
+      <w:r>
+        <w:t xml:space="preserve">a </w:t>
+      </w:r>
+      <w:r>
+        <w:t>szükséges információkat és gombokat tartalmazzák.</w:t>
+      </w:r>
+    </w:p>
+    <w:p>
+      <w:pPr>
+        <w:pStyle w:val="Kpalrs"/>
+      </w:pPr>
       <w:r>
         <w:lastRenderedPageBreak/>
-        <w:t>Játék felület</w:t>
-      </w:r>
-      <w:r>
-        <w:t xml:space="preserve"> kaland térképen</w:t>
-      </w:r>
-      <w:bookmarkEnd w:id="14"/>
-    </w:p>
-    <w:p>
-      <w:r>
-        <w:t xml:space="preserve">A játék főmenüből való elindítása után megjelenő felület, az elemei a képernyő szegélyénél jelennek meg. Ezek </w:t>
-      </w:r>
-      <w:r>
-        <w:t>a játékhoz szükséges információkat és gombokat tartalmazzák.</w:t>
-      </w:r>
-    </w:p>
-    <w:p>
-      <w:pPr>
-        <w:pStyle w:val="Kpalrs"/>
-      </w:pPr>
-      <w:r>
         <w:pict w14:anchorId="14E9B518">
-          <v:shape id="_x0000_i1068" type="#_x0000_t75" style="width:453pt;height:255pt">
+          <v:shape id="_x0000_i1026" type="#_x0000_t75" style="width:453pt;height:255pt">
             <v:imagedata r:id="rId15" o:title="Képernyőkép 2026-04-25 001846"/>
           </v:shape>
         </w:pict>
@@ -4554,7 +4573,13 @@
         </w:numPr>
       </w:pPr>
       <w:r>
-        <w:t>Nyersanyag kijelző: A különböző begyűjtött nyersanyagok számát jelzi a balfelső sarokban. 5 különböző nyersanyag van</w:t>
+        <w:t>Nyersanyag kijelző: A különböző begyűjtött nyersanyagok számát jelzi a bal</w:t>
+      </w:r>
+      <w:r>
+        <w:t xml:space="preserve"> </w:t>
+      </w:r>
+      <w:r>
+        <w:t>felső sarokban. 5 különböző nyersanyag van</w:t>
       </w:r>
       <w:r>
         <w:t>,</w:t>
@@ -4573,6 +4598,9 @@
       </w:r>
       <w:r>
         <w:t xml:space="preserve"> (OIL), Fa (WOOD), Kő (STONE), Vas (IRON) és Ásványok (MINERALS)</w:t>
+      </w:r>
+      <w:r>
+        <w:t>.</w:t>
       </w:r>
     </w:p>
     <w:p>
@@ -4584,7 +4612,13 @@
         </w:numPr>
       </w:pPr>
       <w:r>
-        <w:t>Iránytű: Egy iránytű a jobbfelső sarokban, ami a játékostól nézve mutatja az űrhajó helyét. Amíg az űrhajó építése nem kezdődik el, az iránytű a térkép teteje felé mutat.</w:t>
+        <w:t>Iránytű: Egy iránytű a jobb</w:t>
+      </w:r>
+      <w:r>
+        <w:t xml:space="preserve"> </w:t>
+      </w:r>
+      <w:r>
+        <w:t>felső sarokban, ami a játékostól nézve mutatja az űrhajó helyét. Amíg az űrhajó építése nem kezdődik el, az iránytű a térkép teteje felé mutat.</w:t>
       </w:r>
     </w:p>
     <w:p>
@@ -4596,7 +4630,7 @@
         </w:numPr>
       </w:pPr>
       <w:r>
-        <w:t>FPS kijelző: A játék képkocka per másodperc (FPS) számát írja ki az iránytűtől ballra. Ez a kijelző főleg fejlesztés közben hasznos, de elég sok játékos szereti tudni a játék futási sebességét ezért fontos információ lehet számukra is.</w:t>
+        <w:t>FPS kijelző: A játék képkocka per másodperc (FPS) számát írja ki az iránytűtől ballra.</w:t>
       </w:r>
     </w:p>
     <w:p>
@@ -4621,34 +4655,34 @@
       <w:pPr>
         <w:pStyle w:val="Cmsor3"/>
       </w:pPr>
-      <w:bookmarkStart w:id="15" w:name="_Toc228359974"/>
+      <w:bookmarkStart w:id="14" w:name="_Toc228359974"/>
+      <w:r>
+        <w:t>Játékfelület harc térképen</w:t>
+      </w:r>
+      <w:bookmarkEnd w:id="14"/>
+    </w:p>
+    <w:p>
+      <w:r>
+        <w:t>A harc</w:t>
+      </w:r>
+      <w:r>
+        <w:t xml:space="preserve"> </w:t>
+      </w:r>
+      <w:r>
+        <w:t>térképre</w:t>
+      </w:r>
+      <w:r>
+        <w:t xml:space="preserve"> akkor kerül a játékos, amikor az ellenségek vannak a közelben. A játékos itt harcol az ellenségekkel, a felhasználói felületen keresztül. A felhasználói felületen három gomb van, amik megnyomásával különböző támadásokat hajthat végre.</w:t>
+      </w:r>
+    </w:p>
+    <w:p>
+      <w:pPr>
+        <w:pStyle w:val="Kpalrs"/>
+      </w:pPr>
       <w:r>
         <w:lastRenderedPageBreak/>
-        <w:t>Játékfelület harc térképen</w:t>
-      </w:r>
-      <w:bookmarkEnd w:id="15"/>
-    </w:p>
-    <w:p>
-      <w:r>
-        <w:t>A harc</w:t>
-      </w:r>
-      <w:r>
-        <w:t xml:space="preserve"> </w:t>
-      </w:r>
-      <w:r>
-        <w:t>térképre</w:t>
-      </w:r>
-      <w:r>
-        <w:t xml:space="preserve"> akkor kerül a játékos, amikor az ellenségek vannak a közelben. A játékos itt harcol az ellenségekkel, a felhasználói felületen keresztül. A felhasználói felületen három gomb van, amik megnyomásával különböző támadásokat hajthat végre.</w:t>
-      </w:r>
-    </w:p>
-    <w:p>
-      <w:pPr>
-        <w:pStyle w:val="Kpalrs"/>
-      </w:pPr>
-      <w:r>
         <w:pict w14:anchorId="5242EB45">
-          <v:shape id="_x0000_i1069" type="#_x0000_t75" style="width:452.4pt;height:255pt">
+          <v:shape id="_x0000_i1027" type="#_x0000_t75" style="width:452.4pt;height:255pt">
             <v:imagedata r:id="rId16" o:title="Képernyőkép 2026-04-25 001731"/>
           </v:shape>
         </w:pict>
@@ -4680,16 +4714,25 @@
         </w:numPr>
       </w:pPr>
       <w:r>
-        <w:t xml:space="preserve">Életerő csík: </w:t>
-      </w:r>
-      <w:r>
-        <w:t xml:space="preserve">A képernyő tetején középre igazítva található egy, ez a csík a </w:t>
+        <w:t>Életerő:</w:t>
+      </w:r>
+      <w:r>
+        <w:t xml:space="preserve"> </w:t>
+      </w:r>
+      <w:r>
+        <w:t>A képernyő te</w:t>
+      </w:r>
+      <w:r>
+        <w:t>tején középre igazítva található</w:t>
+      </w:r>
+      <w:r>
+        <w:t xml:space="preserve">, ez a csík a </w:t>
       </w:r>
       <w:r>
         <w:t xml:space="preserve">játékos élet erejét </w:t>
       </w:r>
       <w:r>
-        <w:t>reprezentálja, egy 0-tól 100-ig tartó skálán. A meglévő életerőt pirossal, a már elveszítettet fehérrel jelöli.</w:t>
+        <w:t>reprezentálja, 0-tól 100-ig tartó skálán. A meglévő életerőt pirossal, a már elveszítettet fehérrel jelöli.</w:t>
       </w:r>
     </w:p>
     <w:p>
@@ -4745,53 +4788,44 @@
     </w:p>
     <w:p>
       <w:pPr>
-        <w:spacing w:after="160" w:line="259" w:lineRule="auto"/>
-        <w:jc w:val="left"/>
-      </w:pPr>
-      <w:r>
-        <w:br w:type="page"/>
-      </w:r>
-    </w:p>
-    <w:p>
-      <w:pPr>
         <w:pStyle w:val="Cmsor3"/>
       </w:pPr>
-      <w:bookmarkStart w:id="16" w:name="_Toc228359975"/>
+      <w:bookmarkStart w:id="15" w:name="_Toc228359975"/>
+      <w:r>
+        <w:t>Harc befejezése</w:t>
+      </w:r>
+      <w:bookmarkEnd w:id="15"/>
+    </w:p>
+    <w:p>
+      <w:r>
+        <w:t>A harc kétféle képpen végz</w:t>
+      </w:r>
+      <w:r>
+        <w:t xml:space="preserve">ődhet a játékos halálával, vagy az ellenségek halálával. A kimenettől függően a játékfelület más szöveget jelenít meg. Ha a játékos legyőzi </w:t>
+      </w:r>
+      <w:r>
+        <w:t>az ellenségeket a következő szöveg jelenik meg: „YOU SURVIVED” azaz túlélted. Ha a játékos élet ereje eléri a nullát, az ellenségek ellopják a játékos nyersanyagait. Ehhez megfelelően a következő szöveg jelenik meg a játék felület közepén: „</w:t>
+      </w:r>
+      <w:r>
+        <w:t>YOU LOST EVERYTHING</w:t>
+      </w:r>
+      <w:r>
+        <w:t>” azaz elvesztetted a nyersanyagaid.</w:t>
+      </w:r>
+    </w:p>
+    <w:p>
+      <w:pPr>
+        <w:pStyle w:val="Cmsor3"/>
+      </w:pPr>
+      <w:bookmarkStart w:id="16" w:name="_Toc228359976"/>
       <w:r>
         <w:lastRenderedPageBreak/>
-        <w:t>Harc befejezése</w:t>
+        <w:t>Játék vége képernyő</w:t>
       </w:r>
       <w:bookmarkEnd w:id="16"/>
     </w:p>
     <w:p>
       <w:r>
-        <w:t>A harc kétféle képpen végz</w:t>
-      </w:r>
-      <w:r>
-        <w:t xml:space="preserve">ődhet a játékos halálával, vagy az ellenségek halálával. A kimenettől függően a játékfelület más szöveget jelenít meg. Ha a játékos legyőzi </w:t>
-      </w:r>
-      <w:r>
-        <w:t>az ellenségeket a következő szöveg jelenik meg: „YOU SURVIVED” azaz túlélted. Ha a játékos élet ereje eléri a nullát, az ellenségek ellopják a játékos nyersanyagait. Ehhez megfelelően a következő szöveg jelenik meg a játék felület közepén: „</w:t>
-      </w:r>
-      <w:r>
-        <w:t>YOU LOST EVERYTHING</w:t>
-      </w:r>
-      <w:r>
-        <w:t>” azaz elvesztetted a nyersanyagaid.</w:t>
-      </w:r>
-    </w:p>
-    <w:p>
-      <w:pPr>
-        <w:pStyle w:val="Cmsor3"/>
-      </w:pPr>
-      <w:bookmarkStart w:id="17" w:name="_Toc228359976"/>
-      <w:r>
-        <w:t>Játék vége képernyő</w:t>
-      </w:r>
-      <w:bookmarkEnd w:id="17"/>
-    </w:p>
-    <w:p>
-      <w:r>
         <w:t>A játék vége a bolygó elhagyásakor történik</w:t>
       </w:r>
       <w:r>
@@ -4804,7 +4838,7 @@
       </w:pPr>
       <w:r>
         <w:pict w14:anchorId="7FFF957E">
-          <v:shape id="_x0000_i1070" type="#_x0000_t75" style="width:453.6pt;height:255pt">
+          <v:shape id="_x0000_i1028" type="#_x0000_t75" style="width:453.6pt;height:255pt">
             <v:imagedata r:id="rId17" o:title="Képernyőkép 2026-04-27 144718"/>
           </v:shape>
         </w:pict>
@@ -4861,22 +4895,21 @@
       <w:pPr>
         <w:pStyle w:val="Cmsor3"/>
       </w:pPr>
-      <w:bookmarkStart w:id="18" w:name="_Toc228359977"/>
+      <w:bookmarkStart w:id="17" w:name="_Toc228359977"/>
       <w:r>
         <w:t>Szünet menü</w:t>
       </w:r>
-      <w:bookmarkEnd w:id="18"/>
-    </w:p>
-    <w:p>
-      <w:r>
-        <w:t xml:space="preserve">A játék elindítása után bármikor meg lehet azt állítani ideiglenesen az Esc billentyű megnyomásával, ez után a szünet menü jelenik meg. A játék megállításának ideje alatt a felület </w:t>
-      </w:r>
-      <w:r>
-        <w:lastRenderedPageBreak/>
-        <w:t>többi részét nem lehet használni csak a szünet menüt</w:t>
-      </w:r>
-      <w:r>
-        <w:t>. A menü középen jelenik meg, az elemei pedig egy háttéren, ami így vizuálisan elkülöníti a menüt a játék többi részétől. A menü öt elemből áll. Ezek fentről lefele az alábbiak:</w:t>
+      <w:bookmarkEnd w:id="17"/>
+    </w:p>
+    <w:p>
+      <w:r>
+        <w:t>A játék elindítása után bármikor meg lehet azt állítani ideiglenesen az Esc billentyű megnyomásával, ez után a szünet menü jelenik meg</w:t>
+      </w:r>
+      <w:r>
+        <w:t xml:space="preserve">. </w:t>
+      </w:r>
+      <w:r>
+        <w:t>A menü középen jelenik meg, az elemei pedig egy háttéren, ami így vizuálisan elkülöníti a menüt a játék többi részétől. A menü öt elemből áll. Ezek fentről lefele az alábbiak:</w:t>
       </w:r>
     </w:p>
     <w:p>
@@ -4900,7 +4933,7 @@
         </w:numPr>
       </w:pPr>
       <w:r>
-        <w:t>Vissza a játékba gomb: A gomb megnyomásakor eltűnik a szünet menü és a játékos folytathatja a játékot.</w:t>
+        <w:t>Vissza a játékba gomb: A megnyomásakor eltűnik a szünet menü és a játékos folytathatja a játékot.</w:t>
       </w:r>
     </w:p>
     <w:p>
@@ -4924,6 +4957,7 @@
         </w:numPr>
       </w:pPr>
       <w:r>
+        <w:lastRenderedPageBreak/>
         <w:t>Kilépés a fő menübe gomb: Bezárja a játék jelenetet és megjeleníti a fő menüt, ahonnan a játékos kiléphet</w:t>
       </w:r>
       <w:r>
@@ -4951,7 +4985,7 @@
       </w:pPr>
       <w:r>
         <w:pict w14:anchorId="6455BAF0">
-          <v:shape id="_x0000_i1071" type="#_x0000_t75" style="width:453.6pt;height:255pt">
+          <v:shape id="_x0000_i1029" type="#_x0000_t75" style="width:453.6pt;height:255pt">
             <v:imagedata r:id="rId18" o:title="Képernyőkép 2026-04-27 210847"/>
           </v:shape>
         </w:pict>
@@ -4964,11 +4998,11 @@
       <w:pPr>
         <w:pStyle w:val="Cmsor2"/>
       </w:pPr>
-      <w:bookmarkStart w:id="19" w:name="_Toc228359978"/>
+      <w:bookmarkStart w:id="18" w:name="_Toc228359978"/>
       <w:r>
         <w:t>Mozgás és játékmenet</w:t>
       </w:r>
-      <w:bookmarkEnd w:id="19"/>
+      <w:bookmarkEnd w:id="18"/>
     </w:p>
     <w:p>
       <w:r>
@@ -4995,7 +5029,13 @@
         <w:t xml:space="preserve"> játékos</w:t>
       </w:r>
       <w:r>
-        <w:t xml:space="preserve"> használhatja a szerszámait a szerszámövéről és mozoghat, mozgás után a</w:t>
+        <w:t xml:space="preserve"> használhatja a szerszámait a szerszámövéről és m</w:t>
+      </w:r>
+      <w:r>
+        <w:t>ozoghat. M</w:t>
+      </w:r>
+      <w:r>
+        <w:t>ozgás után a</w:t>
       </w:r>
       <w:r>
         <w:t xml:space="preserve"> játékos köre véget ér.</w:t>
@@ -5010,7 +5050,6 @@
         </w:numPr>
       </w:pPr>
       <w:r>
-        <w:lastRenderedPageBreak/>
         <w:t>Az ellenségek köre:</w:t>
       </w:r>
       <w:r>
@@ -5076,101 +5115,80 @@
       <w:pPr>
         <w:pStyle w:val="Cmsor3"/>
       </w:pPr>
-      <w:bookmarkStart w:id="20" w:name="_Toc228359979"/>
-      <w:r>
+      <w:bookmarkStart w:id="19" w:name="_Toc228359979"/>
+      <w:r>
+        <w:lastRenderedPageBreak/>
         <w:t>Mozgás</w:t>
       </w:r>
+      <w:bookmarkEnd w:id="19"/>
+    </w:p>
+    <w:p>
+      <w:r>
+        <w:t>A mozgás a következő módon történik</w:t>
+      </w:r>
+      <w:r>
+        <w:t>: Az egérrel rákattintunk</w:t>
+      </w:r>
+      <w:r>
+        <w:t xml:space="preserve"> a játékosra,</w:t>
+      </w:r>
+      <w:r>
+        <w:t xml:space="preserve"> ami ez után kijelölt lesz. Amíg a játékosra nem kattintunk rá még egyszer, nem válaszunk más funkciót vagy fejezzük be a</w:t>
+      </w:r>
+      <w:r>
+        <w:t>z aktuálisat,</w:t>
+      </w:r>
+      <w:r>
+        <w:t xml:space="preserve"> a játékos a mozgás fázisban marad. Ez alatt a játékos és az egér által kijelölt mező között a leggyorsabb utat egy vonal jelöli. </w:t>
+      </w:r>
+      <w:r>
+        <w:t>Amíg az út bejárható hosszúságú a kijelölt út és a cél is piros, a nem elérhető mezőket szürkén jelöli a játék.</w:t>
+      </w:r>
+    </w:p>
+    <w:p>
+      <w:r>
+        <w:t>A mozgás módja megegyezik mind a kaland és a harc térképen egyetlen különbséggel. A kaland térképen a mozgás jelzi azt az utat is, ami arra a mezőre mutat, amit a játékos nem érhet el az adott körben, a harc térképen ez a funkció nem létezi.</w:t>
+      </w:r>
+    </w:p>
+    <w:p>
+      <w:r>
+        <w:t>A mozgás végre hajtásához a játékos rákattint a kiválasztott mezőre, ami már nem foglalt és a program végrehajtja a mozgást.</w:t>
+      </w:r>
+    </w:p>
+    <w:p>
+      <w:pPr>
+        <w:pStyle w:val="Cmsor3"/>
+      </w:pPr>
+      <w:bookmarkStart w:id="20" w:name="_Toc228359980"/>
+      <w:r>
+        <w:t>Szerszámöv használata</w:t>
+      </w:r>
       <w:bookmarkEnd w:id="20"/>
     </w:p>
     <w:p>
       <w:r>
-        <w:t>A programba a mozgás az egéren keresztül történik.</w:t>
-      </w:r>
-      <w:r>
-        <w:t xml:space="preserve"> A mozgás módja megegyezik mind a kaland és a harc térképen egyetlen különbséggel. A kaland térképen a mozgás jelzi az</w:t>
-      </w:r>
-      <w:r>
-        <w:t xml:space="preserve">t az </w:t>
-      </w:r>
-      <w:r>
-        <w:t xml:space="preserve">utat </w:t>
-      </w:r>
-      <w:r>
-        <w:t xml:space="preserve">is, ami </w:t>
-      </w:r>
-      <w:r>
-        <w:t xml:space="preserve">arra a mezőre </w:t>
-      </w:r>
-      <w:r>
-        <w:t>mutat</w:t>
-      </w:r>
-      <w:r>
-        <w:t>, amit a játékos nem érhet el az adott körben</w:t>
-      </w:r>
-      <w:r>
-        <w:t>, a harc térképen ez a funkció nem létezi</w:t>
+        <w:t>A szerszámöv mindig a képernyő alján található és a rajta lévő szerszámok a játékos köre alatt használhatók</w:t>
+      </w:r>
+      <w:r>
+        <w:t>. Egy szerszám használata mindig a megfelelő gombra való kattintással kezdődik. A játékban kettő szerszámöve van a játékosnak egyik a kaland</w:t>
+      </w:r>
+      <w:r>
+        <w:t xml:space="preserve"> </w:t>
+      </w:r>
+      <w:r>
+        <w:t>térképre másik a harc térképre</w:t>
       </w:r>
       <w:r>
         <w:t>.</w:t>
       </w:r>
     </w:p>
     <w:p>
-      <w:r>
-        <w:t>A mozgás a következő módon történik</w:t>
-      </w:r>
-      <w:r>
-        <w:t>: Az egérrel rákattintunk</w:t>
-      </w:r>
-      <w:r>
-        <w:t xml:space="preserve"> a játékosra,</w:t>
-      </w:r>
-      <w:r>
-        <w:t xml:space="preserve"> ami ez után kijelölt lesz. Amíg a játékosra nem kattintunk rá még egyszer, nem válaszunk más funkciót vagy fejezzük be a támadást a játékos a mozgás fázisban marad. Ez alatt a játékos és az egér által kijelölt mező között a leggyorsabb utat egy vonal jelöli. </w:t>
-      </w:r>
-      <w:r>
-        <w:t>Amíg az út bejárható hosszúságú a kijelölt út és a cél is piros, a nem elérhető mezőket szürkén jelöli a játék.</w:t>
-      </w:r>
-    </w:p>
-    <w:p>
-      <w:r>
-        <w:t>A mozgás végre hajtásához a játékos rákattint a kiválasztott mezőre, ami már nem foglalt és a program végrehajtja a mozgást.</w:t>
-      </w:r>
-    </w:p>
-    <w:p>
-      <w:pPr>
-        <w:pStyle w:val="Cmsor3"/>
-      </w:pPr>
-      <w:bookmarkStart w:id="21" w:name="_Toc228359980"/>
-      <w:r>
-        <w:t>Szerszámöv használata</w:t>
-      </w:r>
-      <w:bookmarkEnd w:id="21"/>
-    </w:p>
-    <w:p>
-      <w:r>
-        <w:t>A szerszámöv mindig a képernyő alján található és a rajta lévő szerszámok a játékos köre alatt használhatók</w:t>
-      </w:r>
-      <w:r>
-        <w:t>. Egy szerszám használata mindig a megfelelő gombra való kattintással kezdődik. A játékban kettő szerszámöve van a játékosnak egyik a kaland</w:t>
-      </w:r>
-      <w:r>
-        <w:t xml:space="preserve"> </w:t>
-      </w:r>
-      <w:r>
-        <w:t>térképre másik a harc térképre</w:t>
-      </w:r>
-      <w:r>
-        <w:t>.</w:t>
-      </w:r>
-    </w:p>
-    <w:p>
       <w:pPr>
         <w:pStyle w:val="Kpalrs"/>
       </w:pPr>
       <w:r>
-        <w:lastRenderedPageBreak/>
         <w:pict w14:anchorId="77B77162">
-          <v:shape id="_x0000_i1072" type="#_x0000_t75" style="width:447.6pt;height:120pt">
+          <v:shape id="_x0000_i1030" type="#_x0000_t75" style="width:447.6pt;height:120pt">
             <v:imagedata r:id="rId19" o:title="Képernyőkép 2026-04-25 00184600"/>
           </v:shape>
         </w:pict>
@@ -5193,7 +5211,16 @@
         <w:t xml:space="preserve">térkép szerszámöve a következő képpen működik: A játékos rákattint a kívánt szerszámra, annak a körvonala szürkén jelzi, hogy kiválasztották. </w:t>
       </w:r>
       <w:r>
-        <w:t xml:space="preserve">Miután kiválasztottuk a szerszámot három opciónk van. Használjuk a szerszámot, azaz rákattintunk a megfelelő nyersanyagra, vagy üres mezőre az űrhajó építés elindításához. </w:t>
+        <w:t>Ezután</w:t>
+      </w:r>
+      <w:r>
+        <w:t xml:space="preserve"> a</w:t>
+      </w:r>
+      <w:r>
+        <w:t>z aktuális szerszámmal</w:t>
+      </w:r>
+      <w:r>
+        <w:t xml:space="preserve"> három opciónk van. Használjuk a szerszámot, azaz rákattintunk a megfelelő nyersanyagra, vagy üres mezőre az űrhajó építés elindításához. </w:t>
       </w:r>
       <w:r>
         <w:t>A kaland</w:t>
@@ -5216,8 +5243,9 @@
         <w:pStyle w:val="Kpalrs"/>
       </w:pPr>
       <w:r>
+        <w:lastRenderedPageBreak/>
         <w:pict w14:anchorId="35F2B181">
-          <v:shape id="_x0000_i1073" type="#_x0000_t75" style="width:453pt;height:160.8pt">
+          <v:shape id="_x0000_i1031" type="#_x0000_t75" style="width:453pt;height:160.8pt">
             <v:imagedata r:id="rId20" o:title="Képernyőkép 2026-04-25 00181200"/>
           </v:shape>
         </w:pict>
@@ -5234,58 +5262,58 @@
         <w:t xml:space="preserve"> Először rákattintunk a kiválasztott támadásra, aminek a kiválasztása ugyanúgy visszavonható, mint a kaland térképen. </w:t>
       </w:r>
       <w:r>
-        <w:t>Itt három szerszámunk ebben az esetben támadásunk van. A sima támadás kijelöli a mezőt, amit a játékos megtámadni kíván és kattintásra végre is hajtja, ha tartózkodik rajta ellenség. A nagy területi támadás is így működik, csak az egy 3x3-as kereszt formájában támadja meg a mezőket. A harmadik erős támadás pedig csak a játékos sorában jelöl ki mezőket, mivel csak azokat tudja megtámadni.</w:t>
-      </w:r>
+        <w:t xml:space="preserve">Itt három </w:t>
+      </w:r>
+      <w:r>
+        <w:t>különböző</w:t>
+      </w:r>
+      <w:r>
+        <w:t xml:space="preserve"> támadásunk van. A sima támadás kijelöli a mezőt, amit a játékos megtámadni kíván és kattintásra végre is hajtja, ha tartózkodik rajta ellenség. A nagy területi támadás is így működik, csak az egy 3x3-as kereszt formájában támadja meg a mezőket. A harmadik erős támadás pedig csak a játékos sorában jelöl ki mezőket, mivel csak azokat tudja megtámadni.</w:t>
+      </w:r>
+    </w:p>
+    <w:p>
+      <w:pPr>
+        <w:spacing w:after="160" w:line="259" w:lineRule="auto"/>
+        <w:jc w:val="left"/>
+      </w:pPr>
+      <w:r>
+        <w:br w:type="page"/>
+      </w:r>
+    </w:p>
+    <w:p>
+      <w:pPr>
+        <w:pStyle w:val="Cmsor1"/>
+      </w:pPr>
+      <w:bookmarkStart w:id="21" w:name="_Toc228359982"/>
+      <w:r>
+        <w:lastRenderedPageBreak/>
+        <w:t>Fejlesztői dokumentáció</w:t>
+      </w:r>
+      <w:bookmarkEnd w:id="21"/>
+    </w:p>
+    <w:p>
+      <w:pPr>
+        <w:pStyle w:val="Cmsor2"/>
+      </w:pPr>
+      <w:bookmarkStart w:id="22" w:name="_Toc228359983"/>
+      <w:r>
+        <w:t>Megoldási terv</w:t>
+      </w:r>
+      <w:bookmarkEnd w:id="22"/>
     </w:p>
     <w:p>
       <w:pPr>
         <w:pStyle w:val="Cmsor3"/>
       </w:pPr>
-      <w:bookmarkStart w:id="22" w:name="_Toc228359981"/>
-      <w:r>
-        <w:lastRenderedPageBreak/>
-        <w:t>Mentés</w:t>
-      </w:r>
-      <w:bookmarkEnd w:id="22"/>
-    </w:p>
-    <w:p>
-      <w:r>
-        <w:t>A játék a hossza miatt nem rendelkezik mentés funkcióval, mivel ebben az esetben fölösleges lenne.</w:t>
-      </w:r>
-    </w:p>
-    <w:p>
-      <w:pPr>
-        <w:pStyle w:val="Cmsor1"/>
-      </w:pPr>
-      <w:bookmarkStart w:id="23" w:name="_Toc228359982"/>
-      <w:r>
-        <w:t>Fejlesztői dokumentáció</w:t>
+      <w:bookmarkStart w:id="23" w:name="_Toc228359984"/>
+      <w:r>
+        <w:t>Rendszer architektúra</w:t>
       </w:r>
       <w:bookmarkEnd w:id="23"/>
     </w:p>
     <w:p>
-      <w:pPr>
-        <w:pStyle w:val="Cmsor2"/>
-      </w:pPr>
-      <w:bookmarkStart w:id="24" w:name="_Toc228359983"/>
-      <w:r>
-        <w:t>Megoldási terv</w:t>
-      </w:r>
-      <w:bookmarkEnd w:id="24"/>
-    </w:p>
-    <w:p>
-      <w:pPr>
-        <w:pStyle w:val="Cmsor3"/>
-      </w:pPr>
-      <w:bookmarkStart w:id="25" w:name="_Toc228359984"/>
-      <w:r>
-        <w:t>Rendszer architektúra</w:t>
-      </w:r>
-      <w:bookmarkEnd w:id="25"/>
-    </w:p>
-    <w:p>
-      <w:r>
-        <w:t>A Godot játékmotor 4.2.1-es verzióját használtam a játék fejlesztéséhez. A játékmotor nyílt forráskódú és egyszerűen használható fejlesztői környezetet biztosít. A Godot talán legnagyobb előnye a node-alapú architektúra, ez segíti a játék elemeinek az alá-fölérendelését és moduláris könnyen fejleszthető kialakítását.</w:t>
+      <w:r>
+        <w:t>A Godot játékmotor 4.2.1-es verzióját használtam a játék fejlesztéséhez. A játékmotor nyílt forráskódú egyszerűen használható fejlesztői környezetet biztosít. A Godot talán legnagyobb előnye a node-alapú architektúra, ez segíti a játék elemeinek az alá-fölérendelését és moduláris könnyen fejleszthető kialakítását.</w:t>
       </w:r>
     </w:p>
     <w:p>
@@ -5293,10 +5321,28 @@
         <w:t>A node</w:t>
       </w:r>
       <w:r>
-        <w:t>-rendszer működésének a lényege, hogy minden objektum vagy elem egy node. Ezek a node-ok különböző tulajdonságokkal rendelkeznek a node típusától függően. A projektben két fő részre oszthatók, „Control”-okra, ezek a játékfelületen használt elemek fő csoprtja (pl.: gombok, szövegek) és „Node2D”-kre amik a játék fő mozgó elemei (pl.:TileMap, Camera2D</w:t>
-      </w:r>
-      <w:r>
-        <w:t>). Ezek az elemek képesek információt tárolni például a térképen való pozíciójukat, továbbá csatolhatók hozzájuk scriptek, amikben a kóddal be lehet állítani az adott rész logikáját</w:t>
+        <w:t xml:space="preserve">-rendszer működésének a lényege, hogy minden objektum vagy elem egy node. Ezek a node-ok különböző tulajdonságokkal rendelkeznek a node típusától függően. A projektben két fő részre oszthatók, „Control”-okra, ezek a játékfelületen használt </w:t>
+      </w:r>
+      <w:r>
+        <w:t>felhasználói felület</w:t>
+      </w:r>
+      <w:r>
+        <w:t xml:space="preserve"> </w:t>
+      </w:r>
+      <w:r>
+        <w:t>csoportja</w:t>
+      </w:r>
+      <w:r>
+        <w:t xml:space="preserve"> (pl.: gombok, szövegek) és „Node2D”-kre amik a játék fő mozgó elemei (pl.:TileMap, Camera2D</w:t>
+      </w:r>
+      <w:r>
+        <w:t xml:space="preserve">). Ezek </w:t>
+      </w:r>
+      <w:r>
+        <w:t>a komponensek</w:t>
+      </w:r>
+      <w:r>
+        <w:t xml:space="preserve"> képesek információt tárolni például a térképen való pozíciójukat, továbbá csatolhatók hozzájuk scriptek, amikben a kóddal be lehet állítani az adott rész logikáját</w:t>
       </w:r>
       <w:r>
         <w:t>.</w:t>
@@ -5304,33 +5350,27 @@
     </w:p>
     <w:p>
       <w:r>
-        <w:t>A node-ok típustól függően más feladatokra valók, képek megjelenítésétől egymás pozíciójának érzékeléséig. Képesek továbbá információ megosztásra is, ez a fajta kommunikáció főleg signal-okkal, azaz jelzésekkel valósítható meg.</w:t>
-      </w:r>
-    </w:p>
-    <w:p>
-      <w:r>
-        <w:t>A másik fontos eleme a játékmotor logikájának a „Scene Tree” rendszer, ez teszi lehetővé, hogy összetettebb játékelemeket építsünk. A játék futása közben minden node egy közös fa struktúrának a része ez a Sceen Tree, ami maga is több külön álló node-fából állhat. Egy ilyen jelenet vagy node-fa akár többször is beágyazható egy programba és el is vehető</w:t>
-      </w:r>
-      <w:r>
-        <w:t>, akár futás időben is</w:t>
-      </w:r>
-      <w:r>
-        <w:t>. Ez hasznos azoknál az akár összetett vagy egyszerű elemeknél</w:t>
-      </w:r>
-      <w:r>
-        <w:t>,</w:t>
-      </w:r>
-      <w:r>
-        <w:t xml:space="preserve"> amiket a játékos </w:t>
-      </w:r>
-      <w:r>
-        <w:t>elpusztíthat,</w:t>
-      </w:r>
-      <w:r>
-        <w:t xml:space="preserve"> vagy ha többször is szere</w:t>
-      </w:r>
-      <w:r>
-        <w:t>peltetnénk egy jelenetben. Ez a dinamikus működés fontos bármilyen játék fejlesztésénél.</w:t>
+        <w:t>A node-ok típustól függően más feladatokra valók, képek megjelenítésétől egymás pozíciójának érzékeléséig. Képesek továbbá információ megosztásra is</w:t>
+      </w:r>
+      <w:r>
+        <w:t>. Ez</w:t>
+      </w:r>
+      <w:r>
+        <w:t xml:space="preserve"> a fajta kommunikáció főleg signal-okkal, azaz jelzésekkel valósítható meg.</w:t>
+      </w:r>
+    </w:p>
+    <w:p>
+      <w:r>
+        <w:t>A másik fontos el</w:t>
+      </w:r>
+      <w:r>
+        <w:t xml:space="preserve">eme a játékmotor logikájának a Node </w:t>
+      </w:r>
+      <w:r>
+        <w:t>rendszer, ez teszi lehetővé, hogy összetettebb játékelemeket építsünk</w:t>
+      </w:r>
+      <w:r>
+        <w:t>.</w:t>
       </w:r>
     </w:p>
     <w:p>
@@ -5356,14 +5396,19 @@
         </w:numPr>
       </w:pPr>
       <w:r>
-        <w:lastRenderedPageBreak/>
-        <w:t>UI: A felhasználói felülethez több scene is tartozik, ezek a jelenetek tartalmazzák a felhasználói felület elemeit és a jelenetek közti interakciók</w:t>
+        <w:t>UI: A felhasználói felülethez több scene is tartozik, ezek tartalmazzák a felhasználói felület elemeit és a jelenetek közti interakciók</w:t>
       </w:r>
       <w:r>
         <w:t xml:space="preserve"> vizuális megjelenítésért</w:t>
       </w:r>
       <w:r>
-        <w:t xml:space="preserve"> is felelősek. Ide tartozik a BasicUI</w:t>
+        <w:t xml:space="preserve"> is felelősek. Ide tartozik </w:t>
+      </w:r>
+      <w:r>
+        <w:t xml:space="preserve">többek között </w:t>
+      </w:r>
+      <w:r>
+        <w:t>a BasicUI</w:t>
       </w:r>
       <w:r>
         <w:t xml:space="preserve"> ami a kaland és a harc térképen tölti be ezeket a feladatokat, a MainMenu ami a játék elindításáért felelős és a PauseMenu ami pedig a játék megállítása alatt tevékenykedik.</w:t>
@@ -5381,6 +5426,7 @@
         </w:numPr>
       </w:pPr>
       <w:r>
+        <w:lastRenderedPageBreak/>
         <w:t xml:space="preserve">Térképek: Ezek a program legfőbb alkotóelemei, ezeken zajlik minden interakció és a karakterek (bábuk) is az ő gyerekeikként ágyazódnak be a fő fába. </w:t>
       </w:r>
       <w:r>
@@ -5435,7 +5481,7 @@
       </w:pPr>
       <w:r>
         <w:pict w14:anchorId="1345FA70">
-          <v:shape id="_x0000_i1074" type="#_x0000_t75" style="width:453pt;height:239.4pt">
+          <v:shape id="_x0000_i1032" type="#_x0000_t75" style="width:453pt;height:238.8pt">
             <v:imagedata r:id="rId21" o:title="Képernyőkép 2026-04-28 164203"/>
           </v:shape>
         </w:pict>
@@ -5448,59 +5494,20 @@
       <w:pPr>
         <w:pStyle w:val="Cmsor3"/>
       </w:pPr>
-      <w:bookmarkStart w:id="26" w:name="_Toc228359985"/>
+      <w:bookmarkStart w:id="24" w:name="_Toc228359985"/>
+      <w:r>
+        <w:t>Programnyelv és játékmotor kapcsolata</w:t>
+      </w:r>
+      <w:bookmarkEnd w:id="24"/>
+    </w:p>
+    <w:p>
+      <w:r>
+        <w:t xml:space="preserve">A fejlesztéshez a játékmotor saját többnyire python inspirált programozási nyelvét a GDScriptet használtam. Ez a nyelv kimondottan ehhez a játékmotorhoz lett létrehozva, ezért használata könnyen elsajátítható volt és a lehető legegyszerűbben tudtam hozzányúlni a játékmotor elemeihez. </w:t>
+      </w:r>
+    </w:p>
+    <w:p>
       <w:r>
         <w:lastRenderedPageBreak/>
-        <w:t>Programnyelv és játékmotor kapcsolata</w:t>
-      </w:r>
-      <w:bookmarkEnd w:id="26"/>
-    </w:p>
-    <w:p>
-      <w:r>
-        <w:t>A fejlesztéshez a játékmotor saját többnyire python inspirált programozási nyelvét a GDScriptet használtam. Ez a nyelv kimondottan ehhez a játékmotorhoz lett létrehozva, ezért használata könnyen elsajátítható volt és a lehető legegyszerűbben tudtam hozzányúlni a játékmotor elemeihez. A nyelvet több ok miatt is tökéletesnek tartottam a projekt elkészítéséhez:</w:t>
-      </w:r>
-    </w:p>
-    <w:p>
-      <w:pPr>
-        <w:pStyle w:val="Listaszerbekezds"/>
-        <w:numPr>
-          <w:ilvl w:val="0"/>
-          <w:numId w:val="16"/>
-        </w:numPr>
-      </w:pPr>
-      <w:r>
-        <w:t>Egyszerű szintaxis: Mivel az általam ismert Python nyelvre nagyon hasonlít pár funkció elsajátításán kívül megtanulása nem okozott nehézséget.</w:t>
-      </w:r>
-    </w:p>
-    <w:p>
-      <w:pPr>
-        <w:pStyle w:val="Listaszerbekezds"/>
-        <w:numPr>
-          <w:ilvl w:val="0"/>
-          <w:numId w:val="16"/>
-        </w:numPr>
-      </w:pPr>
-      <w:r>
-        <w:t xml:space="preserve">Beépített matematikai függvények: Az egyszerűbb matematikai számításokra való függvényeken felül is tartalmaz </w:t>
-      </w:r>
-      <w:r>
-        <w:t>műveleteket, ha az a játékkészítés szempontjából hasznosak.</w:t>
-      </w:r>
-    </w:p>
-    <w:p>
-      <w:pPr>
-        <w:pStyle w:val="Listaszerbekezds"/>
-        <w:numPr>
-          <w:ilvl w:val="0"/>
-          <w:numId w:val="16"/>
-        </w:numPr>
-      </w:pPr>
-      <w:r>
-        <w:t>Eseményvezérelt programozás támogatása: A szignálrendszer a jelenetek közti kommunikációra, amit GDScripten kresztül egyszerűen lehet hasznáni.</w:t>
-      </w:r>
-    </w:p>
-    <w:p>
-      <w:r>
         <w:t xml:space="preserve">A szkriptnyelv általam gyakran használt funkciója a </w:t>
       </w:r>
       <w:r>
@@ -5510,57 +5517,31 @@
         <w:t>zigorú típusozás volt, ami előre megnevezi az alapjáraton csak var meg</w:t>
       </w:r>
       <w:r>
-        <w:t xml:space="preserve">jelölésű változók pontos típusát (pl.: int, Vector2i). Bár ehhez a projekthez nem feltétlen volt szükséges, de nagyobb programoknál minimálisan segítheti a </w:t>
-      </w:r>
-      <w:r>
-        <w:t>futási sebességet és számomra így könnyebben volt megmondható melyik változót mire akartam használni.</w:t>
+        <w:t>jelölésű változók pontos típusát (pl.: int, Vector2i).</w:t>
       </w:r>
     </w:p>
     <w:p>
       <w:pPr>
         <w:pStyle w:val="Cmsor3"/>
       </w:pPr>
-      <w:bookmarkStart w:id="27" w:name="_Toc228359986"/>
+      <w:bookmarkStart w:id="25" w:name="_Toc228359986"/>
       <w:r>
         <w:t>Jelenetek közti kommunikáció</w:t>
       </w:r>
-      <w:bookmarkEnd w:id="27"/>
+      <w:bookmarkEnd w:id="25"/>
     </w:p>
     <w:p>
       <w:r>
         <w:t>A Godot-ban a jelenetek közötti kommunikáció leg</w:t>
       </w:r>
       <w:r>
-        <w:t>jobb módja és a játékmotor egyik legfontosabb funkciója a szignál rendszer, ami eseményvezérelt logika programozását teszi lehetővé a jelenetek és a node-ok között is. Ennek köszönhetően a jelenetek közti információ csere kvázi kapcsolatok esetén is megvaló</w:t>
+        <w:t>jobb módja és a játékmotor egyik funkciója a szignál rendszer, ami eseményvezérelt logika programozását teszi lehetővé a jelenetek és a node-ok között is. Ennek köszönhetően a jelenetek közti információ csere kvázi kapcsolatok esetén is megvaló</w:t>
       </w:r>
       <w:r>
         <w:t>s</w:t>
       </w:r>
       <w:r>
         <w:t>ul</w:t>
-      </w:r>
-    </w:p>
-    <w:p>
-      <w:r>
-        <w:t>Szignálokat kétféle képpen lehet létre hozni</w:t>
-      </w:r>
-      <w:r>
-        <w:t>.</w:t>
-      </w:r>
-      <w:r>
-        <w:t xml:space="preserve"> Az egyik módszer a node-tól függ, ugyanis ezek node specifikus szignálok, amik alapból be vannak építve a játékmotorba és akár a Godot vizuális felületén keresztül is kapcsolhatók a jelenetben bármelyik scripthez. A szignálokat ilyen módon egy jelenetben lévő node-ok közt kommunikációra használtam, főleg levél szignálként a gyökérnek.</w:t>
-      </w:r>
-    </w:p>
-    <w:p>
-      <w:r>
-        <w:lastRenderedPageBreak/>
-        <w:t xml:space="preserve">A másik módszer a scripten keresztül történik, ezeket a szignálokat a fejlesztő hozza létre a kódban. A szignált létre kell hozni a scriptben majd az információt kiküldeni ami egy másik fa </w:t>
-      </w:r>
-      <w:r>
-        <w:t>scriptje fogad a Scene Tree-ben. A szignálokat ilyen módon jelenetek k</w:t>
-      </w:r>
-      <w:r>
-        <w:t>özti kommunikációra használtam.</w:t>
       </w:r>
     </w:p>
     <w:p>
@@ -5654,19 +5635,13 @@
     </w:p>
     <w:p>
       <w:pPr>
-        <w:spacing w:after="160" w:line="259" w:lineRule="auto"/>
-        <w:jc w:val="left"/>
-      </w:pPr>
-    </w:p>
-    <w:p>
-      <w:pPr>
         <w:pStyle w:val="Cmsor3"/>
       </w:pPr>
-      <w:bookmarkStart w:id="28" w:name="_Toc228359987"/>
+      <w:bookmarkStart w:id="26" w:name="_Toc228359987"/>
       <w:r>
         <w:t>A Scene Tree szerkezete</w:t>
       </w:r>
-      <w:bookmarkEnd w:id="28"/>
+      <w:bookmarkEnd w:id="26"/>
     </w:p>
     <w:p>
       <w:r>
@@ -5698,7 +5673,7 @@
       </w:pPr>
       <w:r>
         <w:pict w14:anchorId="6B05BFE2">
-          <v:shape id="_x0000_i1075" type="#_x0000_t75" style="width:128.4pt;height:33pt">
+          <v:shape id="_x0000_i1033" type="#_x0000_t75" style="width:128.4pt;height:33pt">
             <v:imagedata r:id="rId22" o:title="Képernyőkép 2026-04-28 211340"/>
           </v:shape>
         </w:pict>
@@ -5768,7 +5743,13 @@
         </w:numPr>
       </w:pPr>
       <w:r>
-        <w:t>_on_new_game_pressed() függvény kicseréli a Scene Tree-t a TestMap jelenetre, ami a kalandjáték térkép, a New Game gomb megnyomásakor.</w:t>
+        <w:t xml:space="preserve">_on_new_game_pressed() függvény kicseréli a </w:t>
+      </w:r>
+      <w:r>
+        <w:t>jelenlegi scene</w:t>
+      </w:r>
+      <w:r>
+        <w:t>-t a TestMap jelenetre, ami a kalandjáték térkép, a New Game gomb megnyomásakor.</w:t>
       </w:r>
     </w:p>
     <w:p>
@@ -5783,7 +5764,7 @@
         <w:t>_on_exit_pressed()</w:t>
       </w:r>
       <w:r>
-        <w:t xml:space="preserve"> függvény megszünteti a Scene Tree-t, azaz bezárja a játékot, az Exit Game gomb megnyomásakor</w:t>
+        <w:t xml:space="preserve"> függvény bezárja a játékot, az Exit Game gomb megnyomásakor</w:t>
       </w:r>
     </w:p>
     <w:p>
@@ -5792,7 +5773,7 @@
       </w:pPr>
       <w:r>
         <w:pict w14:anchorId="7672CD67">
-          <v:shape id="_x0000_i1076" type="#_x0000_t75" style="width:198.6pt;height:324pt">
+          <v:shape id="_x0000_i1034" type="#_x0000_t75" style="width:198.6pt;height:324pt">
             <v:imagedata r:id="rId23" o:title="Képernyőkép 2026-04-28 212521"/>
           </v:shape>
         </w:pict>
@@ -5808,9 +5789,30 @@
     </w:p>
     <w:p>
       <w:pPr>
+        <w:jc w:val="center"/>
+      </w:pPr>
+      <w:r>
+        <w:pict w14:anchorId="35242B5F">
+          <v:shape id="_x0000_i1035" type="#_x0000_t75" style="width:169.8pt;height:99.6pt">
+            <v:imagedata r:id="rId24" o:title="MainMenuUml"/>
+          </v:shape>
+        </w:pict>
+      </w:r>
+    </w:p>
+    <w:p>
+      <w:pPr>
+        <w:pStyle w:val="Kpalrs"/>
+      </w:pPr>
+      <w:r>
+        <w:t>11 ábra: MainMenu jelenet UML diagram</w:t>
+      </w:r>
+    </w:p>
+    <w:p>
+      <w:pPr>
         <w:pStyle w:val="Cmsor4"/>
       </w:pPr>
       <w:r>
+        <w:lastRenderedPageBreak/>
         <w:t>BasicUI jelenet</w:t>
       </w:r>
     </w:p>
@@ -5821,19 +5823,11 @@
       <w:r>
         <w:t>amiután a játékos elindítja a MainMenu jelenetből a játékot a játék végéig látszódik. A BasicUI fő részei a CanvasLayer node-ok MapLayer és BattleLayer.</w:t>
       </w:r>
-    </w:p>
-    <w:p>
-      <w:pPr>
-        <w:spacing w:after="160" w:line="259" w:lineRule="auto"/>
-        <w:jc w:val="left"/>
-      </w:pPr>
-      <w:r>
-        <w:br w:type="page"/>
-      </w:r>
-    </w:p>
-    <w:p>
-      <w:r>
-        <w:lastRenderedPageBreak/>
+      <w:bookmarkStart w:id="27" w:name="_GoBack"/>
+      <w:bookmarkEnd w:id="27"/>
+    </w:p>
+    <w:p>
+      <w:r>
         <w:t>A MapLayer feladata:</w:t>
       </w:r>
     </w:p>
@@ -5920,14 +5914,43 @@
       </w:pPr>
       <w:r>
         <w:pict w14:anchorId="018052EA">
-          <v:shape id="_x0000_i1077" type="#_x0000_t75" style="width:453pt;height:271.2pt">
-            <v:imagedata r:id="rId24" o:title="Képernyőkép 2026-04-28 220506"/>
+          <v:shape id="_x0000_i1036" type="#_x0000_t75" style="width:453pt;height:270.6pt">
+            <v:imagedata r:id="rId25" o:title="Képernyőkép 2026-04-28 220506"/>
           </v:shape>
         </w:pict>
       </w:r>
       <w:r>
-        <w:t>11 ábra: A BasicUI jelenet szerkezete</w:t>
-      </w:r>
+        <w:t>12</w:t>
+      </w:r>
+      <w:r>
+        <w:t xml:space="preserve"> ábra: A BasicUI jelenet szerkezete</w:t>
+      </w:r>
+    </w:p>
+    <w:p>
+      <w:pPr>
+        <w:jc w:val="center"/>
+      </w:pPr>
+      <w:r>
+        <w:lastRenderedPageBreak/>
+        <w:pict w14:anchorId="3C3820A8">
+          <v:shape id="_x0000_i1037" type="#_x0000_t75" style="width:252.6pt;height:381pt">
+            <v:imagedata r:id="rId26" o:title="BasicUiUml"/>
+          </v:shape>
+        </w:pict>
+      </w:r>
+    </w:p>
+    <w:p>
+      <w:pPr>
+        <w:pStyle w:val="Kpalrs"/>
+      </w:pPr>
+      <w:r>
+        <w:t>13. ábra: BasicUI jelenet UML diagram</w:t>
+      </w:r>
+    </w:p>
+    <w:p>
+      <w:pPr>
+        <w:jc w:val="center"/>
+      </w:pPr>
     </w:p>
     <w:p>
       <w:pPr>
@@ -5939,12 +5962,14 @@
     </w:p>
     <w:p>
       <w:r>
-        <w:t>A PauseMenu az a jelent ami akkor fut amikor a játék le van állítva, ezért a node futásának a módja „When Paused”-ra van állítva, azaz akkor fut amikor a Scene Tree többi része megvan állítva.</w:t>
-      </w:r>
-    </w:p>
-    <w:p>
-      <w:r>
-        <w:lastRenderedPageBreak/>
+        <w:t>A PauseMenu az a jelent ami akkor fut amikor a játék le van állítva, ezért a node futásának a módja „When Paused”-ra van állítva</w:t>
+      </w:r>
+      <w:r>
+        <w:t>.</w:t>
+      </w:r>
+    </w:p>
+    <w:p>
+      <w:r>
         <w:t>Ennek a jelenetnek a feladata, hogy az alábbi választási lehetőségeket adja fel a játékosnak aki megállította a játékot:</w:t>
       </w:r>
     </w:p>
@@ -5969,7 +5994,13 @@
         </w:numPr>
       </w:pPr>
       <w:r>
-        <w:t>New Game: Új játékot kezd mert akármilyen ok miatt (nem a játékosnak a térkép, vagy az ellenségek, stb.) a jelenlegit nem akarja folytatni de még akar játszani.</w:t>
+        <w:t xml:space="preserve">New Game: Új játékot </w:t>
+      </w:r>
+      <w:r>
+        <w:t>kezd,</w:t>
+      </w:r>
+      <w:r>
+        <w:t xml:space="preserve"> mert akármilyen ok miatt (nem a játékosnak a térkép, vagy az ellenségek, stb.) a jelenlegit nem akarja folytatni de még akar játszani.</w:t>
       </w:r>
     </w:p>
     <w:p>
@@ -5993,7 +6024,13 @@
         </w:numPr>
       </w:pPr>
       <w:r>
-        <w:t>Exit to OS: A játékos beakarja zárni a játékot.</w:t>
+        <w:t xml:space="preserve">Exit to OS: A játékos </w:t>
+      </w:r>
+      <w:r>
+        <w:t>be akarja</w:t>
+      </w:r>
+      <w:r>
+        <w:t xml:space="preserve"> zárni a játékot.</w:t>
       </w:r>
     </w:p>
     <w:p>
@@ -6001,9 +6038,10 @@
         <w:pStyle w:val="Kpalrs"/>
       </w:pPr>
       <w:r>
+        <w:lastRenderedPageBreak/>
         <w:pict w14:anchorId="0F21BFE1">
-          <v:shape id="_x0000_i1078" type="#_x0000_t75" style="width:190.8pt;height:324pt">
-            <v:imagedata r:id="rId25" o:title="Képernyőkép 2026-04-28 222724"/>
+          <v:shape id="_x0000_i1038" type="#_x0000_t75" style="width:190.8pt;height:324pt">
+            <v:imagedata r:id="rId27" o:title="Képernyőkép 2026-04-28 222724"/>
           </v:shape>
         </w:pict>
       </w:r>
@@ -6013,10 +6051,36 @@
         <w:pStyle w:val="Kpalrs"/>
       </w:pPr>
       <w:r>
-        <w:t>12 ábra: A PauseMenu</w:t>
+        <w:t>1</w:t>
+      </w:r>
+      <w:r>
+        <w:t>4</w:t>
+      </w:r>
+      <w:r>
+        <w:t xml:space="preserve"> ábra: A PauseMenu</w:t>
       </w:r>
       <w:r>
         <w:t xml:space="preserve"> jelenet szerkezete</w:t>
+      </w:r>
+    </w:p>
+    <w:p>
+      <w:pPr>
+        <w:jc w:val="center"/>
+      </w:pPr>
+      <w:r>
+        <w:pict w14:anchorId="4BF61DA8">
+          <v:shape id="_x0000_i1039" type="#_x0000_t75" style="width:174pt;height:123.6pt">
+            <v:imagedata r:id="rId28" o:title="PauseMenuUml"/>
+          </v:shape>
+        </w:pict>
+      </w:r>
+    </w:p>
+    <w:p>
+      <w:pPr>
+        <w:pStyle w:val="Kpalrs"/>
+      </w:pPr>
+      <w:r>
+        <w:t>15 ábra: PauseMenu jelenet UML diagram</w:t>
       </w:r>
     </w:p>
     <w:p>
@@ -6039,8 +6103,8 @@
       <w:r>
         <w:lastRenderedPageBreak/>
         <w:pict w14:anchorId="1999B13D">
-          <v:shape id="_x0000_i1079" type="#_x0000_t75" style="width:232.8pt;height:162.6pt">
-            <v:imagedata r:id="rId26" o:title="Képernyőkép 2026-04-28 223425"/>
+          <v:shape id="_x0000_i1040" type="#_x0000_t75" style="width:232.8pt;height:162.6pt">
+            <v:imagedata r:id="rId29" o:title="Képernyőkép 2026-04-28 223425"/>
           </v:shape>
         </w:pict>
       </w:r>
@@ -6050,7 +6114,33 @@
         <w:pStyle w:val="Kpalrs"/>
       </w:pPr>
       <w:r>
-        <w:t>13 ábra: Az EndCredit jelenet szerkezete</w:t>
+        <w:t>1</w:t>
+      </w:r>
+      <w:r>
+        <w:t>6.</w:t>
+      </w:r>
+      <w:r>
+        <w:t xml:space="preserve"> ábra: Az EndCredit jelenet szerkezete</w:t>
+      </w:r>
+    </w:p>
+    <w:p>
+      <w:pPr>
+        <w:jc w:val="center"/>
+      </w:pPr>
+      <w:r>
+        <w:pict w14:anchorId="17CD4A8E">
+          <v:shape id="_x0000_i1041" type="#_x0000_t75" style="width:168pt;height:87pt">
+            <v:imagedata r:id="rId30" o:title="EndCreditUml"/>
+          </v:shape>
+        </w:pict>
+      </w:r>
+    </w:p>
+    <w:p>
+      <w:pPr>
+        <w:pStyle w:val="Kpalrs"/>
+      </w:pPr>
+      <w:r>
+        <w:t>17. ábra: EndCredit jelenet UML diagram</w:t>
       </w:r>
     </w:p>
     <w:p>
@@ -6148,6 +6238,7 @@
         </w:numPr>
       </w:pPr>
       <w:r>
+        <w:lastRenderedPageBreak/>
         <w:t>Játékos megtámadása: Ha a játékos közelébe érnek megtámadják és átkerülnek egy harctérképre.</w:t>
       </w:r>
     </w:p>
@@ -6165,7 +6256,6 @@
         </w:numPr>
       </w:pPr>
       <w:r>
-        <w:lastRenderedPageBreak/>
         <w:t>Játékos keresése: Itt is Area2D node-ok segítségével érzékelik, ha játékos a közelükben van és a mozgás fázis alatt felé mozognak, ha a játékos nincs a közelükben tőle függetlenül hajtják végre a mozgást.</w:t>
       </w:r>
     </w:p>
@@ -6213,9 +6303,10 @@
         <w:pStyle w:val="Kpalrs"/>
       </w:pPr>
       <w:r>
+        <w:lastRenderedPageBreak/>
         <w:pict w14:anchorId="1E73440B">
-          <v:shape id="_x0000_i1080" type="#_x0000_t75" style="width:4in;height:483pt">
-            <v:imagedata r:id="rId27" o:title="Képernyőkép 2026-04-29 064054"/>
+          <v:shape id="_x0000_i1042" type="#_x0000_t75" style="width:4in;height:483pt">
+            <v:imagedata r:id="rId31" o:title="Képernyőkép 2026-04-29 064054"/>
           </v:shape>
         </w:pict>
       </w:r>
@@ -6228,7 +6319,10 @@
         <w:t>1</w:t>
       </w:r>
       <w:r>
-        <w:t>4.</w:t>
+        <w:t>8</w:t>
+      </w:r>
+      <w:r>
+        <w:t>.</w:t>
       </w:r>
       <w:r>
         <w:t xml:space="preserve"> ábra: </w:t>
@@ -6242,10 +6336,30 @@
     </w:p>
     <w:p>
       <w:pPr>
+        <w:jc w:val="center"/>
+      </w:pPr>
+      <w:r>
+        <w:lastRenderedPageBreak/>
+        <w:pict w14:anchorId="1A77F4A1">
+          <v:shape id="_x0000_i1043" type="#_x0000_t75" style="width:254.4pt;height:282.6pt">
+            <v:imagedata r:id="rId32" o:title="EnemyUml"/>
+          </v:shape>
+        </w:pict>
+      </w:r>
+    </w:p>
+    <w:p>
+      <w:pPr>
+        <w:pStyle w:val="Kpalrs"/>
+      </w:pPr>
+      <w:r>
+        <w:t>19. ábra: Ellenség jelenetek UML diagram</w:t>
+      </w:r>
+    </w:p>
+    <w:p>
+      <w:pPr>
         <w:pStyle w:val="Cmsor5"/>
       </w:pPr>
       <w:r>
-        <w:lastRenderedPageBreak/>
         <w:t>B</w:t>
       </w:r>
       <w:r>
@@ -6322,13 +6436,23 @@
     </w:p>
     <w:p>
       <w:r>
-        <w:t>A GreenHoplite a második leggyöngébb ellenség, mozgásuk átlagos, kalandtérképen csak a z úton mozoghat.</w:t>
+        <w:t>A GreenHoplite a második leggyöngébb ellenség, mozgásuk</w:t>
+      </w:r>
+      <w:r>
+        <w:t xml:space="preserve"> átlagos, kalandtérképen csak a</w:t>
+      </w:r>
+      <w:r>
+        <w:t>z úton mozoghat.</w:t>
       </w:r>
       <w:r>
         <w:t xml:space="preserve"> </w:t>
       </w:r>
       <w:r>
-        <w:t xml:space="preserve">Egy kör alatt közepes mennyiségű mezőn tud áthaladni, de harc térképen lassabb. A </w:t>
+        <w:t xml:space="preserve">Egy kör alatt közepes mennyiségű mezőn tud áthaladni, de harc térképen </w:t>
+      </w:r>
+      <w:r>
+        <w:lastRenderedPageBreak/>
+        <w:t xml:space="preserve">lassabb. A </w:t>
       </w:r>
       <w:r>
         <w:t>h</w:t>
@@ -6406,7 +6530,6 @@
         <w:pStyle w:val="Cmsor5"/>
       </w:pPr>
       <w:r>
-        <w:lastRenderedPageBreak/>
         <w:t>MagmaGolem jelenet</w:t>
       </w:r>
     </w:p>
@@ -6495,6 +6618,7 @@
         </w:numPr>
       </w:pPr>
       <w:r>
+        <w:lastRenderedPageBreak/>
         <w:t>Egyszerű támadás „Slap”: Az ellenség a játékossal, éllel érintkező mezőn hajthatja végre. Animációja egy csapás ami nagy mennyiségű életerő vesztéssel jár a játékosnak.</w:t>
       </w:r>
     </w:p>
@@ -6519,58 +6643,83 @@
       <w:pPr>
         <w:pStyle w:val="Cmsor3"/>
       </w:pPr>
-      <w:bookmarkStart w:id="29" w:name="_Toc228359988"/>
+      <w:bookmarkStart w:id="28" w:name="_Toc228359988"/>
+      <w:r>
+        <w:t>Alkotó elemek állapota</w:t>
+      </w:r>
+      <w:bookmarkEnd w:id="28"/>
+    </w:p>
+    <w:p>
+      <w:r>
+        <w:t xml:space="preserve">A játék futása alatt különböző </w:t>
+      </w:r>
+      <w:r>
+        <w:t>elemek</w:t>
+      </w:r>
+      <w:r>
+        <w:t xml:space="preserve">nek különböző </w:t>
+      </w:r>
+      <w:r>
+        <w:t>többféle elem specifikus állapotai lehetnek</w:t>
+      </w:r>
+      <w:r>
+        <w:t xml:space="preserve">. </w:t>
+      </w:r>
+      <w:r>
+        <w:t>Ezek az állapotok változhatnak a játék alatt és a program az elemek állapotától függően adott parancsokra másképp reagál.</w:t>
+      </w:r>
+    </w:p>
+    <w:p>
+      <w:pPr>
+        <w:pStyle w:val="Cmsor4"/>
+      </w:pPr>
+      <w:r>
+        <w:t>Főbb játék állapotok</w:t>
+      </w:r>
+    </w:p>
+    <w:p>
+      <w:r>
+        <w:t>A program elindításakor játék Fő menüje jelenik meg, ekkor a játék még nincs futó állapotban, de a program már igen. A fő menüben két opció van, ha a játékos kilép a játék és a program állapota effektíven megszűnik létezni bezárt állapotba kerülnek.</w:t>
+      </w:r>
+    </w:p>
+    <w:p>
+      <w:r>
+        <w:t>A játék menüből való indítása után a játék maga is futó állapotba kerül, mint a program. A program ideglenes megállítására az Esc billentyűvel van lehetőség ez megállított állapotban helyezi az összes komponenst. Ebben az állapotban csak a PasuseMenu jelenet üzemel, amiből a játékba történő visszalépés esetén</w:t>
+      </w:r>
+      <w:r>
+        <w:t xml:space="preserve"> a játék és a program is újból futó állapotba kerül.</w:t>
+      </w:r>
+    </w:p>
+    <w:p>
+      <w:r>
+        <w:t>A játék befejezésével a játék megnyert állapotban kerül, ezután egy gombnyomással a játékos visszakerül a fő menübe és a játék visszakerül a nem futó állapotába.</w:t>
+      </w:r>
+    </w:p>
+    <w:p>
+      <w:pPr>
+        <w:pStyle w:val="Kpalrs"/>
+      </w:pPr>
       <w:r>
         <w:lastRenderedPageBreak/>
-        <w:t>Alkotó elemek állapota</w:t>
-      </w:r>
-      <w:bookmarkEnd w:id="29"/>
-    </w:p>
-    <w:p>
-      <w:r>
-        <w:t xml:space="preserve">A játék futása alatt különböző </w:t>
-      </w:r>
-      <w:r>
-        <w:t>elemek</w:t>
-      </w:r>
-      <w:r>
-        <w:t xml:space="preserve">nek különböző </w:t>
-      </w:r>
-      <w:r>
-        <w:t>többféle elem specifikus állapotai lehetnek</w:t>
-      </w:r>
-      <w:r>
-        <w:t xml:space="preserve">. </w:t>
-      </w:r>
-      <w:r>
-        <w:t>Ezek az állapotok változhatnak a játék alatt és a program az elemek állapotától függően adott parancsokra másképp reagál.</w:t>
-      </w:r>
-    </w:p>
-    <w:p>
-      <w:pPr>
-        <w:pStyle w:val="Cmsor4"/>
-      </w:pPr>
-      <w:r>
-        <w:t>Főbb játék állapotok</w:t>
-      </w:r>
-    </w:p>
-    <w:p>
-      <w:r>
-        <w:t>A program elindításakor játék Fő menüje jelenik meg, ekkor a játék még nincs futó állapotban, de a program már igen. A fő menüben két opció van, ha a játékos kilép a játék és a program állapota effektíven megszűnik létezni bezárt állapotba kerülnek.</w:t>
-      </w:r>
-    </w:p>
-    <w:p>
-      <w:r>
-        <w:t>A játék menüből való indítása után a játék maga is futó állapotba kerül, mint a program. A program ideglenes megállítására az Esc billentyűvel van lehetőség ez megállított állapotban helyezi az összes komponenst. Ebben az állapotban csak a PasuseMenu jelenet üzemel, amiből a játékba történő visszalépés esetén</w:t>
-      </w:r>
-      <w:r>
-        <w:t xml:space="preserve"> a játék és a program is újból futó állapotba kerül.</w:t>
-      </w:r>
-    </w:p>
-    <w:p>
-      <w:r>
-        <w:t>A játék befejezésével a játék megnyert állapotban kerül, ezután egy gombnyomással a játékos visszakerül a fő menübe és a játék visszakerül a nem futó állapotába.</w:t>
-      </w:r>
+        <w:pict w14:anchorId="1C758822">
+          <v:shape id="_x0000_i1044" type="#_x0000_t75" style="width:279.6pt;height:240pt">
+            <v:imagedata r:id="rId33" o:title="Képernyőkép 2026-05-01 142201"/>
+          </v:shape>
+        </w:pict>
+      </w:r>
+    </w:p>
+    <w:p>
+      <w:pPr>
+        <w:pStyle w:val="Kpalrs"/>
+      </w:pPr>
+      <w:r>
+        <w:t>20. ábra: A játék állapotai</w:t>
+      </w:r>
+    </w:p>
+    <w:p>
+      <w:pPr>
+        <w:jc w:val="center"/>
+      </w:pPr>
     </w:p>
     <w:p>
       <w:pPr>
@@ -6633,7 +6782,10 @@
         </w:numPr>
       </w:pPr>
       <w:r>
-        <w:t>Nyersanyag: Ez egy string aminek az állapota változhat a játék alatt, ha a változó üres string, akkor a mező nem tartalmaz nyersanyagot. A tárolt adattól függően a nyersanyagok az alábbiak lehetnek: űrhajó, fa, kő, vas, ásványok, nyersolaj. FOLYTASD</w:t>
+        <w:t>Nyersanyag: Ez egy string aminek az állapota változhat a játék alatt, ha a változó üres string, akkor a mező nem tartalmaz nyersanyagot. A tárolt adattól függően a nyersanyagok az alábbiak lehetnek: űrhajó, fa</w:t>
+      </w:r>
+      <w:r>
+        <w:t>, kő, vas, ásványok, nyersolaj.</w:t>
       </w:r>
     </w:p>
     <w:p>
@@ -6645,8 +6797,11 @@
         </w:numPr>
       </w:pPr>
       <w:r>
+        <w:t xml:space="preserve">Nyersanyag állapota: Ez egy bool aminek az állapota változhat a játék alatt, igaz csak akkor lehet ha a mező tartalmaz nyersanyagot. Az űrhajót leszámítva a működése a </w:t>
+      </w:r>
+      <w:r>
         <w:lastRenderedPageBreak/>
-        <w:t>Nyersanyag állapota: Ez egy bool aminek az állapota változhat a játék alatt, igaz csak akkor lehet ha a mező tartalmaz nyersanyagot. Az űrhajót leszámítva a működése a következő: Ha igaz az ott lévő nyersanyag nagyrésze már hiányzik és csak kevés termelhető ki, ha hamis, akkor a nyersanyag még érintetlen. Az űrhajó esetében hamis a még nem kész űrhajót jelenti, míg igaz azt, hogy már csak az üzemanyag hiányzik</w:t>
+        <w:t>következő: Ha igaz az ott lévő nyersanyag nagyrésze már hiányzik és csak kevés termelhető ki, ha hamis, akkor a nyersanyag még érintetlen. Az űrhajó esetében hamis a még nem kész űrhajót jelenti, míg igaz azt, hogy már csak az üzemanyag hiányzik</w:t>
       </w:r>
       <w:r>
         <w:t xml:space="preserve"> az kilövéshez</w:t>
@@ -6716,56 +6871,6 @@
         <w:pStyle w:val="Cmsor4"/>
       </w:pPr>
       <w:r>
-        <w:t>Gomb állapotok</w:t>
-      </w:r>
-    </w:p>
-    <w:p>
-      <w:r>
-        <w:t xml:space="preserve">A játék sok helyen használ gombokat, egészpontosan </w:t>
-      </w:r>
-      <w:r>
-        <w:t>a Button jelenetet. Ezek a gombok a menükben és a játék közbeni felhasználói felületeken is megjelennek. A programban egy gomb két állapotban lehet:</w:t>
-      </w:r>
-    </w:p>
-    <w:p>
-      <w:pPr>
-        <w:pStyle w:val="Listaszerbekezds"/>
-        <w:numPr>
-          <w:ilvl w:val="0"/>
-          <w:numId w:val="30"/>
-        </w:numPr>
-      </w:pPr>
-      <w:r>
-        <w:t xml:space="preserve">Gomb állapot: Ebben az esetben a gomb végig nem megnyomott állapotban </w:t>
-      </w:r>
-      <w:r>
-        <w:t>van,</w:t>
-      </w:r>
-      <w:r>
-        <w:t xml:space="preserve"> amíg a játékos rá nem kattint. Ebben az esettben a gomb lenyomott állapotba kerül ideiglenesen majd gyorsan vissza is áll nem megnyomott állapotba.</w:t>
-      </w:r>
-    </w:p>
-    <w:p>
-      <w:pPr>
-        <w:pStyle w:val="Listaszerbekezds"/>
-        <w:numPr>
-          <w:ilvl w:val="0"/>
-          <w:numId w:val="30"/>
-        </w:numPr>
-      </w:pPr>
-      <w:r>
-        <w:lastRenderedPageBreak/>
-        <w:t>Kapcsoló állapot: Ebben az állapotban a kapcsoló két állapot között állítható</w:t>
-      </w:r>
-      <w:r>
-        <w:t>, fel és le állapot között. Megnyomásakor, ha fel állapotban volt átkerül le állapotba, ha le állapotban volt átkerül fel állapotba.</w:t>
-      </w:r>
-    </w:p>
-    <w:p>
-      <w:pPr>
-        <w:pStyle w:val="Cmsor4"/>
-      </w:pPr>
-      <w:r>
         <w:t>Ellenség állapotok</w:t>
       </w:r>
     </w:p>
@@ -6811,6 +6916,7 @@
     </w:p>
     <w:p>
       <w:r>
+        <w:lastRenderedPageBreak/>
         <w:t>Ugyan ilyen módon van támadás állapotuk, amikor a támadás állapotba kerülnek a mozgás állapothoz hasonlóan blokkolják a többi interakciót és állapotváltozást</w:t>
       </w:r>
       <w:r>
@@ -6824,6 +6930,26 @@
       <w:r>
         <w:t>Életben van vagy meghalt állapot: Az ellenségek a kalandtérképen mindig életben vannak. Meghalt állapotba csak a harctérképen kerülhetnek. Ebbe az állapotba akkor kerülnek amikor a harctérképen az életerejük nullát vagy nulla alatti értéket vesz fel.</w:t>
       </w:r>
+    </w:p>
+    <w:p>
+      <w:pPr>
+        <w:pStyle w:val="Kpalrs"/>
+      </w:pPr>
+      <w:r>
+        <w:pict w14:anchorId="23AFF50D">
+          <v:shape id="_x0000_i1045" type="#_x0000_t75" style="width:453pt;height:429.6pt">
+            <v:imagedata r:id="rId34" o:title="Képernyőkép 2026-05-01 142231"/>
+          </v:shape>
+        </w:pict>
+      </w:r>
+      <w:r>
+        <w:t>21. ábra: Az ellenségek állapotai</w:t>
+      </w:r>
+    </w:p>
+    <w:p>
+      <w:pPr>
+        <w:jc w:val="center"/>
+      </w:pPr>
     </w:p>
     <w:p>
       <w:pPr>
@@ -6859,6 +6985,7 @@
         </w:numPr>
       </w:pPr>
       <w:r>
+        <w:lastRenderedPageBreak/>
         <w:t>Normál állapot: A játékos alap állapota, ebben az állapotban használhatja a szerszámövén lévő eszközöket.</w:t>
       </w:r>
     </w:p>
@@ -6874,11 +7001,7 @@
         <w:t>Mozgás állapot: A játékos akkor kerül mozgás állapotba, amikor a játékos karaktere elkezd egyik mezőről a másikra mozogni. A játékos akkor kerül vissza nem mozgás állapotba, amikor megérkezik a megcélzott mezőre. Amíg a játékos állapota mozgás az ellenségek nem kerülhetnek mozgás és támadás állapotba</w:t>
       </w:r>
       <w:r>
-        <w:t xml:space="preserve"> és a felhasználó nem adhat </w:t>
-      </w:r>
-      <w:r>
-        <w:lastRenderedPageBreak/>
-        <w:t xml:space="preserve">más parancsot a játékosnak. Ha nem mozgás állapotban </w:t>
+        <w:t xml:space="preserve"> és a felhasználó nem adhat más parancsot a játékosnak. Ha nem mozgás állapotban </w:t>
       </w:r>
       <w:r>
         <w:t>van hanem normál állapotban,</w:t>
@@ -6958,6 +7081,22 @@
     </w:p>
     <w:p>
       <w:pPr>
+        <w:pStyle w:val="Kpalrs"/>
+      </w:pPr>
+      <w:r>
+        <w:lastRenderedPageBreak/>
+        <w:pict w14:anchorId="215E28DA">
+          <v:shape id="_x0000_i1046" type="#_x0000_t75" style="width:453.6pt;height:229.2pt">
+            <v:imagedata r:id="rId35" o:title="Képernyőkép 2026-05-01 135655"/>
+          </v:shape>
+        </w:pict>
+      </w:r>
+      <w:r>
+        <w:t>22. ábra: A Játékos állapotai</w:t>
+      </w:r>
+    </w:p>
+    <w:p>
+      <w:pPr>
         <w:pStyle w:val="Cmsor3"/>
       </w:pPr>
       <w:r>
@@ -7026,22 +7165,22 @@
         </w:numPr>
       </w:pPr>
       <w:r>
+        <w:t>basic_ui.gd: A BasicUI jelenet logikájáért felelős script</w:t>
+      </w:r>
+    </w:p>
+    <w:p>
+      <w:r>
+        <w:t>Menü modul:</w:t>
+      </w:r>
+    </w:p>
+    <w:p>
+      <w:r>
+        <w:t>A különböző menük megjelenítéséért felelős modul</w:t>
+      </w:r>
+    </w:p>
+    <w:p>
+      <w:r>
         <w:lastRenderedPageBreak/>
-        <w:t>basic_ui.gd: A BasicUI jelenet logikájáért felelős script</w:t>
-      </w:r>
-    </w:p>
-    <w:p>
-      <w:r>
-        <w:t>Menü modul:</w:t>
-      </w:r>
-    </w:p>
-    <w:p>
-      <w:r>
-        <w:t>A különböző menük megjelenítéséért felelős modul</w:t>
-      </w:r>
-    </w:p>
-    <w:p>
-      <w:r>
         <w:t>A modul főbb komponensei:</w:t>
       </w:r>
     </w:p>
@@ -7269,7 +7408,6 @@
         </w:numPr>
       </w:pPr>
       <w:r>
-        <w:lastRenderedPageBreak/>
         <w:t>Player.tscn</w:t>
       </w:r>
       <w:r>
@@ -7298,6 +7436,7 @@
     </w:p>
     <w:p>
       <w:r>
+        <w:lastRenderedPageBreak/>
         <w:t>Az ellenségek irányításáért felelős modul. Fő komponensei:</w:t>
       </w:r>
     </w:p>
@@ -7426,40 +7565,134 @@
         <w:t>A felhasználói felület egyszerű felépítését segíti a Godot játék</w:t>
       </w:r>
       <w:r>
-        <w:t>motorba beépített hierarchikus CanvasLayer node ami mindig a jelenet legelején jelenik meg, így az mindig látható.</w:t>
-      </w:r>
-      <w:bookmarkStart w:id="30" w:name="_GoBack"/>
+        <w:t>motorba beépített hierarchikus CanvasLaye</w:t>
+      </w:r>
+      <w:r>
+        <w:t>r node ami mindig a jelenet legtet</w:t>
+      </w:r>
+      <w:r>
+        <w:t>ején jelenik meg, így az mindig látható.</w:t>
+      </w:r>
+    </w:p>
+    <w:p>
+      <w:pPr>
+        <w:pStyle w:val="Cmsor3"/>
+      </w:pPr>
+      <w:bookmarkStart w:id="29" w:name="_Toc228359989"/>
+      <w:r>
+        <w:t>Véletlenszerű térkép létrehozása</w:t>
+      </w:r>
+      <w:bookmarkEnd w:id="29"/>
+    </w:p>
+    <w:p>
+      <w:r>
+        <w:t>A térkép létrehozása minden új játék kezdésekor történik. Fontos, hogy a térképek mindig mások legyenek, ezt fehérzaj használatával lehet elérni.</w:t>
+      </w:r>
+    </w:p>
+    <w:p>
+      <w:r>
+        <w:t xml:space="preserve">A Godot játékmotor tartalmaz </w:t>
+      </w:r>
+      <w:r>
+        <w:t>ehhez</w:t>
+      </w:r>
+      <w:r>
+        <w:t xml:space="preserve"> </w:t>
+      </w:r>
+      <w:r>
+        <w:t>beépített függvényeket, amiket alkalmaztam a játék készítése közben.</w:t>
+      </w:r>
+    </w:p>
+    <w:p>
+      <w:pPr>
+        <w:pStyle w:val="Cmsor2"/>
+      </w:pPr>
+      <w:bookmarkStart w:id="30" w:name="_Toc228359990"/>
+      <w:r>
+        <w:t>Megvalósítás részei</w:t>
+      </w:r>
       <w:bookmarkEnd w:id="30"/>
     </w:p>
     <w:p>
       <w:pPr>
         <w:pStyle w:val="Cmsor3"/>
       </w:pPr>
-      <w:bookmarkStart w:id="31" w:name="_Toc228359989"/>
-      <w:r>
-        <w:t>Véletlenszerű térkép létrehozása</w:t>
+      <w:bookmarkStart w:id="31" w:name="_Toc228359991"/>
+      <w:r>
+        <w:t>GDScript nyelvi elemeinek használata</w:t>
       </w:r>
       <w:bookmarkEnd w:id="31"/>
     </w:p>
     <w:p>
-      <w:pPr>
-        <w:pStyle w:val="Cmsor2"/>
-      </w:pPr>
-      <w:bookmarkStart w:id="32" w:name="_Toc228359990"/>
-      <w:r>
-        <w:t>Megvalósítás részei</w:t>
-      </w:r>
-      <w:bookmarkEnd w:id="32"/>
+      <w:r>
+        <w:t>A Godot programnyelve a GDScript számos tulajdonsággal rendelkezik amik hasznosak voltak a játék fejlesztéséhez. Például az @onready előjel, amely képes előkészíteni jeleneteket, hogy azokat később könnyen meglehessen jeleníteni.</w:t>
+      </w:r>
     </w:p>
     <w:p>
       <w:pPr>
         <w:pStyle w:val="Cmsor3"/>
       </w:pPr>
-      <w:bookmarkStart w:id="33" w:name="_Toc228359991"/>
-      <w:r>
-        <w:t>GDScript nyelvi elemeinek használata</w:t>
-      </w:r>
-      <w:bookmarkEnd w:id="33"/>
+      <w:r>
+        <w:lastRenderedPageBreak/>
+        <w:t>A Godot beépített funkcióinak használata</w:t>
+      </w:r>
+    </w:p>
+    <w:p>
+      <w:r>
+        <w:t>A játékmotor több beépített funkcióját is használtam a projekt során:</w:t>
+      </w:r>
+    </w:p>
+    <w:p>
+      <w:pPr>
+        <w:pStyle w:val="Listaszerbekezds"/>
+        <w:numPr>
+          <w:ilvl w:val="0"/>
+          <w:numId w:val="39"/>
+        </w:numPr>
+      </w:pPr>
+      <w:r>
+        <w:t>Node felépítés: A</w:t>
+      </w:r>
+      <w:r>
+        <w:t>játék elemeinek felépítése, hierarchikus módon.</w:t>
+      </w:r>
+    </w:p>
+    <w:p>
+      <w:pPr>
+        <w:pStyle w:val="Listaszerbekezds"/>
+        <w:numPr>
+          <w:ilvl w:val="0"/>
+          <w:numId w:val="39"/>
+        </w:numPr>
+      </w:pPr>
+      <w:r>
+        <w:t>Szignál rendszer: A node-ok és jelenetek közti kommunikációra szignálokat használtam</w:t>
+      </w:r>
+    </w:p>
+    <w:p>
+      <w:pPr>
+        <w:pStyle w:val="Listaszerbekezds"/>
+        <w:numPr>
+          <w:ilvl w:val="0"/>
+          <w:numId w:val="39"/>
+        </w:numPr>
+      </w:pPr>
+      <w:r>
+        <w:t>Tween animáció: A játék néhány egyszerűbb mozgás animációja mellé tween animációkat is alkalmaztam.</w:t>
+      </w:r>
+    </w:p>
+    <w:p>
+      <w:pPr>
+        <w:pStyle w:val="Cmsor3"/>
+      </w:pPr>
+      <w:r>
+        <w:t>Tesztelés</w:t>
+      </w:r>
+    </w:p>
+    <w:p>
+      <w:r>
+        <w:t>A program írása közben minden új funkció hozzáadása és azok változtatása után teszteltem a játékot. A módszer nem fedett fel minden lehetséges hibát ezért a játék elkészülése után azt többször különböző módokon végig játszottam és az így felmerülő hibákat utólag javítottam.ú</w:t>
+      </w:r>
     </w:p>
     <w:p>
       <w:pPr>
@@ -7474,25 +7707,18 @@
       <w:pPr>
         <w:pStyle w:val="Cmsor1"/>
       </w:pPr>
-      <w:bookmarkStart w:id="34" w:name="_Toc228359992"/>
-      <w:commentRangeStart w:id="35"/>
+      <w:bookmarkStart w:id="32" w:name="_Toc228359992"/>
       <w:r>
         <w:lastRenderedPageBreak/>
         <w:t>Összefoglalás és tovább</w:t>
       </w:r>
       <w:r>
-        <w:t>i fejlesztési lehetőségek</w:t>
-      </w:r>
-      <w:commentRangeEnd w:id="35"/>
-      <w:r>
-        <w:rPr>
-          <w:rStyle w:val="Jegyzethivatkozs"/>
-          <w:sz w:val="32"/>
-          <w:szCs w:val="32"/>
-        </w:rPr>
-        <w:commentReference w:id="35"/>
-      </w:r>
-      <w:bookmarkEnd w:id="34"/>
+        <w:t>i fejlesztési lehetősége</w:t>
+      </w:r>
+      <w:bookmarkEnd w:id="32"/>
+      <w:r>
+        <w:t>k</w:t>
+      </w:r>
     </w:p>
     <w:p>
       <w:pPr>
@@ -7503,11 +7729,18 @@
       </w:r>
     </w:p>
     <w:p>
-      <w:pPr>
-        <w:pStyle w:val="Cmsor3"/>
-      </w:pPr>
-      <w:r>
-        <w:t>Utóvélemény</w:t>
+      <w:r>
+        <w:t>A szakdolgozatom egy 2D felülnézetes kalandjátéknak terveztem és ezt a Godot játékmotoron keresztül a GDScript szkirptnyelv használatával valósítottam meg. Fő célomat, hogy egy olyan játékot készítsek amit én is élveznék elértem.</w:t>
+      </w:r>
+    </w:p>
+    <w:p>
+      <w:r>
+        <w:t>A fejlesztés során talán legfőbb szempontom a moduláris könnyen bővíthető kód létrehozása volt, ehhez próbáltam végig tartani magam és mind a UI és karakter komponensek elkülönülésével elégedett vagyok.</w:t>
+      </w:r>
+    </w:p>
+    <w:p>
+      <w:r>
+        <w:t>Technikai szempontból elégedett vagyok mind a pálya procedurális létrehozásával és az A csillag mozgási algoritmus implementációjával. Ez a két funkció azért is fontos számomra mert ezek határozták meg nagyrészt, hogy milyen projektet készítek.</w:t>
       </w:r>
     </w:p>
     <w:p>
@@ -7515,32 +7748,99 @@
         <w:pStyle w:val="Cmsor2"/>
       </w:pPr>
       <w:r>
-        <w:t>Játék útikalauz</w:t>
-      </w:r>
-    </w:p>
-    <w:p>
-      <w:pPr>
-        <w:pStyle w:val="Cmsor2"/>
-      </w:pPr>
-      <w:r>
         <w:t>Fejlesztési lehetőségek</w:t>
       </w:r>
     </w:p>
     <w:p>
       <w:r>
-        <w:br w:type="page"/>
+        <w:t xml:space="preserve">A játék könnyen fejleszthető mind vizuálisan mind logikailag. </w:t>
+      </w:r>
+      <w:r>
+        <w:t>A program alábbi módokon való fejlesztése</w:t>
+      </w:r>
+      <w:r>
+        <w:t xml:space="preserve"> könnyedén</w:t>
+      </w:r>
+      <w:r>
+        <w:t xml:space="preserve"> növelné a játékélmény</w:t>
+      </w:r>
+      <w:r>
+        <w:t>t</w:t>
+      </w:r>
+      <w:r>
+        <w:t>:</w:t>
+      </w:r>
+    </w:p>
+    <w:p>
+      <w:pPr>
+        <w:pStyle w:val="Listaszerbekezds"/>
+        <w:numPr>
+          <w:ilvl w:val="0"/>
+          <w:numId w:val="40"/>
+        </w:numPr>
+      </w:pPr>
+      <w:r>
+        <w:t>Hangok hozzáadása: Jelenleg a játék nem tartalmaz hangalapú visszajelzéseket, de ezek jelenléte növelhetné a felhasználói élményt. Implementációja a játékmotoron keresztül egyszerűen megoldható, mivel a Godot tartalmaz node-okat amik hangok lejátszására vannak kitalálva.</w:t>
+      </w:r>
+    </w:p>
+    <w:p>
+      <w:pPr>
+        <w:pStyle w:val="Listaszerbekezds"/>
+        <w:numPr>
+          <w:ilvl w:val="0"/>
+          <w:numId w:val="40"/>
+        </w:numPr>
+      </w:pPr>
+      <w:r>
+        <w:t xml:space="preserve">Nehézségi szint: A projekt jelenleg nem tartalmaz </w:t>
+      </w:r>
+      <w:r>
+        <w:t>beállításokat,</w:t>
+      </w:r>
+      <w:r>
+        <w:t xml:space="preserve"> amik a j</w:t>
+      </w:r>
+      <w:r>
+        <w:t xml:space="preserve">áték nehézségét állítanák be. Ez a funkció könnyedén egy menü hozzádásával implementálható. A menünek hozzáférést kell biztosítania a felhasználó által jelenleg el nem érhető, fix paraméterekhez, mint az ellenségek száma, azok ereje és élet ereje. </w:t>
+      </w:r>
+      <w:r>
+        <w:t>Ezek az értékek növeléséve</w:t>
+      </w:r>
+      <w:r>
+        <w:t>l és csökkentésével a játék nehézségi szintje változatható lenne.</w:t>
+      </w:r>
+    </w:p>
+    <w:p>
+      <w:pPr>
+        <w:pStyle w:val="Listaszerbekezds"/>
+        <w:numPr>
+          <w:ilvl w:val="0"/>
+          <w:numId w:val="40"/>
+        </w:numPr>
+      </w:pPr>
+      <w:r>
+        <w:t>P</w:t>
+      </w:r>
+      <w:r>
+        <w:t>rocedurális pályagenerálás</w:t>
+      </w:r>
+      <w:r>
+        <w:t xml:space="preserve"> bővítése: </w:t>
+      </w:r>
+      <w:r>
+        <w:t>Térkép létrehozása jelenleg fehérzajon alapul, ezt a módszert lehetne bővíteni újabb zajrétegek alkalmazásával. Mivel a játékmotorba beépítve van egy FastNoiseLite könyvtár ezért az új rétegek létrehozása egyszerűen megoldható. Pár réteg hozzáadásával a pályagenerálás több féle éghajlatú térképet tudna létrehozni, amik összetettebb játékélményt biztosítanának.</w:t>
       </w:r>
     </w:p>
     <w:p>
       <w:pPr>
         <w:pStyle w:val="Cmsor1"/>
       </w:pPr>
-      <w:bookmarkStart w:id="36" w:name="_Toc228359993"/>
+      <w:bookmarkStart w:id="33" w:name="_Toc228359993"/>
       <w:r>
         <w:lastRenderedPageBreak/>
         <w:t>Irodalomjegyzék</w:t>
       </w:r>
-      <w:bookmarkEnd w:id="36"/>
+      <w:bookmarkEnd w:id="33"/>
     </w:p>
     <w:p>
       <w:pPr>
@@ -7549,48 +7849,44 @@
           <w:ilvl w:val="0"/>
           <w:numId w:val="2"/>
         </w:numPr>
-        <w:ind w:left="567" w:hanging="567"/>
-      </w:pPr>
-    </w:p>
-    <w:p>
-      <w:pPr>
-        <w:spacing w:after="160" w:line="259" w:lineRule="auto"/>
-        <w:jc w:val="left"/>
-      </w:pPr>
-      <w:r>
-        <w:br w:type="page"/>
-      </w:r>
-    </w:p>
-    <w:p>
-      <w:pPr>
-        <w:pStyle w:val="Cmsor1"/>
-      </w:pPr>
-      <w:bookmarkStart w:id="37" w:name="_Toc228359994"/>
-      <w:commentRangeStart w:id="38"/>
-      <w:r>
-        <w:lastRenderedPageBreak/>
-        <w:t>Melléklet</w:t>
-      </w:r>
-      <w:commentRangeEnd w:id="38"/>
-      <w:r>
-        <w:rPr>
-          <w:rStyle w:val="Jegyzethivatkozs"/>
-          <w:sz w:val="32"/>
-          <w:szCs w:val="32"/>
-        </w:rPr>
-        <w:commentReference w:id="38"/>
-      </w:r>
-      <w:bookmarkEnd w:id="37"/>
-    </w:p>
-    <w:p>
-      <w:pPr>
-        <w:tabs>
-          <w:tab w:val="left" w:pos="1224"/>
-        </w:tabs>
-      </w:pPr>
+      </w:pPr>
+      <w:r>
+        <w:t xml:space="preserve">A Godot játékmotor dokumentációja: </w:t>
+      </w:r>
+      <w:hyperlink r:id="rId36" w:history="1">
+        <w:r>
+          <w:rPr>
+            <w:rStyle w:val="Hiperhivatkozs"/>
+          </w:rPr>
+          <w:t>https://docs.godotengine.org/en/stable/</w:t>
+        </w:r>
+      </w:hyperlink>
+      <w:r>
+        <w:t xml:space="preserve"> (Utolsó hozzáférés 2026. április 25.)</w:t>
+      </w:r>
+    </w:p>
+    <w:p>
+      <w:pPr>
+        <w:pStyle w:val="Listaszerbekezds"/>
+        <w:numPr>
+          <w:ilvl w:val="0"/>
+          <w:numId w:val="2"/>
+        </w:numPr>
+      </w:pPr>
+      <w:r>
+        <w:t xml:space="preserve">Az A csillag algoritmus logikáját bemutató blog: </w:t>
+      </w:r>
+      <w:hyperlink r:id="rId37" w:history="1">
+        <w:r>
+          <w:rPr>
+            <w:rStyle w:val="Hiperhivatkozs"/>
+          </w:rPr>
+          <w:t>https://www.redblobgames.com/pathfinding/a-star/introduction.html</w:t>
+        </w:r>
+      </w:hyperlink>
     </w:p>
     <w:sectPr>
-      <w:footerReference w:type="default" r:id="rId28"/>
+      <w:footerReference w:type="default" r:id="rId38"/>
       <w:pgSz w:w="11906" w:h="16838"/>
       <w:pgMar w:top="1418" w:right="1418" w:bottom="1418" w:left="1418" w:header="709" w:footer="709" w:gutter="0"/>
       <w:pgNumType w:start="1"/>
@@ -7619,46 +7915,12 @@
       </w:r>
     </w:p>
   </w:comment>
-  <w:comment w:id="35" w:author="Németh Gábor Árpád Dr." w:date="2021-11-17T13:25:00Z" w:initials="NGÁD">
-    <w:p>
-      <w:pPr>
-        <w:pStyle w:val="Jegyzetszveg"/>
-      </w:pPr>
-      <w:r>
-        <w:rPr>
-          <w:rStyle w:val="Jegyzethivatkozs"/>
-        </w:rPr>
-        <w:annotationRef/>
-      </w:r>
-      <w:r>
-        <w:t>Talán érdemes különválasztani, vagy egy „Összefoglaló” c. főfejez és egy-egy „Konklúzió” és „Továbbfejlesztési lehetőségek” alfejezet</w:t>
-      </w:r>
-    </w:p>
-  </w:comment>
-  <w:comment w:id="38" w:author="Gludovátz Attila" w:date="2021-11-11T11:08:00Z" w:initials="GA">
-    <w:p>
-      <w:pPr>
-        <w:pStyle w:val="Jegyzetszveg"/>
-      </w:pPr>
-      <w:r>
-        <w:rPr>
-          <w:rStyle w:val="Jegyzethivatkozs"/>
-        </w:rPr>
-        <w:annotationRef/>
-      </w:r>
-      <w:r>
-        <w:t>Nem kötelező, csak ha szükséges.</w:t>
-      </w:r>
-    </w:p>
-  </w:comment>
 </w:comments>
 </file>
 
 <file path=word/commentsExtended.xml><?xml version="1.0" encoding="utf-8"?>
 <w15:commentsEx xmlns:wpc="http://schemas.microsoft.com/office/word/2010/wordprocessingCanvas" xmlns:cx="http://schemas.microsoft.com/office/drawing/2014/chartex" xmlns:mc="http://schemas.openxmlformats.org/markup-compatibility/2006" xmlns:o="urn:schemas-microsoft-com:office:office" xmlns:r="http://schemas.openxmlformats.org/officeDocument/2006/relationships" xmlns:m="http://schemas.openxmlformats.org/officeDocument/2006/math" xmlns:v="urn:schemas-microsoft-com:vml" xmlns:wp14="http://schemas.microsoft.com/office/word/2010/wordprocessingDrawing" xmlns:wp="http://schemas.openxmlformats.org/drawingml/2006/wordprocessingDrawing" xmlns:w10="urn:schemas-microsoft-com:office:word" xmlns:w="http://schemas.openxmlformats.org/wordprocessingml/2006/main" xmlns:w14="http://schemas.microsoft.com/office/word/2010/wordml" xmlns:w15="http://schemas.microsoft.com/office/word/2012/wordml" xmlns:w16se="http://schemas.microsoft.com/office/word/2015/wordml/symex" xmlns:wpg="http://schemas.microsoft.com/office/word/2010/wordprocessingGroup" xmlns:wpi="http://schemas.microsoft.com/office/word/2010/wordprocessingInk" xmlns:wne="http://schemas.microsoft.com/office/word/2006/wordml" xmlns:wps="http://schemas.microsoft.com/office/word/2010/wordprocessingShape" mc:Ignorable="w14 w15 w16se wp14">
   <w15:commentEx w15:paraId="6FB31DA3" w15:done="0"/>
-  <w15:commentEx w15:paraId="2366F670" w15:done="0"/>
-  <w15:commentEx w15:paraId="73D30FB7" w15:done="0"/>
 </w15:commentsEx>
 </file>
 
@@ -7700,6 +7962,7 @@
         <w:docPartUnique/>
       </w:docPartObj>
     </w:sdtPr>
+    <w:sdtEndPr/>
     <w:sdtContent>
       <w:p>
         <w:pPr>
@@ -7726,6 +7989,7 @@
         <w:docPartUnique/>
       </w:docPartObj>
     </w:sdtPr>
+    <w:sdtEndPr/>
     <w:sdtContent>
       <w:p>
         <w:pPr>
@@ -7745,7 +8009,7 @@
           <w:rPr>
             <w:noProof/>
           </w:rPr>
-          <w:t>28</w:t>
+          <w:t>24</w:t>
         </w:r>
         <w:r>
           <w:fldChar w:fldCharType="end"/>
@@ -8022,6 +8286,119 @@
     </w:lvl>
   </w:abstractNum>
   <w:abstractNum w:abstractNumId="2" w15:restartNumberingAfterBreak="0">
+    <w:nsid w:val="079C1DE9"/>
+    <w:multiLevelType w:val="hybridMultilevel"/>
+    <w:tmpl w:val="752A6C3C"/>
+    <w:lvl w:ilvl="0" w:tplc="040E0001">
+      <w:start w:val="1"/>
+      <w:numFmt w:val="bullet"/>
+      <w:lvlText w:val=""/>
+      <w:lvlJc w:val="left"/>
+      <w:pPr>
+        <w:ind w:left="720" w:hanging="360"/>
+      </w:pPr>
+      <w:rPr>
+        <w:rFonts w:ascii="Symbol" w:hAnsi="Symbol" w:hint="default"/>
+      </w:rPr>
+    </w:lvl>
+    <w:lvl w:ilvl="1" w:tplc="040E0003" w:tentative="1">
+      <w:start w:val="1"/>
+      <w:numFmt w:val="bullet"/>
+      <w:lvlText w:val="o"/>
+      <w:lvlJc w:val="left"/>
+      <w:pPr>
+        <w:ind w:left="1440" w:hanging="360"/>
+      </w:pPr>
+      <w:rPr>
+        <w:rFonts w:ascii="Courier New" w:hAnsi="Courier New" w:cs="Courier New" w:hint="default"/>
+      </w:rPr>
+    </w:lvl>
+    <w:lvl w:ilvl="2" w:tplc="040E0005" w:tentative="1">
+      <w:start w:val="1"/>
+      <w:numFmt w:val="bullet"/>
+      <w:lvlText w:val=""/>
+      <w:lvlJc w:val="left"/>
+      <w:pPr>
+        <w:ind w:left="2160" w:hanging="360"/>
+      </w:pPr>
+      <w:rPr>
+        <w:rFonts w:ascii="Wingdings" w:hAnsi="Wingdings" w:hint="default"/>
+      </w:rPr>
+    </w:lvl>
+    <w:lvl w:ilvl="3" w:tplc="040E0001" w:tentative="1">
+      <w:start w:val="1"/>
+      <w:numFmt w:val="bullet"/>
+      <w:lvlText w:val=""/>
+      <w:lvlJc w:val="left"/>
+      <w:pPr>
+        <w:ind w:left="2880" w:hanging="360"/>
+      </w:pPr>
+      <w:rPr>
+        <w:rFonts w:ascii="Symbol" w:hAnsi="Symbol" w:hint="default"/>
+      </w:rPr>
+    </w:lvl>
+    <w:lvl w:ilvl="4" w:tplc="040E0003" w:tentative="1">
+      <w:start w:val="1"/>
+      <w:numFmt w:val="bullet"/>
+      <w:lvlText w:val="o"/>
+      <w:lvlJc w:val="left"/>
+      <w:pPr>
+        <w:ind w:left="3600" w:hanging="360"/>
+      </w:pPr>
+      <w:rPr>
+        <w:rFonts w:ascii="Courier New" w:hAnsi="Courier New" w:cs="Courier New" w:hint="default"/>
+      </w:rPr>
+    </w:lvl>
+    <w:lvl w:ilvl="5" w:tplc="040E0005" w:tentative="1">
+      <w:start w:val="1"/>
+      <w:numFmt w:val="bullet"/>
+      <w:lvlText w:val=""/>
+      <w:lvlJc w:val="left"/>
+      <w:pPr>
+        <w:ind w:left="4320" w:hanging="360"/>
+      </w:pPr>
+      <w:rPr>
+        <w:rFonts w:ascii="Wingdings" w:hAnsi="Wingdings" w:hint="default"/>
+      </w:rPr>
+    </w:lvl>
+    <w:lvl w:ilvl="6" w:tplc="040E0001" w:tentative="1">
+      <w:start w:val="1"/>
+      <w:numFmt w:val="bullet"/>
+      <w:lvlText w:val=""/>
+      <w:lvlJc w:val="left"/>
+      <w:pPr>
+        <w:ind w:left="5040" w:hanging="360"/>
+      </w:pPr>
+      <w:rPr>
+        <w:rFonts w:ascii="Symbol" w:hAnsi="Symbol" w:hint="default"/>
+      </w:rPr>
+    </w:lvl>
+    <w:lvl w:ilvl="7" w:tplc="040E0003" w:tentative="1">
+      <w:start w:val="1"/>
+      <w:numFmt w:val="bullet"/>
+      <w:lvlText w:val="o"/>
+      <w:lvlJc w:val="left"/>
+      <w:pPr>
+        <w:ind w:left="5760" w:hanging="360"/>
+      </w:pPr>
+      <w:rPr>
+        <w:rFonts w:ascii="Courier New" w:hAnsi="Courier New" w:cs="Courier New" w:hint="default"/>
+      </w:rPr>
+    </w:lvl>
+    <w:lvl w:ilvl="8" w:tplc="040E0005" w:tentative="1">
+      <w:start w:val="1"/>
+      <w:numFmt w:val="bullet"/>
+      <w:lvlText w:val=""/>
+      <w:lvlJc w:val="left"/>
+      <w:pPr>
+        <w:ind w:left="6480" w:hanging="360"/>
+      </w:pPr>
+      <w:rPr>
+        <w:rFonts w:ascii="Wingdings" w:hAnsi="Wingdings" w:hint="default"/>
+      </w:rPr>
+    </w:lvl>
+  </w:abstractNum>
+  <w:abstractNum w:abstractNumId="3" w15:restartNumberingAfterBreak="0">
     <w:nsid w:val="0A6024F2"/>
     <w:multiLevelType w:val="hybridMultilevel"/>
     <w:tmpl w:val="0520E672"/>
@@ -8110,7 +8487,7 @@
       </w:pPr>
     </w:lvl>
   </w:abstractNum>
-  <w:abstractNum w:abstractNumId="3" w15:restartNumberingAfterBreak="0">
+  <w:abstractNum w:abstractNumId="4" w15:restartNumberingAfterBreak="0">
     <w:nsid w:val="0AF5192C"/>
     <w:multiLevelType w:val="hybridMultilevel"/>
     <w:tmpl w:val="AEFCAD10"/>
@@ -8223,7 +8600,7 @@
       </w:rPr>
     </w:lvl>
   </w:abstractNum>
-  <w:abstractNum w:abstractNumId="4" w15:restartNumberingAfterBreak="0">
+  <w:abstractNum w:abstractNumId="5" w15:restartNumberingAfterBreak="0">
     <w:nsid w:val="15D00D3C"/>
     <w:multiLevelType w:val="hybridMultilevel"/>
     <w:tmpl w:val="D55A8B76"/>
@@ -8336,7 +8713,7 @@
       </w:rPr>
     </w:lvl>
   </w:abstractNum>
-  <w:abstractNum w:abstractNumId="5" w15:restartNumberingAfterBreak="0">
+  <w:abstractNum w:abstractNumId="6" w15:restartNumberingAfterBreak="0">
     <w:nsid w:val="1D101A5E"/>
     <w:multiLevelType w:val="hybridMultilevel"/>
     <w:tmpl w:val="74F8E2EE"/>
@@ -8449,7 +8826,7 @@
       </w:rPr>
     </w:lvl>
   </w:abstractNum>
-  <w:abstractNum w:abstractNumId="6" w15:restartNumberingAfterBreak="0">
+  <w:abstractNum w:abstractNumId="7" w15:restartNumberingAfterBreak="0">
     <w:nsid w:val="20CB5165"/>
     <w:multiLevelType w:val="hybridMultilevel"/>
     <w:tmpl w:val="A11C2CD2"/>
@@ -8535,7 +8912,7 @@
       </w:pPr>
     </w:lvl>
   </w:abstractNum>
-  <w:abstractNum w:abstractNumId="7" w15:restartNumberingAfterBreak="0">
+  <w:abstractNum w:abstractNumId="8" w15:restartNumberingAfterBreak="0">
     <w:nsid w:val="245210AC"/>
     <w:multiLevelType w:val="hybridMultilevel"/>
     <w:tmpl w:val="B256FF5A"/>
@@ -8648,7 +9025,7 @@
       </w:rPr>
     </w:lvl>
   </w:abstractNum>
-  <w:abstractNum w:abstractNumId="8" w15:restartNumberingAfterBreak="0">
+  <w:abstractNum w:abstractNumId="9" w15:restartNumberingAfterBreak="0">
     <w:nsid w:val="24DB3079"/>
     <w:multiLevelType w:val="hybridMultilevel"/>
     <w:tmpl w:val="A89E5C94"/>
@@ -8761,7 +9138,7 @@
       </w:rPr>
     </w:lvl>
   </w:abstractNum>
-  <w:abstractNum w:abstractNumId="9" w15:restartNumberingAfterBreak="0">
+  <w:abstractNum w:abstractNumId="10" w15:restartNumberingAfterBreak="0">
     <w:nsid w:val="257A60B8"/>
     <w:multiLevelType w:val="hybridMultilevel"/>
     <w:tmpl w:val="7E2A9644"/>
@@ -8874,7 +9251,7 @@
       </w:rPr>
     </w:lvl>
   </w:abstractNum>
-  <w:abstractNum w:abstractNumId="10" w15:restartNumberingAfterBreak="0">
+  <w:abstractNum w:abstractNumId="11" w15:restartNumberingAfterBreak="0">
     <w:nsid w:val="2E9F5901"/>
     <w:multiLevelType w:val="hybridMultilevel"/>
     <w:tmpl w:val="6DC6DB2E"/>
@@ -8987,7 +9364,7 @@
       </w:rPr>
     </w:lvl>
   </w:abstractNum>
-  <w:abstractNum w:abstractNumId="11" w15:restartNumberingAfterBreak="0">
+  <w:abstractNum w:abstractNumId="12" w15:restartNumberingAfterBreak="0">
     <w:nsid w:val="32E81FC0"/>
     <w:multiLevelType w:val="hybridMultilevel"/>
     <w:tmpl w:val="93AE2666"/>
@@ -9100,7 +9477,7 @@
       </w:rPr>
     </w:lvl>
   </w:abstractNum>
-  <w:abstractNum w:abstractNumId="12" w15:restartNumberingAfterBreak="0">
+  <w:abstractNum w:abstractNumId="13" w15:restartNumberingAfterBreak="0">
     <w:nsid w:val="331E312D"/>
     <w:multiLevelType w:val="hybridMultilevel"/>
     <w:tmpl w:val="CC66EC2C"/>
@@ -9189,7 +9566,7 @@
       </w:pPr>
     </w:lvl>
   </w:abstractNum>
-  <w:abstractNum w:abstractNumId="13" w15:restartNumberingAfterBreak="0">
+  <w:abstractNum w:abstractNumId="14" w15:restartNumberingAfterBreak="0">
     <w:nsid w:val="35146F89"/>
     <w:multiLevelType w:val="hybridMultilevel"/>
     <w:tmpl w:val="5E38DFC8"/>
@@ -9302,7 +9679,7 @@
       </w:rPr>
     </w:lvl>
   </w:abstractNum>
-  <w:abstractNum w:abstractNumId="14" w15:restartNumberingAfterBreak="0">
+  <w:abstractNum w:abstractNumId="15" w15:restartNumberingAfterBreak="0">
     <w:nsid w:val="360D5836"/>
     <w:multiLevelType w:val="hybridMultilevel"/>
     <w:tmpl w:val="C0004F86"/>
@@ -9415,7 +9792,7 @@
       </w:rPr>
     </w:lvl>
   </w:abstractNum>
-  <w:abstractNum w:abstractNumId="15" w15:restartNumberingAfterBreak="0">
+  <w:abstractNum w:abstractNumId="16" w15:restartNumberingAfterBreak="0">
     <w:nsid w:val="39582686"/>
     <w:multiLevelType w:val="hybridMultilevel"/>
     <w:tmpl w:val="54AEF15C"/>
@@ -9528,7 +9905,120 @@
       </w:rPr>
     </w:lvl>
   </w:abstractNum>
-  <w:abstractNum w:abstractNumId="16" w15:restartNumberingAfterBreak="0">
+  <w:abstractNum w:abstractNumId="17" w15:restartNumberingAfterBreak="0">
+    <w:nsid w:val="3E492C98"/>
+    <w:multiLevelType w:val="hybridMultilevel"/>
+    <w:tmpl w:val="1F8E098E"/>
+    <w:lvl w:ilvl="0" w:tplc="040E0001">
+      <w:start w:val="1"/>
+      <w:numFmt w:val="bullet"/>
+      <w:lvlText w:val=""/>
+      <w:lvlJc w:val="left"/>
+      <w:pPr>
+        <w:ind w:left="720" w:hanging="360"/>
+      </w:pPr>
+      <w:rPr>
+        <w:rFonts w:ascii="Symbol" w:hAnsi="Symbol" w:hint="default"/>
+      </w:rPr>
+    </w:lvl>
+    <w:lvl w:ilvl="1" w:tplc="040E0003" w:tentative="1">
+      <w:start w:val="1"/>
+      <w:numFmt w:val="bullet"/>
+      <w:lvlText w:val="o"/>
+      <w:lvlJc w:val="left"/>
+      <w:pPr>
+        <w:ind w:left="1440" w:hanging="360"/>
+      </w:pPr>
+      <w:rPr>
+        <w:rFonts w:ascii="Courier New" w:hAnsi="Courier New" w:cs="Courier New" w:hint="default"/>
+      </w:rPr>
+    </w:lvl>
+    <w:lvl w:ilvl="2" w:tplc="040E0005" w:tentative="1">
+      <w:start w:val="1"/>
+      <w:numFmt w:val="bullet"/>
+      <w:lvlText w:val=""/>
+      <w:lvlJc w:val="left"/>
+      <w:pPr>
+        <w:ind w:left="2160" w:hanging="360"/>
+      </w:pPr>
+      <w:rPr>
+        <w:rFonts w:ascii="Wingdings" w:hAnsi="Wingdings" w:hint="default"/>
+      </w:rPr>
+    </w:lvl>
+    <w:lvl w:ilvl="3" w:tplc="040E0001" w:tentative="1">
+      <w:start w:val="1"/>
+      <w:numFmt w:val="bullet"/>
+      <w:lvlText w:val=""/>
+      <w:lvlJc w:val="left"/>
+      <w:pPr>
+        <w:ind w:left="2880" w:hanging="360"/>
+      </w:pPr>
+      <w:rPr>
+        <w:rFonts w:ascii="Symbol" w:hAnsi="Symbol" w:hint="default"/>
+      </w:rPr>
+    </w:lvl>
+    <w:lvl w:ilvl="4" w:tplc="040E0003" w:tentative="1">
+      <w:start w:val="1"/>
+      <w:numFmt w:val="bullet"/>
+      <w:lvlText w:val="o"/>
+      <w:lvlJc w:val="left"/>
+      <w:pPr>
+        <w:ind w:left="3600" w:hanging="360"/>
+      </w:pPr>
+      <w:rPr>
+        <w:rFonts w:ascii="Courier New" w:hAnsi="Courier New" w:cs="Courier New" w:hint="default"/>
+      </w:rPr>
+    </w:lvl>
+    <w:lvl w:ilvl="5" w:tplc="040E0005" w:tentative="1">
+      <w:start w:val="1"/>
+      <w:numFmt w:val="bullet"/>
+      <w:lvlText w:val=""/>
+      <w:lvlJc w:val="left"/>
+      <w:pPr>
+        <w:ind w:left="4320" w:hanging="360"/>
+      </w:pPr>
+      <w:rPr>
+        <w:rFonts w:ascii="Wingdings" w:hAnsi="Wingdings" w:hint="default"/>
+      </w:rPr>
+    </w:lvl>
+    <w:lvl w:ilvl="6" w:tplc="040E0001" w:tentative="1">
+      <w:start w:val="1"/>
+      <w:numFmt w:val="bullet"/>
+      <w:lvlText w:val=""/>
+      <w:lvlJc w:val="left"/>
+      <w:pPr>
+        <w:ind w:left="5040" w:hanging="360"/>
+      </w:pPr>
+      <w:rPr>
+        <w:rFonts w:ascii="Symbol" w:hAnsi="Symbol" w:hint="default"/>
+      </w:rPr>
+    </w:lvl>
+    <w:lvl w:ilvl="7" w:tplc="040E0003" w:tentative="1">
+      <w:start w:val="1"/>
+      <w:numFmt w:val="bullet"/>
+      <w:lvlText w:val="o"/>
+      <w:lvlJc w:val="left"/>
+      <w:pPr>
+        <w:ind w:left="5760" w:hanging="360"/>
+      </w:pPr>
+      <w:rPr>
+        <w:rFonts w:ascii="Courier New" w:hAnsi="Courier New" w:cs="Courier New" w:hint="default"/>
+      </w:rPr>
+    </w:lvl>
+    <w:lvl w:ilvl="8" w:tplc="040E0005" w:tentative="1">
+      <w:start w:val="1"/>
+      <w:numFmt w:val="bullet"/>
+      <w:lvlText w:val=""/>
+      <w:lvlJc w:val="left"/>
+      <w:pPr>
+        <w:ind w:left="6480" w:hanging="360"/>
+      </w:pPr>
+      <w:rPr>
+        <w:rFonts w:ascii="Wingdings" w:hAnsi="Wingdings" w:hint="default"/>
+      </w:rPr>
+    </w:lvl>
+  </w:abstractNum>
+  <w:abstractNum w:abstractNumId="18" w15:restartNumberingAfterBreak="0">
     <w:nsid w:val="3F89382D"/>
     <w:multiLevelType w:val="hybridMultilevel"/>
     <w:tmpl w:val="B31CB270"/>
@@ -9641,7 +10131,7 @@
       </w:rPr>
     </w:lvl>
   </w:abstractNum>
-  <w:abstractNum w:abstractNumId="17" w15:restartNumberingAfterBreak="0">
+  <w:abstractNum w:abstractNumId="19" w15:restartNumberingAfterBreak="0">
     <w:nsid w:val="403E4E9A"/>
     <w:multiLevelType w:val="hybridMultilevel"/>
     <w:tmpl w:val="611A9764"/>
@@ -9754,7 +10244,7 @@
       </w:rPr>
     </w:lvl>
   </w:abstractNum>
-  <w:abstractNum w:abstractNumId="18" w15:restartNumberingAfterBreak="0">
+  <w:abstractNum w:abstractNumId="20" w15:restartNumberingAfterBreak="0">
     <w:nsid w:val="44357467"/>
     <w:multiLevelType w:val="hybridMultilevel"/>
     <w:tmpl w:val="AA225F38"/>
@@ -9867,7 +10357,7 @@
       </w:rPr>
     </w:lvl>
   </w:abstractNum>
-  <w:abstractNum w:abstractNumId="19" w15:restartNumberingAfterBreak="0">
+  <w:abstractNum w:abstractNumId="21" w15:restartNumberingAfterBreak="0">
     <w:nsid w:val="4736273B"/>
     <w:multiLevelType w:val="hybridMultilevel"/>
     <w:tmpl w:val="5DE215C2"/>
@@ -9980,7 +10470,7 @@
       </w:rPr>
     </w:lvl>
   </w:abstractNum>
-  <w:abstractNum w:abstractNumId="20" w15:restartNumberingAfterBreak="0">
+  <w:abstractNum w:abstractNumId="22" w15:restartNumberingAfterBreak="0">
     <w:nsid w:val="529446CD"/>
     <w:multiLevelType w:val="hybridMultilevel"/>
     <w:tmpl w:val="C53AB7B8"/>
@@ -10093,7 +10583,7 @@
       </w:rPr>
     </w:lvl>
   </w:abstractNum>
-  <w:abstractNum w:abstractNumId="21" w15:restartNumberingAfterBreak="0">
+  <w:abstractNum w:abstractNumId="23" w15:restartNumberingAfterBreak="0">
     <w:nsid w:val="54BA30A9"/>
     <w:multiLevelType w:val="hybridMultilevel"/>
     <w:tmpl w:val="E8407632"/>
@@ -10206,7 +10696,7 @@
       </w:rPr>
     </w:lvl>
   </w:abstractNum>
-  <w:abstractNum w:abstractNumId="22" w15:restartNumberingAfterBreak="0">
+  <w:abstractNum w:abstractNumId="24" w15:restartNumberingAfterBreak="0">
     <w:nsid w:val="558D5210"/>
     <w:multiLevelType w:val="hybridMultilevel"/>
     <w:tmpl w:val="DD4684E6"/>
@@ -10319,7 +10809,7 @@
       </w:rPr>
     </w:lvl>
   </w:abstractNum>
-  <w:abstractNum w:abstractNumId="23" w15:restartNumberingAfterBreak="0">
+  <w:abstractNum w:abstractNumId="25" w15:restartNumberingAfterBreak="0">
     <w:nsid w:val="56D0286E"/>
     <w:multiLevelType w:val="hybridMultilevel"/>
     <w:tmpl w:val="CC66EC2C"/>
@@ -10408,7 +10898,7 @@
       </w:pPr>
     </w:lvl>
   </w:abstractNum>
-  <w:abstractNum w:abstractNumId="24" w15:restartNumberingAfterBreak="0">
+  <w:abstractNum w:abstractNumId="26" w15:restartNumberingAfterBreak="0">
     <w:nsid w:val="56FE0D71"/>
     <w:multiLevelType w:val="hybridMultilevel"/>
     <w:tmpl w:val="B0FE9DC0"/>
@@ -10521,7 +11011,7 @@
       </w:rPr>
     </w:lvl>
   </w:abstractNum>
-  <w:abstractNum w:abstractNumId="25" w15:restartNumberingAfterBreak="0">
+  <w:abstractNum w:abstractNumId="27" w15:restartNumberingAfterBreak="0">
     <w:nsid w:val="58CD6CC5"/>
     <w:multiLevelType w:val="hybridMultilevel"/>
     <w:tmpl w:val="44F0097E"/>
@@ -10634,7 +11124,7 @@
       </w:rPr>
     </w:lvl>
   </w:abstractNum>
-  <w:abstractNum w:abstractNumId="26" w15:restartNumberingAfterBreak="0">
+  <w:abstractNum w:abstractNumId="28" w15:restartNumberingAfterBreak="0">
     <w:nsid w:val="5CEB7C8F"/>
     <w:multiLevelType w:val="hybridMultilevel"/>
     <w:tmpl w:val="AE824544"/>
@@ -10747,7 +11237,7 @@
       </w:rPr>
     </w:lvl>
   </w:abstractNum>
-  <w:abstractNum w:abstractNumId="27" w15:restartNumberingAfterBreak="0">
+  <w:abstractNum w:abstractNumId="29" w15:restartNumberingAfterBreak="0">
     <w:nsid w:val="61B52CCE"/>
     <w:multiLevelType w:val="hybridMultilevel"/>
     <w:tmpl w:val="410A9708"/>
@@ -10860,7 +11350,7 @@
       </w:rPr>
     </w:lvl>
   </w:abstractNum>
-  <w:abstractNum w:abstractNumId="28" w15:restartNumberingAfterBreak="0">
+  <w:abstractNum w:abstractNumId="30" w15:restartNumberingAfterBreak="0">
     <w:nsid w:val="61B93A04"/>
     <w:multiLevelType w:val="hybridMultilevel"/>
     <w:tmpl w:val="F9FE41B4"/>
@@ -10973,7 +11463,7 @@
       </w:rPr>
     </w:lvl>
   </w:abstractNum>
-  <w:abstractNum w:abstractNumId="29" w15:restartNumberingAfterBreak="0">
+  <w:abstractNum w:abstractNumId="31" w15:restartNumberingAfterBreak="0">
     <w:nsid w:val="61C16BB6"/>
     <w:multiLevelType w:val="hybridMultilevel"/>
     <w:tmpl w:val="DA545D80"/>
@@ -11086,7 +11576,7 @@
       </w:rPr>
     </w:lvl>
   </w:abstractNum>
-  <w:abstractNum w:abstractNumId="30" w15:restartNumberingAfterBreak="0">
+  <w:abstractNum w:abstractNumId="32" w15:restartNumberingAfterBreak="0">
     <w:nsid w:val="625527B2"/>
     <w:multiLevelType w:val="hybridMultilevel"/>
     <w:tmpl w:val="42D084E8"/>
@@ -11199,7 +11689,7 @@
       </w:rPr>
     </w:lvl>
   </w:abstractNum>
-  <w:abstractNum w:abstractNumId="31" w15:restartNumberingAfterBreak="0">
+  <w:abstractNum w:abstractNumId="33" w15:restartNumberingAfterBreak="0">
     <w:nsid w:val="66C01331"/>
     <w:multiLevelType w:val="hybridMultilevel"/>
     <w:tmpl w:val="C4F0B5E2"/>
@@ -11312,7 +11802,7 @@
       </w:rPr>
     </w:lvl>
   </w:abstractNum>
-  <w:abstractNum w:abstractNumId="32" w15:restartNumberingAfterBreak="0">
+  <w:abstractNum w:abstractNumId="34" w15:restartNumberingAfterBreak="0">
     <w:nsid w:val="6D2F6911"/>
     <w:multiLevelType w:val="hybridMultilevel"/>
     <w:tmpl w:val="FF32EA34"/>
@@ -11425,7 +11915,7 @@
       </w:rPr>
     </w:lvl>
   </w:abstractNum>
-  <w:abstractNum w:abstractNumId="33" w15:restartNumberingAfterBreak="0">
+  <w:abstractNum w:abstractNumId="35" w15:restartNumberingAfterBreak="0">
     <w:nsid w:val="73F83A5A"/>
     <w:multiLevelType w:val="hybridMultilevel"/>
     <w:tmpl w:val="9A846094"/>
@@ -11538,7 +12028,7 @@
       </w:rPr>
     </w:lvl>
   </w:abstractNum>
-  <w:abstractNum w:abstractNumId="34" w15:restartNumberingAfterBreak="0">
+  <w:abstractNum w:abstractNumId="36" w15:restartNumberingAfterBreak="0">
     <w:nsid w:val="75336A2B"/>
     <w:multiLevelType w:val="hybridMultilevel"/>
     <w:tmpl w:val="A6128C32"/>
@@ -11651,7 +12141,7 @@
       </w:rPr>
     </w:lvl>
   </w:abstractNum>
-  <w:abstractNum w:abstractNumId="35" w15:restartNumberingAfterBreak="0">
+  <w:abstractNum w:abstractNumId="37" w15:restartNumberingAfterBreak="0">
     <w:nsid w:val="79AE4880"/>
     <w:multiLevelType w:val="hybridMultilevel"/>
     <w:tmpl w:val="1222134C"/>
@@ -11764,7 +12254,7 @@
       </w:rPr>
     </w:lvl>
   </w:abstractNum>
-  <w:abstractNum w:abstractNumId="36" w15:restartNumberingAfterBreak="0">
+  <w:abstractNum w:abstractNumId="38" w15:restartNumberingAfterBreak="0">
     <w:nsid w:val="7D56113E"/>
     <w:multiLevelType w:val="hybridMultilevel"/>
     <w:tmpl w:val="61962A30"/>
@@ -11877,7 +12367,7 @@
       </w:rPr>
     </w:lvl>
   </w:abstractNum>
-  <w:abstractNum w:abstractNumId="37" w15:restartNumberingAfterBreak="0">
+  <w:abstractNum w:abstractNumId="39" w15:restartNumberingAfterBreak="0">
     <w:nsid w:val="7E280EE0"/>
     <w:multiLevelType w:val="hybridMultilevel"/>
     <w:tmpl w:val="8FB22B94"/>
@@ -11994,115 +12484,121 @@
     <w:abstractNumId w:val="0"/>
   </w:num>
   <w:num w:numId="2">
-    <w:abstractNumId w:val="2"/>
+    <w:abstractNumId w:val="3"/>
   </w:num>
   <w:num w:numId="3">
-    <w:abstractNumId w:val="4"/>
+    <w:abstractNumId w:val="5"/>
   </w:num>
   <w:num w:numId="4">
-    <w:abstractNumId w:val="27"/>
+    <w:abstractNumId w:val="29"/>
   </w:num>
   <w:num w:numId="5">
-    <w:abstractNumId w:val="19"/>
+    <w:abstractNumId w:val="21"/>
   </w:num>
   <w:num w:numId="6">
+    <w:abstractNumId w:val="32"/>
+  </w:num>
+  <w:num w:numId="7">
     <w:abstractNumId w:val="30"/>
   </w:num>
-  <w:num w:numId="7">
-    <w:abstractNumId w:val="28"/>
+  <w:num w:numId="8">
+    <w:abstractNumId w:val="15"/>
   </w:num>
-  <w:num w:numId="8">
+  <w:num w:numId="9">
+    <w:abstractNumId w:val="39"/>
+  </w:num>
+  <w:num w:numId="10">
+    <w:abstractNumId w:val="31"/>
+  </w:num>
+  <w:num w:numId="11">
+    <w:abstractNumId w:val="25"/>
+  </w:num>
+  <w:num w:numId="12">
+    <w:abstractNumId w:val="7"/>
+  </w:num>
+  <w:num w:numId="13">
+    <w:abstractNumId w:val="13"/>
+  </w:num>
+  <w:num w:numId="14">
+    <w:abstractNumId w:val="34"/>
+  </w:num>
+  <w:num w:numId="15">
     <w:abstractNumId w:val="14"/>
   </w:num>
-  <w:num w:numId="9">
-    <w:abstractNumId w:val="37"/>
+  <w:num w:numId="16">
+    <w:abstractNumId w:val="35"/>
   </w:num>
-  <w:num w:numId="10">
-    <w:abstractNumId w:val="29"/>
-  </w:num>
-  <w:num w:numId="11">
-    <w:abstractNumId w:val="23"/>
-  </w:num>
-  <w:num w:numId="12">
-    <w:abstractNumId w:val="6"/>
-  </w:num>
-  <w:num w:numId="13">
+  <w:num w:numId="17">
     <w:abstractNumId w:val="12"/>
   </w:num>
-  <w:num w:numId="14">
-    <w:abstractNumId w:val="32"/>
-  </w:num>
-  <w:num w:numId="15">
-    <w:abstractNumId w:val="13"/>
-  </w:num>
-  <w:num w:numId="16">
-    <w:abstractNumId w:val="33"/>
-  </w:num>
-  <w:num w:numId="17">
-    <w:abstractNumId w:val="11"/>
-  </w:num>
   <w:num w:numId="18">
-    <w:abstractNumId w:val="34"/>
+    <w:abstractNumId w:val="36"/>
   </w:num>
   <w:num w:numId="19">
-    <w:abstractNumId w:val="9"/>
+    <w:abstractNumId w:val="10"/>
   </w:num>
   <w:num w:numId="20">
-    <w:abstractNumId w:val="7"/>
+    <w:abstractNumId w:val="8"/>
   </w:num>
   <w:num w:numId="21">
     <w:abstractNumId w:val="1"/>
   </w:num>
   <w:num w:numId="22">
-    <w:abstractNumId w:val="35"/>
+    <w:abstractNumId w:val="37"/>
   </w:num>
   <w:num w:numId="23">
-    <w:abstractNumId w:val="3"/>
+    <w:abstractNumId w:val="4"/>
   </w:num>
   <w:num w:numId="24">
-    <w:abstractNumId w:val="36"/>
+    <w:abstractNumId w:val="38"/>
   </w:num>
   <w:num w:numId="25">
-    <w:abstractNumId w:val="10"/>
+    <w:abstractNumId w:val="11"/>
   </w:num>
   <w:num w:numId="26">
+    <w:abstractNumId w:val="18"/>
+  </w:num>
+  <w:num w:numId="27">
+    <w:abstractNumId w:val="19"/>
+  </w:num>
+  <w:num w:numId="28">
+    <w:abstractNumId w:val="22"/>
+  </w:num>
+  <w:num w:numId="29">
     <w:abstractNumId w:val="16"/>
   </w:num>
-  <w:num w:numId="27">
-    <w:abstractNumId w:val="17"/>
-  </w:num>
-  <w:num w:numId="28">
+  <w:num w:numId="30">
     <w:abstractNumId w:val="20"/>
   </w:num>
-  <w:num w:numId="29">
-    <w:abstractNumId w:val="15"/>
+  <w:num w:numId="31">
+    <w:abstractNumId w:val="28"/>
   </w:num>
-  <w:num w:numId="30">
-    <w:abstractNumId w:val="18"/>
+  <w:num w:numId="32">
+    <w:abstractNumId w:val="23"/>
   </w:num>
-  <w:num w:numId="31">
+  <w:num w:numId="33">
     <w:abstractNumId w:val="26"/>
   </w:num>
-  <w:num w:numId="32">
-    <w:abstractNumId w:val="21"/>
+  <w:num w:numId="34">
+    <w:abstractNumId w:val="27"/>
   </w:num>
-  <w:num w:numId="33">
+  <w:num w:numId="35">
+    <w:abstractNumId w:val="9"/>
+  </w:num>
+  <w:num w:numId="36">
+    <w:abstractNumId w:val="33"/>
+  </w:num>
+  <w:num w:numId="37">
+    <w:abstractNumId w:val="6"/>
+  </w:num>
+  <w:num w:numId="38">
     <w:abstractNumId w:val="24"/>
   </w:num>
-  <w:num w:numId="34">
-    <w:abstractNumId w:val="25"/>
+  <w:num w:numId="39">
+    <w:abstractNumId w:val="2"/>
   </w:num>
-  <w:num w:numId="35">
-    <w:abstractNumId w:val="8"/>
-  </w:num>
-  <w:num w:numId="36">
-    <w:abstractNumId w:val="31"/>
-  </w:num>
-  <w:num w:numId="37">
-    <w:abstractNumId w:val="5"/>
-  </w:num>
-  <w:num w:numId="38">
-    <w:abstractNumId w:val="22"/>
+  <w:num w:numId="40">
+    <w:abstractNumId w:val="17"/>
   </w:num>
 </w:numbering>
 </file>
@@ -12111,9 +12607,6 @@
 <w15:people xmlns:wpc="http://schemas.microsoft.com/office/word/2010/wordprocessingCanvas" xmlns:cx="http://schemas.microsoft.com/office/drawing/2014/chartex" xmlns:mc="http://schemas.openxmlformats.org/markup-compatibility/2006" xmlns:o="urn:schemas-microsoft-com:office:office" xmlns:r="http://schemas.openxmlformats.org/officeDocument/2006/relationships" xmlns:m="http://schemas.openxmlformats.org/officeDocument/2006/math" xmlns:v="urn:schemas-microsoft-com:vml" xmlns:wp14="http://schemas.microsoft.com/office/word/2010/wordprocessingDrawing" xmlns:wp="http://schemas.openxmlformats.org/drawingml/2006/wordprocessingDrawing" xmlns:w10="urn:schemas-microsoft-com:office:word" xmlns:w="http://schemas.openxmlformats.org/wordprocessingml/2006/main" xmlns:w14="http://schemas.microsoft.com/office/word/2010/wordml" xmlns:w15="http://schemas.microsoft.com/office/word/2012/wordml" xmlns:w16se="http://schemas.microsoft.com/office/word/2015/wordml/symex" xmlns:wpg="http://schemas.microsoft.com/office/word/2010/wordprocessingGroup" xmlns:wpi="http://schemas.microsoft.com/office/word/2010/wordprocessingInk" xmlns:wne="http://schemas.microsoft.com/office/word/2006/wordml" xmlns:wps="http://schemas.microsoft.com/office/word/2010/wordprocessingShape" mc:Ignorable="w14 w15 w16se wp14">
   <w15:person w15:author="Gludovátz Attila">
     <w15:presenceInfo w15:providerId="None" w15:userId="Gludovátz Attila"/>
-  </w15:person>
-  <w15:person w15:author="Németh Gábor Árpád Dr.">
-    <w15:presenceInfo w15:providerId="AD" w15:userId="S::nga@INF.ELTE.HU::5addd491-0020-4a19-8337-cadfca835fcf"/>
   </w15:person>
 </w15:people>
 </file>
@@ -13556,6 +14049,15 @@
 </file>
 
 <file path=customXml/item1.xml><?xml version="1.0" encoding="utf-8"?>
+<?mso-contentType ?>
+<FormTemplates xmlns="http://schemas.microsoft.com/sharepoint/v3/contenttype/forms">
+  <Display>DocumentLibraryForm</Display>
+  <Edit>DocumentLibraryForm</Edit>
+  <New>DocumentLibraryForm</New>
+</FormTemplates>
+</file>
+
+<file path=customXml/item2.xml><?xml version="1.0" encoding="utf-8"?>
 <ct:contentTypeSchema xmlns:ct="http://schemas.microsoft.com/office/2006/metadata/contentType" xmlns:ma="http://schemas.microsoft.com/office/2006/metadata/properties/metaAttributes" ct:_="" ma:_="" ma:contentTypeName="Document" ma:contentTypeID="0x01010057D746A6CC7228419059D1F304ECB892" ma:contentTypeVersion="6" ma:contentTypeDescription="Create a new document." ma:contentTypeScope="" ma:versionID="230bd601e8ab138a3182c21189d57f93">
   <xsd:schema xmlns:xsd="http://www.w3.org/2001/XMLSchema" xmlns:xs="http://www.w3.org/2001/XMLSchema" xmlns:p="http://schemas.microsoft.com/office/2006/metadata/properties" xmlns:ns2="23369ae5-05ef-4c7c-a662-deac929baaef" targetNamespace="http://schemas.microsoft.com/office/2006/metadata/properties" ma:root="true" ma:fieldsID="ed8cacf55a6d923cbbf7f604d05b507d" ns2:_="">
     <xsd:import namespace="23369ae5-05ef-4c7c-a662-deac929baaef"/>
@@ -13713,20 +14215,19 @@
 </ct:contentTypeSchema>
 </file>
 
-<file path=customXml/item2.xml><?xml version="1.0" encoding="utf-8"?>
-<?mso-contentType ?>
-<FormTemplates xmlns="http://schemas.microsoft.com/sharepoint/v3/contenttype/forms">
-  <Display>DocumentLibraryForm</Display>
-  <Edit>DocumentLibraryForm</Edit>
-  <New>DocumentLibraryForm</New>
-</FormTemplates>
-</file>
-
 <file path=customXml/item3.xml><?xml version="1.0" encoding="utf-8"?>
 <b:Sources xmlns:b="http://schemas.openxmlformats.org/officeDocument/2006/bibliography" xmlns="http://schemas.openxmlformats.org/officeDocument/2006/bibliography" SelectedStyle="\APASixthEditionOfficeOnline.xsl" StyleName="APA" Version="6"/>
 </file>
 
 <file path=customXml/itemProps1.xml><?xml version="1.0" encoding="utf-8"?>
+<ds:datastoreItem xmlns:ds="http://schemas.openxmlformats.org/officeDocument/2006/customXml" ds:itemID="{79D0F40F-646A-4DBF-9119-0FC598DFBBBB}">
+  <ds:schemaRefs>
+    <ds:schemaRef ds:uri="http://schemas.microsoft.com/sharepoint/v3/contenttype/forms"/>
+  </ds:schemaRefs>
+</ds:datastoreItem>
+</file>
+
+<file path=customXml/itemProps2.xml><?xml version="1.0" encoding="utf-8"?>
 <ds:datastoreItem xmlns:ds="http://schemas.openxmlformats.org/officeDocument/2006/customXml" ds:itemID="{E0E361D0-270A-43DD-B744-DC4991A38C53}">
   <ds:schemaRefs>
     <ds:schemaRef ds:uri="http://schemas.microsoft.com/office/2006/metadata/contentType"/>
@@ -13744,16 +14245,8 @@
 </ds:datastoreItem>
 </file>
 
-<file path=customXml/itemProps2.xml><?xml version="1.0" encoding="utf-8"?>
-<ds:datastoreItem xmlns:ds="http://schemas.openxmlformats.org/officeDocument/2006/customXml" ds:itemID="{79D0F40F-646A-4DBF-9119-0FC598DFBBBB}">
-  <ds:schemaRefs>
-    <ds:schemaRef ds:uri="http://schemas.microsoft.com/sharepoint/v3/contenttype/forms"/>
-  </ds:schemaRefs>
-</ds:datastoreItem>
-</file>
-
 <file path=customXml/itemProps3.xml><?xml version="1.0" encoding="utf-8"?>
-<ds:datastoreItem xmlns:ds="http://schemas.openxmlformats.org/officeDocument/2006/customXml" ds:itemID="{2BE60D3F-850C-4B63-AF95-135DF59CB110}">
+<ds:datastoreItem xmlns:ds="http://schemas.openxmlformats.org/officeDocument/2006/customXml" ds:itemID="{0E0824B7-F8B1-46FF-B545-55F14F90D431}">
   <ds:schemaRefs>
     <ds:schemaRef ds:uri="http://schemas.openxmlformats.org/officeDocument/2006/bibliography"/>
   </ds:schemaRefs>
